--- a/Principles of Diagnostic Medicine I Exam 2/pdm-exam-2-study-guide.docx
+++ b/Principles of Diagnostic Medicine I Exam 2/pdm-exam-2-study-guide.docx
@@ -11655,7 +11655,1122 @@
                 <w:b w:val="0"/>
                 <w:i w:val="0"/>
               </w:rPr>
-              <w:t xml:space="preserve"> every threshold below is here so you can read a result, not to memorize — reference ranges are supplied on her exams. The recording of this lecture was still being transcribed when this section was written, so it is built from the slides alone.</w:t>
+              <w:t xml:space="preserve"> every threshold below is here so you can read a result, not to memorize — reference ranges are supplied on her exams. One exception she drew in the recording: the adult LDL-C goal is not a lab range, so know its two ends (below).</w:t>
+            </w:r>
+          </w:p>
+        </w:tc>
+      </w:tr>
+    </w:tbl>
+    <w:p>
+      <w:pPr>
+        <w:spacing w:after="80"/>
+      </w:pPr>
+    </w:p>
+    <w:tbl>
+      <w:tblPr>
+        <w:tblW w:type="auto" w:w="0"/>
+        <w:tblLook w:firstColumn="1" w:firstRow="1" w:lastColumn="0" w:lastRow="0" w:noHBand="0" w:noVBand="1" w:val="04A0"/>
+        <w:tblBorders>
+          <w:top w:val="single" w:sz="8" w:space="0" w:color="D4A017"/>
+          <w:left w:val="single" w:sz="8" w:space="0" w:color="D4A017"/>
+          <w:bottom w:val="single" w:sz="8" w:space="0" w:color="D4A017"/>
+          <w:right w:val="single" w:sz="8" w:space="0" w:color="D4A017"/>
+          <w:insideH w:val="single" w:sz="8" w:space="0" w:color="D4A017"/>
+          <w:insideV w:val="single" w:sz="8" w:space="0" w:color="D4A017"/>
+        </w:tblBorders>
+      </w:tblPr>
+      <w:tblGrid>
+        <w:gridCol w:w="14544"/>
+      </w:tblGrid>
+      <w:tr>
+        <w:tc>
+          <w:tcPr>
+            <w:tcW w:type="dxa" w:w="14544"/>
+            <w:shd w:val="clear" w:color="auto" w:fill="FFFBEF"/>
+          </w:tcPr>
+          <w:p>
+            <w:pPr>
+              <w:spacing w:after="80"/>
+            </w:pPr>
+            <w:r>
+              <w:rPr>
+                <w:b/>
+                <w:color w:val="8A6205"/>
+                <w:sz w:val="18"/>
+              </w:rPr>
+              <w:t>★  PROFESSOR EMPHASIS</w:t>
+            </w:r>
+          </w:p>
+          <w:p>
+            <w:pPr>
+              <w:spacing w:after="120"/>
+            </w:pPr>
+            <w:r>
+              <w:rPr>
+                <w:b w:val="0"/>
+                <w:i w:val="0"/>
+              </w:rPr>
+              <w:t>★ Professor emphasized — 21 September recording</w:t>
+            </w:r>
+          </w:p>
+          <w:tbl>
+            <w:tblPr>
+              <w:tblStyle w:val="TableGrid"/>
+              <w:tblW w:type="auto" w:w="0"/>
+              <w:jc w:val="center"/>
+              <w:tblLook w:firstColumn="1" w:firstRow="1" w:lastColumn="0" w:lastRow="0" w:noHBand="0" w:noVBand="1" w:val="04A0"/>
+              <w:tblBorders>
+                <w:top w:val="single" w:sz="4" w:space="0" w:color="D8D2D4"/>
+                <w:left w:val="single" w:sz="4" w:space="0" w:color="D8D2D4"/>
+                <w:bottom w:val="single" w:sz="4" w:space="0" w:color="D8D2D4"/>
+                <w:right w:val="single" w:sz="4" w:space="0" w:color="D8D2D4"/>
+                <w:insideH w:val="single" w:sz="4" w:space="0" w:color="D8D2D4"/>
+                <w:insideV w:val="single" w:sz="4" w:space="0" w:color="D8D2D4"/>
+              </w:tblBorders>
+            </w:tblPr>
+            <w:tblGrid>
+              <w:gridCol w:w="7272"/>
+              <w:gridCol w:w="7272"/>
+            </w:tblGrid>
+            <w:tr>
+              <w:tc>
+                <w:tcPr>
+                  <w:tcW w:type="dxa" w:w="7272"/>
+                  <w:shd w:val="clear" w:color="auto" w:fill="A1363A"/>
+                </w:tcPr>
+                <w:p>
+                  <w:pPr>
+                    <w:spacing w:after="40"/>
+                  </w:pPr>
+                  <w:r>
+                    <w:rPr>
+                      <w:b/>
+                      <w:color w:val="FFFFFF"/>
+                      <w:sz w:val="18"/>
+                    </w:rPr>
+                  </w:r>
+                  <w:r>
+                    <w:rPr>
+                      <w:b/>
+                      <w:i w:val="0"/>
+                      <w:color w:val="FFFFFF"/>
+                      <w:sz w:val="18"/>
+                    </w:rPr>
+                    <w:t>She said</w:t>
+                  </w:r>
+                </w:p>
+              </w:tc>
+              <w:tc>
+                <w:tcPr>
+                  <w:tcW w:type="dxa" w:w="7272"/>
+                  <w:shd w:val="clear" w:color="auto" w:fill="A1363A"/>
+                </w:tcPr>
+                <w:p>
+                  <w:pPr>
+                    <w:spacing w:after="40"/>
+                  </w:pPr>
+                  <w:r>
+                    <w:rPr>
+                      <w:b/>
+                      <w:color w:val="FFFFFF"/>
+                      <w:sz w:val="18"/>
+                    </w:rPr>
+                  </w:r>
+                  <w:r>
+                    <w:rPr>
+                      <w:b/>
+                      <w:i w:val="0"/>
+                      <w:color w:val="FFFFFF"/>
+                      <w:sz w:val="18"/>
+                    </w:rPr>
+                    <w:t>So</w:t>
+                  </w:r>
+                </w:p>
+              </w:tc>
+            </w:tr>
+            <w:tr>
+              <w:tc>
+                <w:tcPr>
+                  <w:tcW w:type="dxa" w:w="7272"/>
+                </w:tcPr>
+                <w:p>
+                  <w:pPr>
+                    <w:spacing w:after="40"/>
+                  </w:pPr>
+                  <w:r>
+                    <w:rPr>
+                      <w:sz w:val="18"/>
+                    </w:rPr>
+                  </w:r>
+                  <w:r>
+                    <w:rPr>
+                      <w:b w:val="0"/>
+                      <w:i w:val="0"/>
+                      <w:sz w:val="18"/>
+                    </w:rPr>
+                    <w:t xml:space="preserve">On slide 43’s Friedewald and non-HDL-C practice: </w:t>
+                  </w:r>
+                  <w:r>
+                    <w:rPr>
+                      <w:b w:val="0"/>
+                      <w:i/>
+                      <w:sz w:val="18"/>
+                    </w:rPr>
+                    <w:t>“there will be two things that you need to calculate … for our purposes, we’re gonna practice this.”</w:t>
+                  </w:r>
+                  <w:r>
+                    <w:rPr>
+                      <w:b w:val="0"/>
+                      <w:i w:val="0"/>
+                      <w:sz w:val="18"/>
+                    </w:rPr>
+                    <w:t xml:space="preserve"> Then </w:t>
+                  </w:r>
+                  <w:r>
+                    <w:rPr>
+                      <w:b w:val="0"/>
+                      <w:i/>
+                      <w:sz w:val="18"/>
+                    </w:rPr>
+                    <w:t>“You may use calculators,”</w:t>
+                  </w:r>
+                  <w:r>
+                    <w:rPr>
+                      <w:b w:val="0"/>
+                      <w:i w:val="0"/>
+                      <w:sz w:val="18"/>
+                    </w:rPr>
+                    <w:t xml:space="preserve"> and after the answers: </w:t>
+                  </w:r>
+                  <w:r>
+                    <w:rPr>
+                      <w:b w:val="0"/>
+                      <w:i/>
+                      <w:sz w:val="18"/>
+                    </w:rPr>
+                    <w:t>“So we had to do two calculations, and then we have to interpret.”</w:t>
+                  </w:r>
+                  <w:r>
+                    <w:rPr>
+                      <w:b w:val="0"/>
+                      <w:i w:val="0"/>
+                      <w:sz w:val="18"/>
+                    </w:rPr>
+                    <w:t xml:space="preserve"> The newer equations are </w:t>
+                  </w:r>
+                  <w:r>
+                    <w:rPr>
+                      <w:b w:val="0"/>
+                      <w:i/>
+                      <w:sz w:val="18"/>
+                    </w:rPr>
+                    <w:t>“more complicated. You can use a calculator for that.”</w:t>
+                  </w:r>
+                  <w:r>
+                    <w:rPr>
+                      <w:b w:val="0"/>
+                      <w:i w:val="0"/>
+                      <w:sz w:val="18"/>
+                    </w:rPr>
+                    <w:t xml:space="preserve"> [part 3, 6:03–9:48]</w:t>
+                  </w:r>
+                </w:p>
+              </w:tc>
+              <w:tc>
+                <w:tcPr>
+                  <w:tcW w:type="dxa" w:w="7272"/>
+                </w:tcPr>
+                <w:p>
+                  <w:pPr>
+                    <w:spacing w:after="40"/>
+                  </w:pPr>
+                  <w:r>
+                    <w:rPr>
+                      <w:sz w:val="18"/>
+                    </w:rPr>
+                  </w:r>
+                  <w:r>
+                    <w:rPr>
+                      <w:b/>
+                      <w:i w:val="0"/>
+                      <w:sz w:val="18"/>
+                    </w:rPr>
+                    <w:t>These two calculations are examinable</w:t>
+                  </w:r>
+                  <w:r>
+                    <w:rPr>
+                      <w:b w:val="0"/>
+                      <w:i w:val="0"/>
+                      <w:sz w:val="18"/>
+                    </w:rPr>
+                    <w:t>: LDL-C = total − HDL-C − triglycerides ÷ 5, and non-HDL-C = total − HDL-C, then read each against the patient’s risk tier. Martin/Hopkins and Sampson are calculator-only. Unlike filtration rate and corrected sodium, which she ruled out in Lecture 5.</w:t>
+                  </w:r>
+                </w:p>
+              </w:tc>
+            </w:tr>
+            <w:tr>
+              <w:tc>
+                <w:tcPr>
+                  <w:tcW w:type="dxa" w:w="7272"/>
+                </w:tcPr>
+                <w:p>
+                  <w:pPr>
+                    <w:spacing w:after="40"/>
+                  </w:pPr>
+                  <w:r>
+                    <w:rPr>
+                      <w:sz w:val="18"/>
+                    </w:rPr>
+                  </w:r>
+                  <w:r>
+                    <w:rPr>
+                      <w:b w:val="0"/>
+                      <w:i w:val="0"/>
+                      <w:sz w:val="18"/>
+                    </w:rPr>
+                    <w:t xml:space="preserve">Asked whether a normal would always be given: there is no one normal, </w:t>
+                  </w:r>
+                  <w:r>
+                    <w:rPr>
+                      <w:b w:val="0"/>
+                      <w:i/>
+                      <w:sz w:val="18"/>
+                    </w:rPr>
+                    <w:t>“so for this, you want to kind of have an idea of the difference between somebody who’s low risk and … high risk. So for LDL, if they’re low risk, less than 100 is our goal. If they’re high risk, less than 55.”</w:t>
+                  </w:r>
+                  <w:r>
+                    <w:rPr>
+                      <w:b w:val="0"/>
+                      <w:i w:val="0"/>
+                      <w:sz w:val="18"/>
+                    </w:rPr>
+                    <w:t xml:space="preserve"> [part 3, 10:36–11:04]</w:t>
+                  </w:r>
+                </w:p>
+              </w:tc>
+              <w:tc>
+                <w:tcPr>
+                  <w:tcW w:type="dxa" w:w="7272"/>
+                </w:tcPr>
+                <w:p>
+                  <w:pPr>
+                    <w:spacing w:after="40"/>
+                  </w:pPr>
+                  <w:r>
+                    <w:rPr>
+                      <w:sz w:val="18"/>
+                    </w:rPr>
+                  </w:r>
+                  <w:r>
+                    <w:rPr>
+                      <w:b w:val="0"/>
+                      <w:i w:val="0"/>
+                      <w:sz w:val="18"/>
+                    </w:rPr>
+                    <w:t xml:space="preserve">Know the </w:t>
+                  </w:r>
+                  <w:r>
+                    <w:rPr>
+                      <w:b/>
+                      <w:i w:val="0"/>
+                      <w:sz w:val="18"/>
+                    </w:rPr>
+                    <w:t>LDL-C goal at each end</w:t>
+                  </w:r>
+                  <w:r>
+                    <w:rPr>
+                      <w:b w:val="0"/>
+                      <w:i w:val="0"/>
+                      <w:sz w:val="18"/>
+                    </w:rPr>
+                    <w:t>: under 100 mg/dL for an average-risk adult, under 55 at the highest risk. The deck’s middle tier is under 70 (9.5). “Golf, not bowling”: the higher the risk, the lower the target.</w:t>
+                  </w:r>
+                </w:p>
+              </w:tc>
+            </w:tr>
+            <w:tr>
+              <w:tc>
+                <w:tcPr>
+                  <w:tcW w:type="dxa" w:w="7272"/>
+                </w:tcPr>
+                <w:p>
+                  <w:pPr>
+                    <w:spacing w:after="40"/>
+                  </w:pPr>
+                  <w:r>
+                    <w:rPr>
+                      <w:sz w:val="18"/>
+                    </w:rPr>
+                  </w:r>
+                  <w:r>
+                    <w:rPr>
+                      <w:b w:val="0"/>
+                      <w:i/>
+                      <w:sz w:val="18"/>
+                    </w:rPr>
+                    <w:t>“LDL is the big one that we care about … for risk stratification.”</w:t>
+                  </w:r>
+                  <w:r>
+                    <w:rPr>
+                      <w:b w:val="0"/>
+                      <w:i w:val="0"/>
+                      <w:sz w:val="18"/>
+                    </w:rPr>
+                    <w:t xml:space="preserve"> [part 3, 12:48] And for lipoprotein(a), which </w:t>
+                  </w:r>
+                  <w:r>
+                    <w:rPr>
+                      <w:b w:val="0"/>
+                      <w:i/>
+                      <w:sz w:val="18"/>
+                    </w:rPr>
+                    <w:t>“is bolded for a reason”</w:t>
+                  </w:r>
+                  <w:r>
+                    <w:rPr>
+                      <w:b w:val="0"/>
+                      <w:i w:val="0"/>
+                      <w:sz w:val="18"/>
+                    </w:rPr>
+                    <w:t xml:space="preserve"> [part 2, 1:24]: </w:t>
+                  </w:r>
+                  <w:r>
+                    <w:rPr>
+                      <w:b w:val="0"/>
+                      <w:i/>
+                      <w:sz w:val="18"/>
+                    </w:rPr>
+                    <w:t>“You can’t fix this with diet”</w:t>
+                  </w:r>
+                  <w:r>
+                    <w:rPr>
+                      <w:b w:val="0"/>
+                      <w:i w:val="0"/>
+                      <w:sz w:val="18"/>
+                    </w:rPr>
+                    <w:t xml:space="preserve">; once in a lifetime; if it is high, </w:t>
+                  </w:r>
+                  <w:r>
+                    <w:rPr>
+                      <w:b w:val="0"/>
+                      <w:i/>
+                      <w:sz w:val="18"/>
+                    </w:rPr>
+                    <w:t>“all of their first-degree relatives should be screened”</w:t>
+                  </w:r>
+                  <w:r>
+                    <w:rPr>
+                      <w:b w:val="0"/>
+                      <w:i w:val="0"/>
+                      <w:sz w:val="18"/>
+                    </w:rPr>
+                    <w:t xml:space="preserve"> — </w:t>
+                  </w:r>
+                  <w:r>
+                    <w:rPr>
+                      <w:b w:val="0"/>
+                      <w:i/>
+                      <w:sz w:val="18"/>
+                    </w:rPr>
+                    <w:t>“cascading screening.”</w:t>
+                  </w:r>
+                  <w:r>
+                    <w:rPr>
+                      <w:b w:val="0"/>
+                      <w:i w:val="0"/>
+                      <w:sz w:val="18"/>
+                    </w:rPr>
+                    <w:t xml:space="preserve"> [part 2, 2:23–5:15]</w:t>
+                  </w:r>
+                </w:p>
+              </w:tc>
+              <w:tc>
+                <w:tcPr>
+                  <w:tcW w:type="dxa" w:w="7272"/>
+                </w:tcPr>
+                <w:p>
+                  <w:pPr>
+                    <w:spacing w:after="40"/>
+                  </w:pPr>
+                  <w:r>
+                    <w:rPr>
+                      <w:sz w:val="18"/>
+                    </w:rPr>
+                  </w:r>
+                  <w:r>
+                    <w:rPr>
+                      <w:b w:val="0"/>
+                      <w:i w:val="0"/>
+                      <w:sz w:val="18"/>
+                    </w:rPr>
+                    <w:t>Lipoprotein(a): genetic, measured once, cascade-test first-degree relatives, lifestyle does not lower it (9.6).</w:t>
+                  </w:r>
+                </w:p>
+              </w:tc>
+            </w:tr>
+            <w:tr>
+              <w:tc>
+                <w:tcPr>
+                  <w:tcW w:type="dxa" w:w="7272"/>
+                </w:tcPr>
+                <w:p>
+                  <w:pPr>
+                    <w:spacing w:after="40"/>
+                  </w:pPr>
+                  <w:r>
+                    <w:rPr>
+                      <w:sz w:val="18"/>
+                    </w:rPr>
+                  </w:r>
+                  <w:r>
+                    <w:rPr>
+                      <w:b w:val="0"/>
+                      <w:i/>
+                      <w:sz w:val="18"/>
+                    </w:rPr>
+                    <w:t>“When you hear CRP, think inflammation, period.”</w:t>
+                  </w:r>
+                  <w:r>
+                    <w:rPr>
+                      <w:b w:val="0"/>
+                      <w:i w:val="0"/>
+                      <w:sz w:val="18"/>
+                    </w:rPr>
+                    <w:t xml:space="preserve"> [part 1, 0:40] </w:t>
+                  </w:r>
+                  <w:r>
+                    <w:rPr>
+                      <w:b w:val="0"/>
+                      <w:i/>
+                      <w:sz w:val="18"/>
+                    </w:rPr>
+                    <w:t>“When you hear BNP … think stretch and therefore volume.”</w:t>
+                  </w:r>
+                  <w:r>
+                    <w:rPr>
+                      <w:b w:val="0"/>
+                      <w:i w:val="0"/>
+                      <w:sz w:val="18"/>
+                    </w:rPr>
+                    <w:t xml:space="preserve"> [part 1, 2:07] </w:t>
+                  </w:r>
+                  <w:r>
+                    <w:rPr>
+                      <w:b w:val="0"/>
+                      <w:i/>
+                      <w:sz w:val="18"/>
+                    </w:rPr>
+                    <w:t>“Troponin is your friend. When you’re worried about any kind of injury, any kind of ischemia to the heart, troponin is what you want to be ordering.”</w:t>
+                  </w:r>
+                  <w:r>
+                    <w:rPr>
+                      <w:b w:val="0"/>
+                      <w:i w:val="0"/>
+                      <w:sz w:val="18"/>
+                    </w:rPr>
+                    <w:t xml:space="preserve"> [part 1, 7:50]</w:t>
+                  </w:r>
+                </w:p>
+              </w:tc>
+              <w:tc>
+                <w:tcPr>
+                  <w:tcW w:type="dxa" w:w="7272"/>
+                </w:tcPr>
+                <w:p>
+                  <w:pPr>
+                    <w:spacing w:after="40"/>
+                  </w:pPr>
+                  <w:r>
+                    <w:rPr>
+                      <w:sz w:val="18"/>
+                    </w:rPr>
+                  </w:r>
+                  <w:r>
+                    <w:rPr>
+                      <w:b w:val="0"/>
+                      <w:i w:val="0"/>
+                      <w:sz w:val="18"/>
+                    </w:rPr>
+                    <w:t>The one-word frame for each marker: inflammation, stretch, injury.</w:t>
+                  </w:r>
+                </w:p>
+              </w:tc>
+            </w:tr>
+            <w:tr>
+              <w:tc>
+                <w:tcPr>
+                  <w:tcW w:type="dxa" w:w="7272"/>
+                </w:tcPr>
+                <w:p>
+                  <w:pPr>
+                    <w:spacing w:after="40"/>
+                  </w:pPr>
+                  <w:r>
+                    <w:rPr>
+                      <w:sz w:val="18"/>
+                    </w:rPr>
+                  </w:r>
+                  <w:r>
+                    <w:rPr>
+                      <w:b w:val="0"/>
+                      <w:i/>
+                      <w:sz w:val="18"/>
+                    </w:rPr>
+                    <w:t>“If you have troponin, don’t even waste your time ordering a CK.”</w:t>
+                  </w:r>
+                  <w:r>
+                    <w:rPr>
+                      <w:b w:val="0"/>
+                      <w:i w:val="0"/>
+                      <w:sz w:val="18"/>
+                    </w:rPr>
+                    <w:t xml:space="preserve"> [part 1, 31:05] Creatine kinase-MB only if troponin is unavailable; </w:t>
+                  </w:r>
+                  <w:r>
+                    <w:rPr>
+                      <w:b w:val="0"/>
+                      <w:i/>
+                      <w:sz w:val="18"/>
+                    </w:rPr>
+                    <w:t>“you will absolutely order it”</w:t>
+                  </w:r>
+                  <w:r>
+                    <w:rPr>
+                      <w:b w:val="0"/>
+                      <w:i w:val="0"/>
+                      <w:sz w:val="18"/>
+                    </w:rPr>
+                    <w:t xml:space="preserve"> for rhabdomyolysis. [part 1, 15:58–16:26]</w:t>
+                  </w:r>
+                </w:p>
+              </w:tc>
+              <w:tc>
+                <w:tcPr>
+                  <w:tcW w:type="dxa" w:w="7272"/>
+                </w:tcPr>
+                <w:p>
+                  <w:pPr>
+                    <w:spacing w:after="40"/>
+                  </w:pPr>
+                  <w:r>
+                    <w:rPr>
+                      <w:sz w:val="18"/>
+                    </w:rPr>
+                  </w:r>
+                  <w:r>
+                    <w:rPr>
+                      <w:b w:val="0"/>
+                      <w:i w:val="0"/>
+                      <w:sz w:val="18"/>
+                    </w:rPr>
+                    <w:t>Creatine kinase is a skeletal-muscle test (9.2).</w:t>
+                  </w:r>
+                </w:p>
+              </w:tc>
+            </w:tr>
+            <w:tr>
+              <w:tc>
+                <w:tcPr>
+                  <w:tcW w:type="dxa" w:w="7272"/>
+                </w:tcPr>
+                <w:p>
+                  <w:pPr>
+                    <w:spacing w:after="40"/>
+                  </w:pPr>
+                  <w:r>
+                    <w:rPr>
+                      <w:sz w:val="18"/>
+                    </w:rPr>
+                  </w:r>
+                  <w:r>
+                    <w:rPr>
+                      <w:b w:val="0"/>
+                      <w:i/>
+                      <w:sz w:val="18"/>
+                    </w:rPr>
+                    <w:t>“Make sure you know what troponin you’re talking about when you’re reading your labs.”</w:t>
+                  </w:r>
+                  <w:r>
+                    <w:rPr>
+                      <w:b w:val="0"/>
+                      <w:i w:val="0"/>
+                      <w:sz w:val="18"/>
+                    </w:rPr>
+                    <w:t xml:space="preserve"> A conventional troponin I of 22 would be alarming; a high-sensitivity value of 22 is on a different scale. [part 1, 8:41–9:18]</w:t>
+                  </w:r>
+                </w:p>
+              </w:tc>
+              <w:tc>
+                <w:tcPr>
+                  <w:tcW w:type="dxa" w:w="7272"/>
+                </w:tcPr>
+                <w:p>
+                  <w:pPr>
+                    <w:spacing w:after="40"/>
+                  </w:pPr>
+                  <w:r>
+                    <w:rPr>
+                      <w:sz w:val="18"/>
+                    </w:rPr>
+                  </w:r>
+                  <w:r>
+                    <w:rPr>
+                      <w:b w:val="0"/>
+                      <w:i w:val="0"/>
+                      <w:sz w:val="18"/>
+                    </w:rPr>
+                    <w:t xml:space="preserve">Read a troponin against </w:t>
+                  </w:r>
+                  <w:r>
+                    <w:rPr>
+                      <w:b w:val="0"/>
+                      <w:i/>
+                      <w:sz w:val="18"/>
+                    </w:rPr>
+                    <w:t>its own</w:t>
+                  </w:r>
+                  <w:r>
+                    <w:rPr>
+                      <w:b w:val="0"/>
+                      <w:i w:val="0"/>
+                      <w:sz w:val="18"/>
+                    </w:rPr>
+                    <w:t xml:space="preserve"> assay’s limit (slide 5 gives each).</w:t>
+                  </w:r>
+                </w:p>
+              </w:tc>
+            </w:tr>
+            <w:tr>
+              <w:tc>
+                <w:tcPr>
+                  <w:tcW w:type="dxa" w:w="7272"/>
+                </w:tcPr>
+                <w:p>
+                  <w:pPr>
+                    <w:spacing w:after="40"/>
+                  </w:pPr>
+                  <w:r>
+                    <w:rPr>
+                      <w:sz w:val="18"/>
+                    </w:rPr>
+                  </w:r>
+                  <w:r>
+                    <w:rPr>
+                      <w:b w:val="0"/>
+                      <w:i w:val="0"/>
+                      <w:sz w:val="18"/>
+                    </w:rPr>
+                    <w:t xml:space="preserve">Type 1 versus type 2 infarction (slide 11): type 1 is an occluded vessel, </w:t>
+                  </w:r>
+                  <w:r>
+                    <w:rPr>
+                      <w:b w:val="0"/>
+                      <w:i/>
+                      <w:sz w:val="18"/>
+                    </w:rPr>
+                    <w:t>“take them to the cath lab”</w:t>
+                  </w:r>
+                  <w:r>
+                    <w:rPr>
+                      <w:b w:val="0"/>
+                      <w:i w:val="0"/>
+                      <w:sz w:val="18"/>
+                    </w:rPr>
+                    <w:t>; type 2 is global supply failure (sepsis, hypoxia, blood loss) with a much milder troponin rise, treated by treating the cause. [part 1, 12:39–15:50]</w:t>
+                  </w:r>
+                </w:p>
+              </w:tc>
+              <w:tc>
+                <w:tcPr>
+                  <w:tcW w:type="dxa" w:w="7272"/>
+                </w:tcPr>
+                <w:p>
+                  <w:pPr>
+                    <w:spacing w:after="40"/>
+                  </w:pPr>
+                  <w:r>
+                    <w:rPr>
+                      <w:sz w:val="18"/>
+                    </w:rPr>
+                  </w:r>
+                  <w:r>
+                    <w:rPr>
+                      <w:b w:val="0"/>
+                      <w:i w:val="0"/>
+                      <w:sz w:val="18"/>
+                    </w:rPr>
+                    <w:t>A small troponin rise in a septic, hypoxic patient is expected; the height of the rise separates the two.</w:t>
+                  </w:r>
+                </w:p>
+              </w:tc>
+            </w:tr>
+            <w:tr>
+              <w:tc>
+                <w:tcPr>
+                  <w:tcW w:type="dxa" w:w="7272"/>
+                </w:tcPr>
+                <w:p>
+                  <w:pPr>
+                    <w:spacing w:after="40"/>
+                  </w:pPr>
+                  <w:r>
+                    <w:rPr>
+                      <w:sz w:val="18"/>
+                    </w:rPr>
+                  </w:r>
+                  <w:r>
+                    <w:rPr>
+                      <w:b w:val="0"/>
+                      <w:i w:val="0"/>
+                      <w:sz w:val="18"/>
+                    </w:rPr>
+                    <w:t xml:space="preserve">High-sensitivity C-reactive protein is </w:t>
+                  </w:r>
+                  <w:r>
+                    <w:rPr>
+                      <w:b w:val="0"/>
+                      <w:i/>
+                      <w:sz w:val="18"/>
+                    </w:rPr>
+                    <w:t>“our risk stratifier … not part of your STEMI, acute coronary syndrome protocol. That’s an office visit type lab.”</w:t>
+                  </w:r>
+                  <w:r>
+                    <w:rPr>
+                      <w:b w:val="0"/>
+                      <w:i w:val="0"/>
+                      <w:sz w:val="18"/>
+                    </w:rPr>
+                    <w:t xml:space="preserve"> [part 1, 31:41–31:56] Above 50 mg/dL </w:t>
+                  </w:r>
+                  <w:r>
+                    <w:rPr>
+                      <w:b w:val="0"/>
+                      <w:i/>
+                      <w:sz w:val="18"/>
+                    </w:rPr>
+                    <w:t>“is unlikely to be like a chronic inflammatory process”</w:t>
+                  </w:r>
+                  <w:r>
+                    <w:rPr>
+                      <w:b w:val="0"/>
+                      <w:i w:val="0"/>
+                      <w:sz w:val="18"/>
+                    </w:rPr>
+                    <w:t xml:space="preserve"> — that patient is septic. [part 1, 24:41]</w:t>
+                  </w:r>
+                </w:p>
+              </w:tc>
+              <w:tc>
+                <w:tcPr>
+                  <w:tcW w:type="dxa" w:w="7272"/>
+                </w:tcPr>
+                <w:p>
+                  <w:pPr>
+                    <w:spacing w:after="40"/>
+                  </w:pPr>
+                  <w:r>
+                    <w:rPr>
+                      <w:sz w:val="18"/>
+                    </w:rPr>
+                  </w:r>
+                  <w:r>
+                    <w:rPr>
+                      <w:b w:val="0"/>
+                      <w:i w:val="0"/>
+                      <w:sz w:val="18"/>
+                    </w:rPr>
+                    <w:t>Never the answer for acute chest pain; the answer for a well visit with a family history.</w:t>
+                  </w:r>
+                </w:p>
+              </w:tc>
+            </w:tr>
+            <w:tr>
+              <w:tc>
+                <w:tcPr>
+                  <w:tcW w:type="dxa" w:w="7272"/>
+                </w:tcPr>
+                <w:p>
+                  <w:pPr>
+                    <w:spacing w:after="40"/>
+                  </w:pPr>
+                  <w:r>
+                    <w:rPr>
+                      <w:sz w:val="18"/>
+                    </w:rPr>
+                  </w:r>
+                  <w:r>
+                    <w:rPr>
+                      <w:b w:val="0"/>
+                      <w:i w:val="0"/>
+                      <w:sz w:val="18"/>
+                    </w:rPr>
+                    <w:t xml:space="preserve">The chest-pain cases (slides 24–31): troponin and an EKG as soon as possible, plus a basic or comprehensive metabolic panel for kidney function, for </w:t>
+                  </w:r>
+                  <w:r>
+                    <w:rPr>
+                      <w:b w:val="0"/>
+                      <w:i/>
+                      <w:sz w:val="18"/>
+                    </w:rPr>
+                    <w:t>“at least two reasons, probably three”</w:t>
+                  </w:r>
+                  <w:r>
+                    <w:rPr>
+                      <w:b w:val="0"/>
+                      <w:i w:val="0"/>
+                      <w:sz w:val="18"/>
+                    </w:rPr>
+                    <w:t xml:space="preserve"> — to interpret the troponin, because the catheter lab means contrast, and because diabetes and hypertension damage kidneys. Her milder, older patient: </w:t>
+                  </w:r>
+                  <w:r>
+                    <w:rPr>
+                      <w:b w:val="0"/>
+                      <w:i/>
+                      <w:sz w:val="18"/>
+                    </w:rPr>
+                    <w:t>“do we think that just because her presenting symptoms are milder, that her labs are going to be better? Not necessarily.”</w:t>
+                  </w:r>
+                  <w:r>
+                    <w:rPr>
+                      <w:b w:val="0"/>
+                      <w:i w:val="0"/>
+                      <w:sz w:val="18"/>
+                    </w:rPr>
+                    <w:t xml:space="preserve"> [part 1, 33:27–38:58]</w:t>
+                  </w:r>
+                </w:p>
+              </w:tc>
+              <w:tc>
+                <w:tcPr>
+                  <w:tcW w:type="dxa" w:w="7272"/>
+                </w:tcPr>
+                <w:p>
+                  <w:pPr>
+                    <w:spacing w:after="40"/>
+                  </w:pPr>
+                  <w:r>
+                    <w:rPr>
+                      <w:sz w:val="18"/>
+                    </w:rPr>
+                  </w:r>
+                  <w:r>
+                    <w:rPr>
+                      <w:b w:val="0"/>
+                      <w:i w:val="0"/>
+                      <w:sz w:val="18"/>
+                    </w:rPr>
+                    <w:t>The next-best-test answer for acute chest pain is troponin + EKG, with renal function alongside. At follow-up she added hs-CRP, hemoglobin A1C and a repeat EKG.</w:t>
+                  </w:r>
+                </w:p>
+              </w:tc>
+            </w:tr>
+            <w:tr>
+              <w:tc>
+                <w:tcPr>
+                  <w:tcW w:type="dxa" w:w="7272"/>
+                </w:tcPr>
+                <w:p>
+                  <w:pPr>
+                    <w:spacing w:after="40"/>
+                  </w:pPr>
+                  <w:r>
+                    <w:rPr>
+                      <w:sz w:val="18"/>
+                    </w:rPr>
+                  </w:r>
+                  <w:r>
+                    <w:rPr>
+                      <w:b w:val="0"/>
+                      <w:i w:val="0"/>
+                      <w:sz w:val="18"/>
+                    </w:rPr>
+                    <w:t xml:space="preserve">Case 3 (slide 48, “diagnostic*”): </w:t>
+                  </w:r>
+                  <w:r>
+                    <w:rPr>
+                      <w:b w:val="0"/>
+                      <w:i/>
+                      <w:sz w:val="18"/>
+                    </w:rPr>
+                    <w:t>“This person’s fine … So is this really diagnostic testing? Screening.”</w:t>
+                  </w:r>
+                  <w:r>
+                    <w:rPr>
+                      <w:b w:val="0"/>
+                      <w:i w:val="0"/>
+                      <w:sz w:val="18"/>
+                    </w:rPr>
+                    <w:t xml:space="preserve"> Order a fasting lipid panel, A1C, and a lipoprotein(a) if never measured. [part 3, 16:53–17:42]</w:t>
+                  </w:r>
+                </w:p>
+              </w:tc>
+              <w:tc>
+                <w:tcPr>
+                  <w:tcW w:type="dxa" w:w="7272"/>
+                </w:tcPr>
+                <w:p>
+                  <w:pPr>
+                    <w:spacing w:after="40"/>
+                  </w:pPr>
+                  <w:r>
+                    <w:rPr>
+                      <w:sz w:val="18"/>
+                    </w:rPr>
+                  </w:r>
+                  <w:r>
+                    <w:rPr>
+                      <w:b w:val="0"/>
+                      <w:i w:val="0"/>
+                      <w:sz w:val="18"/>
+                    </w:rPr>
+                    <w:t xml:space="preserve">The asterisk is the point: the same tests, ordered as </w:t>
+                  </w:r>
+                  <w:r>
+                    <w:rPr>
+                      <w:b w:val="0"/>
+                      <w:i/>
+                      <w:sz w:val="18"/>
+                    </w:rPr>
+                    <w:t>screening</w:t>
+                  </w:r>
+                  <w:r>
+                    <w:rPr>
+                      <w:b w:val="0"/>
+                      <w:i w:val="0"/>
+                      <w:sz w:val="18"/>
+                    </w:rPr>
+                    <w:t>. Family history of premature disease is also a fasting indication (9.3).</w:t>
+                  </w:r>
+                </w:p>
+              </w:tc>
+            </w:tr>
+          </w:tbl>
+          <w:p/>
+          <w:p>
+            <w:pPr>
+              <w:spacing w:after="80"/>
+            </w:pPr>
+          </w:p>
+          <w:p>
+            <w:pPr>
+              <w:spacing w:after="120"/>
+            </w:pPr>
+            <w:r>
+              <w:rPr>
+                <w:b/>
+                <w:i w:val="0"/>
+              </w:rPr>
+              <w:t>Where the slide wins.</w:t>
+            </w:r>
+            <w:r>
+              <w:rPr>
+                <w:b w:val="0"/>
+                <w:i w:val="0"/>
+              </w:rPr>
+              <w:t xml:space="preserve"> Four spoken statements differ from the deck; the deck is what this guide teaches. (1) She described trending troponin </w:t>
+            </w:r>
+            <w:r>
+              <w:rPr>
+                <w:b w:val="0"/>
+                <w:i/>
+              </w:rPr>
+              <w:t>“every three hours through nine hours … zero, three, six, and nine”</w:t>
+            </w:r>
+            <w:r>
+              <w:rPr>
+                <w:b w:val="0"/>
+                <w:i w:val="0"/>
+              </w:rPr>
+              <w:t xml:space="preserve"> [part 1, 18:19]; slide 7 draws </w:t>
+            </w:r>
+            <w:r>
+              <w:rPr>
+                <w:b/>
+                <w:i w:val="0"/>
+              </w:rPr>
+              <w:t>high-sensitivity</w:t>
+            </w:r>
+            <w:r>
+              <w:rPr>
+                <w:b w:val="0"/>
+                <w:i w:val="0"/>
+              </w:rPr>
+              <w:t xml:space="preserve"> troponin at 0 and 1–2 hours. (2) She called BNP </w:t>
+            </w:r>
+            <w:r>
+              <w:rPr>
+                <w:b w:val="0"/>
+                <w:i/>
+              </w:rPr>
+              <w:t>“not super ideal for guiding therapy”</w:t>
+            </w:r>
+            <w:r>
+              <w:rPr>
+                <w:b w:val="0"/>
+                <w:i w:val="0"/>
+              </w:rPr>
+              <w:t xml:space="preserve"> and not for serial trending [part 1, 19:40–19:53]; slide 14 lists guiding therapy and monitoring the course as applications. (3) She called type 2 infarction a “non-STEMI” and “injury” [part 1, 13:20; 30:38]; the deck’s own graph (slide 11) plots it as an </w:t>
+            </w:r>
+            <w:r>
+              <w:rPr>
+                <w:b w:val="0"/>
+                <w:i/>
+              </w:rPr>
+              <w:t>infarction</w:t>
+            </w:r>
+            <w:r>
+              <w:rPr>
+                <w:b w:val="0"/>
+                <w:i w:val="0"/>
+              </w:rPr>
+              <w:t xml:space="preserve">, and non-ST elevation is an electrocardiogram category, not a type. (4) For routine labs she would </w:t>
+            </w:r>
+            <w:r>
+              <w:rPr>
+                <w:b w:val="0"/>
+                <w:i/>
+              </w:rPr>
+              <w:t>“just do fasting”</w:t>
+            </w:r>
+            <w:r>
+              <w:rPr>
+                <w:b w:val="0"/>
+                <w:i w:val="0"/>
+              </w:rPr>
+              <w:t xml:space="preserve"> [part 3, 15:02]; slide 46 says nonfasting is acceptable for most. Also loose: a high-sensitivity troponin of 22 is </w:t>
+            </w:r>
+            <w:r>
+              <w:rPr>
+                <w:b w:val="0"/>
+                <w:i/>
+              </w:rPr>
+              <w:t>at</w:t>
+            </w:r>
+            <w:r>
+              <w:rPr>
+                <w:b w:val="0"/>
+                <w:i w:val="0"/>
+              </w:rPr>
+              <w:t>, not under, slide 5’s male limit (under 22 ng/L).</w:t>
+            </w:r>
+          </w:p>
+          <w:p>
+            <w:pPr>
+              <w:spacing w:after="120"/>
+            </w:pPr>
+            <w:r>
+              <w:rPr>
+                <w:b/>
+                <w:i w:val="0"/>
+              </w:rPr>
+              <w:t>Coverage.</w:t>
+            </w:r>
+            <w:r>
+              <w:rPr>
+                <w:b w:val="0"/>
+                <w:i w:val="0"/>
+              </w:rPr>
+              <w:t xml:space="preserve"> Three segments, about 80 minutes: part 1 (biomarkers and cases 1–2, from slide 4; the last eleven minutes are the break), part 2 (seven minutes on apolipoproteins and lipoprotein(a)) and part 3 (the lipid panel, the calculation, case 3). The opening minutes on slides 1–3 and the first lipid slides (32–33) fall outside the recordings.</w:t>
             </w:r>
           </w:p>
         </w:tc>
@@ -19174,7 +20289,42 @@
                 <w:b w:val="0"/>
                 <w:i w:val="0"/>
               </w:rPr>
-              <w:t>. Whether this arithmetic is examinable is not yet confirmed from the recording — she ruled some calculations in (the anion gap) and some out (filtration rate) in earlier lectures.</w:t>
+              <w:t xml:space="preserve">. </w:t>
+            </w:r>
+            <w:r>
+              <w:rPr>
+                <w:b/>
+                <w:i w:val="0"/>
+              </w:rPr>
+              <w:t>This arithmetic is examinable:</w:t>
+            </w:r>
+            <w:r>
+              <w:rPr>
+                <w:b w:val="0"/>
+                <w:i w:val="0"/>
+              </w:rPr>
+              <w:t xml:space="preserve"> she worked slide 43 in class as </w:t>
+            </w:r>
+            <w:r>
+              <w:rPr>
+                <w:b w:val="0"/>
+                <w:i/>
+              </w:rPr>
+              <w:t>“two calculations, and then … interpret”</w:t>
+            </w:r>
+            <w:r>
+              <w:rPr>
+                <w:b w:val="0"/>
+                <w:i w:val="0"/>
+              </w:rPr>
+              <w:t xml:space="preserve"> (178 − 62 − 18 = 98; 178 − 62 = 116; both in range for a low-risk patient, “not even close” for a high-risk one). Triglycerides of 400 mg/dL or more: </w:t>
+            </w:r>
+            <w:r>
+              <w:rPr>
+                <w:b w:val="0"/>
+                <w:i/>
+              </w:rPr>
+              <w:t>“we cannot trust that calculation.”</w:t>
             </w:r>
           </w:p>
         </w:tc>
@@ -19208,7 +20358,7 @@
           <w:b w:val="0"/>
           <w:i w:val="0"/>
         </w:rPr>
-        <w:t xml:space="preserve"> (Professor Lauren Reynolds). Slides 8 and 11 carry their content only as pictures and are reproduced above; slide 21 (the Reynolds Risk Score) is a screenshot of a calculator whose inputs are listed in 9.1. The worked cases on slides 24–31 and 47–48 are teaching scaffolds and are not restated. The 21 September recording was being transcribed when this section was written, so it carries no spoken emphasis yet.</w:t>
+        <w:t xml:space="preserve"> (Professor Lauren Reynolds). Slides 8 and 11 carry their content only as pictures and are reproduced above; slide 21 (the Reynolds Risk Score) is a screenshot of a calculator whose inputs are listed in 9.1. The worked cases on slides 24–31 and 47–48 are teaching scaffolds and are not restated. Emphasis quoted from the 21 September 2026 recording (three segments), read in both transcripts.</w:t>
       </w:r>
     </w:p>
     <w:sectPr>

--- a/Principles of Diagnostic Medicine I Exam 2/pdm-exam-2-study-guide.docx
+++ b/Principles of Diagnostic Medicine I Exam 2/pdm-exam-2-study-guide.docx
@@ -12660,14 +12660,14 @@
                 <w:b/>
                 <w:i w:val="0"/>
               </w:rPr>
-              <w:t>Where the slide wins.</w:t>
+              <w:t>Where the slide and the recording differ.</w:t>
             </w:r>
             <w:r>
               <w:rPr>
                 <w:b w:val="0"/>
                 <w:i w:val="0"/>
               </w:rPr>
-              <w:t xml:space="preserve"> Four spoken statements differ from the deck; the deck is what this guide teaches. (1) She described trending troponin </w:t>
+              <w:t xml:space="preserve"> Four spoken statements differ from the deck; this guide teaches whichever is accurate. (1) She described trending troponin </w:t>
             </w:r>
             <w:r>
               <w:rPr>
@@ -12695,7 +12695,7 @@
                 <w:b w:val="0"/>
                 <w:i w:val="0"/>
               </w:rPr>
-              <w:t xml:space="preserve"> troponin at 0 and 1–2 hours. (2) She called BNP </w:t>
+              <w:t xml:space="preserve"> troponin at 0 and 1–2 hours. Both are real protocols: the longer schedule belongs to conventional assays, the 0 and 1–2 hour one to high-sensitivity assays. (2) She called BNP </w:t>
             </w:r>
             <w:r>
               <w:rPr>
@@ -12709,7 +12709,21 @@
                 <w:b w:val="0"/>
                 <w:i w:val="0"/>
               </w:rPr>
-              <w:t xml:space="preserve"> and not for serial trending [part 1, 19:40–19:53]; slide 14 lists guiding therapy and monitoring the course as applications. (3) She called type 2 infarction a “non-STEMI” and “injury” [part 1, 13:20; 30:38]; the deck’s own graph (slide 11) plots it as an </w:t>
+              <w:t xml:space="preserve"> and not for serial trending [part 1, 19:40–19:53]; slide 14 lists guiding therapy and monitoring the course as applications. </w:t>
+            </w:r>
+            <w:r>
+              <w:rPr>
+                <w:b/>
+                <w:i w:val="0"/>
+              </w:rPr>
+              <w:t>She is closer to the evidence on therapy:</w:t>
+            </w:r>
+            <w:r>
+              <w:rPr>
+                <w:b w:val="0"/>
+                <w:i w:val="0"/>
+              </w:rPr>
+              <w:t xml:space="preserve"> adjusting treatment to the peptide level has not been shown to improve outcomes (2022 AHA/ACC/HFSA heart failure guideline), while tracking the course and stratifying risk are established uses. (3) She called type 2 infarction a “non-STEMI” and “injury” [part 1, 13:20; 30:38]; the deck’s own graph (slide 11) plots it as an </w:t>
             </w:r>
             <w:r>
               <w:rPr>
@@ -15686,7 +15700,7 @@
           <w:b w:val="0"/>
           <w:i w:val="0"/>
         </w:rPr>
-        <w:t xml:space="preserve"> rule-out of new heart failure · guiding therapy · monitoring the course · risk stratification (cardiovascular mortality, readmission).</w:t>
+        <w:t xml:space="preserve"> rule-out of new heart failure · monitoring the course · risk stratification (cardiovascular mortality, readmission). Slide 14 also lists guiding therapy; titrating treatment to the peptide level has not been shown to improve outcomes, so learn it as the weakest of the four.</w:t>
       </w:r>
     </w:p>
     <w:p>

--- a/Principles of Diagnostic Medicine I Exam 2/pdm-exam-2-study-guide.docx
+++ b/Principles of Diagnostic Medicine I Exam 2/pdm-exam-2-study-guide.docx
@@ -1840,6 +1840,84 @@
     </w:p>
     <w:p>
       <w:pPr>
+        <w:spacing w:after="120"/>
+      </w:pPr>
+      <w:r>
+        <w:rPr>
+          <w:b w:val="0"/>
+          <w:i w:val="0"/>
+        </w:rPr>
+        <w:t>Also tested</w:t>
+      </w:r>
+    </w:p>
+    <w:p>
+      <w:pPr>
+        <w:pStyle w:val="ListBullet"/>
+        <w:spacing w:after="40"/>
+      </w:pPr>
+      <w:r>
+        <w:rPr>
+          <w:b/>
+          <w:i w:val="0"/>
+          <w:sz w:val="20"/>
+        </w:rPr>
+        <w:t>Relative refractory period.</w:t>
+      </w:r>
+      <w:r>
+        <w:rPr>
+          <w:b w:val="0"/>
+          <w:i w:val="0"/>
+          <w:sz w:val="20"/>
+        </w:rPr>
+        <w:t xml:space="preserve"> Unlike the absolute period, a sufficiently strong stimulus can produce a response. The cell is excitable but not fully recovered, so a stimulus arriving then can start something abnormal.</w:t>
+      </w:r>
+    </w:p>
+    <w:p>
+      <w:pPr>
+        <w:pStyle w:val="ListBullet"/>
+        <w:spacing w:after="40"/>
+      </w:pPr>
+      <w:r>
+        <w:rPr>
+          <w:b/>
+          <w:i w:val="0"/>
+          <w:sz w:val="20"/>
+        </w:rPr>
+        <w:t>Right bundle branch.</w:t>
+      </w:r>
+      <w:r>
+        <w:rPr>
+          <w:b w:val="0"/>
+          <w:i w:val="0"/>
+          <w:sz w:val="20"/>
+        </w:rPr>
+        <w:t xml:space="preserve"> It is much longer than the left, despite the left ventricle being the larger chamber; the anatomy does not follow chamber size.</w:t>
+      </w:r>
+    </w:p>
+    <w:p>
+      <w:pPr>
+        <w:pStyle w:val="ListBullet"/>
+        <w:spacing w:after="40"/>
+      </w:pPr>
+      <w:r>
+        <w:rPr>
+          <w:b/>
+          <w:i w:val="0"/>
+          <w:sz w:val="20"/>
+        </w:rPr>
+        <w:t>Phase 3, rapid repolarization.</w:t>
+      </w:r>
+      <w:r>
+        <w:rPr>
+          <w:b w:val="0"/>
+          <w:i w:val="0"/>
+          <w:sz w:val="20"/>
+        </w:rPr>
+        <w:t xml:space="preserve"> Calcium channels close while potassium channels remain open, returning the cell to minus ninety millivolts; the inward current stops and the outward one continues unopposed.</w:t>
+      </w:r>
+    </w:p>
+    <w:p>
+      <w:pPr>
         <w:pStyle w:val="Heading3"/>
         <w:spacing w:before="200" w:after="100"/>
       </w:pPr>
@@ -5035,6 +5113,62 @@
     </w:p>
     <w:p>
       <w:pPr>
+        <w:spacing w:after="120"/>
+      </w:pPr>
+      <w:r>
+        <w:rPr>
+          <w:b w:val="0"/>
+          <w:i w:val="0"/>
+        </w:rPr>
+        <w:t>Also tested</w:t>
+      </w:r>
+    </w:p>
+    <w:p>
+      <w:pPr>
+        <w:pStyle w:val="ListBullet"/>
+        <w:spacing w:after="40"/>
+      </w:pPr>
+      <w:r>
+        <w:rPr>
+          <w:b/>
+          <w:i w:val="0"/>
+          <w:sz w:val="20"/>
+        </w:rPr>
+        <w:t>Contiguous leads.</w:t>
+      </w:r>
+      <w:r>
+        <w:rPr>
+          <w:b w:val="0"/>
+          <w:i w:val="0"/>
+          <w:sz w:val="20"/>
+        </w:rPr>
+        <w:t xml:space="preserve"> These are two or more leads looking at the same area of the heart, so a change in a contiguous group means more than the same change in one isolated lead.</w:t>
+      </w:r>
+    </w:p>
+    <w:p>
+      <w:pPr>
+        <w:pStyle w:val="ListBullet"/>
+        <w:spacing w:after="40"/>
+      </w:pPr>
+      <w:r>
+        <w:rPr>
+          <w:b/>
+          <w:i w:val="0"/>
+          <w:sz w:val="20"/>
+        </w:rPr>
+        <w:t>Hexaxial reference system.</w:t>
+      </w:r>
+      <w:r>
+        <w:rPr>
+          <w:b w:val="0"/>
+          <w:i w:val="0"/>
+          <w:sz w:val="20"/>
+        </w:rPr>
+        <w:t xml:space="preserve"> It is used to determine the normal axis of the heart; six views in one plane make an axis calculable.</w:t>
+      </w:r>
+    </w:p>
+    <w:p>
+      <w:pPr>
         <w:pStyle w:val="Heading2"/>
         <w:spacing w:before="200" w:after="100"/>
       </w:pPr>
@@ -5346,6 +5480,62 @@
           <w:sz w:val="15"/>
         </w:rPr>
         <w:t>Slide 53 is only this picture. Count down the heavy lines from an R wave on a line: 300, 150, 100, 75, 60, 50. An R wave landing on the third line means a rate of about 100. Source: Principles of Electrocardiography.pptx, Slide 53.</w:t>
+      </w:r>
+    </w:p>
+    <w:p>
+      <w:pPr>
+        <w:spacing w:after="120"/>
+      </w:pPr>
+      <w:r>
+        <w:rPr>
+          <w:b w:val="0"/>
+          <w:i w:val="0"/>
+        </w:rPr>
+        <w:t>Also tested</w:t>
+      </w:r>
+    </w:p>
+    <w:p>
+      <w:pPr>
+        <w:pStyle w:val="ListBullet"/>
+        <w:spacing w:after="40"/>
+      </w:pPr>
+      <w:r>
+        <w:rPr>
+          <w:b/>
+          <w:i w:val="0"/>
+          <w:sz w:val="20"/>
+        </w:rPr>
+        <w:t>Six-second rate method.</w:t>
+      </w:r>
+      <w:r>
+        <w:rPr>
+          <w:b w:val="0"/>
+          <w:i w:val="0"/>
+          <w:sz w:val="20"/>
+        </w:rPr>
+        <w:t xml:space="preserve"> Multiply the QRS count in a six-second strip by ten, since six seconds is a tenth of a minute; eight complexes give a ventricular rate of eighty beats per minute.</w:t>
+      </w:r>
+    </w:p>
+    <w:p>
+      <w:pPr>
+        <w:pStyle w:val="ListBullet"/>
+        <w:spacing w:after="40"/>
+      </w:pPr>
+      <w:r>
+        <w:rPr>
+          <w:b/>
+          <w:i w:val="0"/>
+          <w:sz w:val="20"/>
+        </w:rPr>
+        <w:t>Regularity of the rhythm.</w:t>
+      </w:r>
+      <w:r>
+        <w:rPr>
+          <w:b w:val="0"/>
+          <w:i w:val="0"/>
+          <w:sz w:val="20"/>
+        </w:rPr>
+        <w:t xml:space="preserve"> When not obvious by eye, determine it by comparing consecutive R to R intervals with calipers, or with a marked sheet of paper.</w:t>
       </w:r>
     </w:p>
     <w:p>
@@ -6583,6 +6773,150 @@
           <w:i w:val="0"/>
         </w:rPr>
         <w:t xml:space="preserve"> (Ayelet Elwaya). Emphasis quoted from the 15 September 2026 recording (two segments, about 95 minutes). Slides 24 and 53 carry their content only as pictures and are reproduced above. The practice strips on slides 55–64 are worked examples and are not restated here.</w:t>
+      </w:r>
+    </w:p>
+    <w:p>
+      <w:pPr>
+        <w:spacing w:after="120"/>
+      </w:pPr>
+      <w:r>
+        <w:rPr>
+          <w:b w:val="0"/>
+          <w:i w:val="0"/>
+        </w:rPr>
+        <w:t>Also tested</w:t>
+      </w:r>
+    </w:p>
+    <w:p>
+      <w:pPr>
+        <w:pStyle w:val="ListBullet"/>
+        <w:spacing w:after="40"/>
+      </w:pPr>
+      <w:r>
+        <w:rPr>
+          <w:b/>
+          <w:i w:val="0"/>
+          <w:sz w:val="20"/>
+        </w:rPr>
+        <w:t>Corrected QT above 500 milliseconds.</w:t>
+      </w:r>
+      <w:r>
+        <w:rPr>
+          <w:b w:val="0"/>
+          <w:i w:val="0"/>
+          <w:sz w:val="20"/>
+        </w:rPr>
+        <w:t xml:space="preserve"> A corrected QT beyond five hundred milliseconds is high risk prolongation, above the borderline range that begins in the low four hundreds.</w:t>
+      </w:r>
+    </w:p>
+    <w:p>
+      <w:pPr>
+        <w:pStyle w:val="ListBullet"/>
+        <w:spacing w:after="40"/>
+      </w:pPr>
+      <w:r>
+        <w:rPr>
+          <w:b/>
+          <w:i w:val="0"/>
+          <w:sz w:val="20"/>
+        </w:rPr>
+        <w:t>Corrected QT.</w:t>
+      </w:r>
+      <w:r>
+        <w:rPr>
+          <w:b w:val="0"/>
+          <w:i w:val="0"/>
+          <w:sz w:val="20"/>
+        </w:rPr>
+        <w:t xml:space="preserve"> It is used rather than the raw QT interval because the QT interval changes with heart rate; without correcting, the same heart would show different values at different rates.</w:t>
+      </w:r>
+    </w:p>
+    <w:p>
+      <w:pPr>
+        <w:pStyle w:val="ListBullet"/>
+        <w:spacing w:after="40"/>
+      </w:pPr>
+      <w:r>
+        <w:rPr>
+          <w:b/>
+          <w:i w:val="0"/>
+          <w:sz w:val="20"/>
+        </w:rPr>
+        <w:t>Q wave.</w:t>
+      </w:r>
+      <w:r>
+        <w:rPr>
+          <w:b w:val="0"/>
+          <w:i w:val="0"/>
+          <w:sz w:val="20"/>
+        </w:rPr>
+        <w:t xml:space="preserve"> It represents depolarization of the interventricular septum, which travels away from lead II and so gives a downward deflection. It is not always visible.</w:t>
+      </w:r>
+    </w:p>
+    <w:p>
+      <w:pPr>
+        <w:pStyle w:val="ListBullet"/>
+        <w:spacing w:after="40"/>
+      </w:pPr>
+      <w:r>
+        <w:rPr>
+          <w:b/>
+          <w:i w:val="0"/>
+          <w:sz w:val="20"/>
+        </w:rPr>
+        <w:t>ST segment.</w:t>
+      </w:r>
+      <w:r>
+        <w:rPr>
+          <w:b w:val="0"/>
+          <w:i w:val="0"/>
+          <w:sz w:val="20"/>
+        </w:rPr>
+        <w:t xml:space="preserve"> It falls between ventricular depolarization and repolarization, when the ventricles hold their contraction to allow emptying; it is the part of the beat that does the ejecting.</w:t>
+      </w:r>
+    </w:p>
+    <w:p>
+      <w:pPr>
+        <w:pStyle w:val="ListBullet"/>
+        <w:spacing w:after="40"/>
+      </w:pPr>
+      <w:r>
+        <w:rPr>
+          <w:b/>
+          <w:i w:val="0"/>
+          <w:sz w:val="20"/>
+        </w:rPr>
+        <w:t>S wave.</w:t>
+      </w:r>
+      <w:r>
+        <w:rPr>
+          <w:b w:val="0"/>
+          <w:i w:val="0"/>
+          <w:sz w:val="20"/>
+        </w:rPr>
+        <w:t xml:space="preserve"> A deflection must extend below the baseline to count as a true S wave; if it does not, it is called an S wave pattern instead.</w:t>
+      </w:r>
+    </w:p>
+    <w:p>
+      <w:pPr>
+        <w:pStyle w:val="ListBullet"/>
+        <w:spacing w:after="40"/>
+      </w:pPr>
+      <w:r>
+        <w:rPr>
+          <w:b/>
+          <w:i w:val="0"/>
+          <w:sz w:val="20"/>
+        </w:rPr>
+        <w:t>Prominent U waves.</w:t>
+      </w:r>
+      <w:r>
+        <w:rPr>
+          <w:b w:val="0"/>
+          <w:i w:val="0"/>
+          <w:sz w:val="20"/>
+        </w:rPr>
+        <w:t xml:space="preserve"> They are associated with hypokalemia, hypercalcemia, prolonged QT and the period after myocardial infarction; the electrolyte associations are the practically useful ones.</w:t>
       </w:r>
     </w:p>
     <w:p>
@@ -7618,6 +7952,40 @@
     </w:p>
     <w:p>
       <w:pPr>
+        <w:spacing w:after="120"/>
+      </w:pPr>
+      <w:r>
+        <w:rPr>
+          <w:b w:val="0"/>
+          <w:i w:val="0"/>
+        </w:rPr>
+        <w:t>Also tested</w:t>
+      </w:r>
+    </w:p>
+    <w:p>
+      <w:pPr>
+        <w:pStyle w:val="ListBullet"/>
+        <w:spacing w:after="40"/>
+      </w:pPr>
+      <w:r>
+        <w:rPr>
+          <w:b/>
+          <w:i w:val="0"/>
+          <w:sz w:val="20"/>
+        </w:rPr>
+        <w:t>Chest radiography in cardiac evaluation.</w:t>
+      </w:r>
+      <w:r>
+        <w:rPr>
+          <w:b w:val="0"/>
+          <w:i w:val="0"/>
+          <w:sz w:val="20"/>
+        </w:rPr>
+        <w:t xml:space="preserve"> It is not the primary modality, but it gives useful clues when obtained; it is frequently the study already in hand, so reading it well matters.</w:t>
+      </w:r>
+    </w:p>
+    <w:p>
+      <w:pPr>
         <w:pStyle w:val="Heading2"/>
         <w:spacing w:before="200" w:after="100"/>
       </w:pPr>
@@ -8027,6 +8395,40 @@
           <w:sz w:val="15"/>
         </w:rPr>
         <w:t>Cephalization. The upper-zone vessels are as prominent as, or more prominent than, the lower ones — the reverse of normal. Think heart failure or pulmonary hypertension. Source: Cardiac Imaging and Vascular Studies - Elwaya.pptx, Slide 9.</w:t>
+      </w:r>
+    </w:p>
+    <w:p>
+      <w:pPr>
+        <w:spacing w:after="120"/>
+      </w:pPr>
+      <w:r>
+        <w:rPr>
+          <w:b w:val="0"/>
+          <w:i w:val="0"/>
+        </w:rPr>
+        <w:t>Also tested</w:t>
+      </w:r>
+    </w:p>
+    <w:p>
+      <w:pPr>
+        <w:pStyle w:val="ListBullet"/>
+        <w:spacing w:after="40"/>
+      </w:pPr>
+      <w:r>
+        <w:rPr>
+          <w:b/>
+          <w:i w:val="0"/>
+          <w:sz w:val="20"/>
+        </w:rPr>
+        <w:t>Vascular ultrasound appearance.</w:t>
+      </w:r>
+      <w:r>
+        <w:rPr>
+          <w:b w:val="0"/>
+          <w:i w:val="0"/>
+          <w:sz w:val="20"/>
+        </w:rPr>
+        <w:t xml:space="preserve"> The denser the structure, the lighter it appears, so air is black and bone is near white. Superficial structures sit nearer the top of the screen.</w:t>
       </w:r>
     </w:p>
     <w:p>
@@ -9416,6 +9818,106 @@
     </w:p>
     <w:p>
       <w:pPr>
+        <w:spacing w:after="120"/>
+      </w:pPr>
+      <w:r>
+        <w:rPr>
+          <w:b w:val="0"/>
+          <w:i w:val="0"/>
+        </w:rPr>
+        <w:t>Also tested</w:t>
+      </w:r>
+    </w:p>
+    <w:p>
+      <w:pPr>
+        <w:pStyle w:val="ListBullet"/>
+        <w:spacing w:after="40"/>
+      </w:pPr>
+      <w:r>
+        <w:rPr>
+          <w:b/>
+          <w:i w:val="0"/>
+          <w:sz w:val="20"/>
+        </w:rPr>
+        <w:t>Transthoracic echocardiography.</w:t>
+      </w:r>
+      <w:r>
+        <w:rPr>
+          <w:b w:val="0"/>
+          <w:i w:val="0"/>
+          <w:sz w:val="20"/>
+        </w:rPr>
+        <w:t xml:space="preserve"> It is the most common echo procedure because it can be performed at the bedside and is noninvasive. Availability, not image quality, makes it the default, and the trade is detail at the back of the heart.</w:t>
+      </w:r>
+    </w:p>
+    <w:p>
+      <w:pPr>
+        <w:pStyle w:val="ListBullet"/>
+        <w:spacing w:after="40"/>
+      </w:pPr>
+      <w:r>
+        <w:rPr>
+          <w:b/>
+          <w:i w:val="0"/>
+          <w:sz w:val="20"/>
+        </w:rPr>
+        <w:t>Transesophageal echocardiography.</w:t>
+      </w:r>
+      <w:r>
+        <w:rPr>
+          <w:b w:val="0"/>
+          <w:i w:val="0"/>
+          <w:sz w:val="20"/>
+        </w:rPr>
+        <w:t xml:space="preserve"> Unlike the transthoracic study, it requires throat anesthesia, sedation and monitoring. It is a procedure rather than a scan, so it carries a contraindication list.</w:t>
+      </w:r>
+    </w:p>
+    <w:p>
+      <w:pPr>
+        <w:pStyle w:val="ListBullet"/>
+        <w:spacing w:after="40"/>
+      </w:pPr>
+      <w:r>
+        <w:rPr>
+          <w:b/>
+          <w:i w:val="0"/>
+          <w:sz w:val="20"/>
+        </w:rPr>
+        <w:t>Contraindications to a transesophageal study besides esophageal disease.</w:t>
+      </w:r>
+      <w:r>
+        <w:rPr>
+          <w:b w:val="0"/>
+          <w:i w:val="0"/>
+          <w:sz w:val="20"/>
+        </w:rPr>
+        <w:t xml:space="preserve"> An uncooperative patient or altered mental status, restricted neck movement (cervical spine arthritis with reduced range of motion), and airway risk (obstructive sleep apnea or other risk of airway compromise).</w:t>
+      </w:r>
+    </w:p>
+    <w:p>
+      <w:pPr>
+        <w:pStyle w:val="ListBullet"/>
+        <w:spacing w:after="40"/>
+      </w:pPr>
+      <w:r>
+        <w:rPr>
+          <w:b/>
+          <w:i w:val="0"/>
+          <w:sz w:val="20"/>
+        </w:rPr>
+        <w:t>Transesophageal study in cerebral ischemia.</w:t>
+      </w:r>
+      <w:r>
+        <w:rPr>
+          <w:b w:val="0"/>
+          <w:i w:val="0"/>
+          <w:sz w:val="20"/>
+        </w:rPr>
+        <w:t xml:space="preserve"> It can find thrombus in the left atrial appendage, looking for the source rather than the consequence; the appendage is the site the transthoracic study sees worst.</w:t>
+      </w:r>
+    </w:p>
+    <w:p>
+      <w:pPr>
         <w:pStyle w:val="Heading2"/>
         <w:spacing w:before="200" w:after="100"/>
       </w:pPr>
@@ -10126,6 +10628,62 @@
     </w:p>
     <w:p>
       <w:pPr>
+        <w:spacing w:after="120"/>
+      </w:pPr>
+      <w:r>
+        <w:rPr>
+          <w:b w:val="0"/>
+          <w:i w:val="0"/>
+        </w:rPr>
+        <w:t>Also tested</w:t>
+      </w:r>
+    </w:p>
+    <w:p>
+      <w:pPr>
+        <w:pStyle w:val="ListBullet"/>
+        <w:spacing w:after="40"/>
+      </w:pPr>
+      <w:r>
+        <w:rPr>
+          <w:b/>
+          <w:i w:val="0"/>
+          <w:sz w:val="20"/>
+        </w:rPr>
+        <w:t>Echocardiographic stress test.</w:t>
+      </w:r>
+      <w:r>
+        <w:rPr>
+          <w:b w:val="0"/>
+          <w:i w:val="0"/>
+          <w:sz w:val="20"/>
+        </w:rPr>
+        <w:t xml:space="preserve"> It is the appropriate initial choice for a patient who can exercise but whose resting tracing is abnormal, since the electrocardiogram cannot be read for ischemia if already abnormal and imaging must carry the answer.</w:t>
+      </w:r>
+    </w:p>
+    <w:p>
+      <w:pPr>
+        <w:pStyle w:val="ListBullet"/>
+        <w:spacing w:after="40"/>
+      </w:pPr>
+      <w:r>
+        <w:rPr>
+          <w:b/>
+          <w:i w:val="0"/>
+          <w:sz w:val="20"/>
+        </w:rPr>
+        <w:t>Post-exercise echocardiogram.</w:t>
+      </w:r>
+      <w:r>
+        <w:rPr>
+          <w:b w:val="0"/>
+          <w:i w:val="0"/>
+          <w:sz w:val="20"/>
+        </w:rPr>
+        <w:t xml:space="preserve"> It looks for abnormal left ventricular wall motion induced by exercise. The finding is transient and resolves as the heart recovers, so the patient dismounts quickly and is imaged promptly.</w:t>
+      </w:r>
+    </w:p>
+    <w:p>
+      <w:pPr>
         <w:pStyle w:val="Heading2"/>
         <w:spacing w:before="200" w:after="100"/>
       </w:pPr>
@@ -10227,6 +10785,40 @@
           <w:i w:val="0"/>
         </w:rPr>
         <w:t xml:space="preserve"> for detecting ischemia; its sensitivity and specificity are superior. Indications: diagnosing coronary disease in acute or stable chest pain, locating and grading known disease, and prognosis.</w:t>
+      </w:r>
+    </w:p>
+    <w:p>
+      <w:pPr>
+        <w:spacing w:after="120"/>
+      </w:pPr>
+      <w:r>
+        <w:rPr>
+          <w:b w:val="0"/>
+          <w:i w:val="0"/>
+        </w:rPr>
+        <w:t>Also tested</w:t>
+      </w:r>
+    </w:p>
+    <w:p>
+      <w:pPr>
+        <w:pStyle w:val="ListBullet"/>
+        <w:spacing w:after="40"/>
+      </w:pPr>
+      <w:r>
+        <w:rPr>
+          <w:b/>
+          <w:i w:val="0"/>
+          <w:sz w:val="20"/>
+        </w:rPr>
+        <w:t>Nuclear stress pattern.</w:t>
+      </w:r>
+      <w:r>
+        <w:rPr>
+          <w:b w:val="0"/>
+          <w:i w:val="0"/>
+          <w:sz w:val="20"/>
+        </w:rPr>
+        <w:t xml:space="preserve"> Tracer uptake that is normal at rest but reduced after stress indicates inducible ischemia from a coronary stenosis: the tissue is alive but cannot increase its supply when demand rises.</w:t>
       </w:r>
     </w:p>
     <w:p>
@@ -10588,6 +11180,84 @@
       <w:pPr>
         <w:spacing w:after="80"/>
       </w:pPr>
+    </w:p>
+    <w:p>
+      <w:pPr>
+        <w:spacing w:after="120"/>
+      </w:pPr>
+      <w:r>
+        <w:rPr>
+          <w:b w:val="0"/>
+          <w:i w:val="0"/>
+        </w:rPr>
+        <w:t>Also tested</w:t>
+      </w:r>
+    </w:p>
+    <w:p>
+      <w:pPr>
+        <w:pStyle w:val="ListBullet"/>
+        <w:spacing w:after="40"/>
+      </w:pPr>
+      <w:r>
+        <w:rPr>
+          <w:b/>
+          <w:i w:val="0"/>
+          <w:sz w:val="20"/>
+        </w:rPr>
+        <w:t>Cardiac computed tomography preparation.</w:t>
+      </w:r>
+      <w:r>
+        <w:rPr>
+          <w:b w:val="0"/>
+          <w:i w:val="0"/>
+          <w:sz w:val="20"/>
+        </w:rPr>
+        <w:t xml:space="preserve"> Cardiac medications are given to control heart rate, since the moving heart degrades the images. The study is also synchronized to an electrocardiogram so the heart can be examined at chosen points in the cycle.</w:t>
+      </w:r>
+    </w:p>
+    <w:p>
+      <w:pPr>
+        <w:pStyle w:val="ListBullet"/>
+        <w:spacing w:after="40"/>
+      </w:pPr>
+      <w:r>
+        <w:rPr>
+          <w:b/>
+          <w:i w:val="0"/>
+          <w:sz w:val="20"/>
+        </w:rPr>
+        <w:t>Blooming artifact.</w:t>
+      </w:r>
+      <w:r>
+        <w:rPr>
+          <w:b w:val="0"/>
+          <w:i w:val="0"/>
+          <w:sz w:val="20"/>
+        </w:rPr>
+        <w:t xml:space="preserve"> Heavy calcification appears larger than it is on cardiac computed tomography, so a stenosis looks more severe; it exaggerates the very lesion the study was ordered to assess.</w:t>
+      </w:r>
+    </w:p>
+    <w:p>
+      <w:pPr>
+        <w:pStyle w:val="ListBullet"/>
+        <w:spacing w:after="40"/>
+      </w:pPr>
+      <w:r>
+        <w:rPr>
+          <w:b/>
+          <w:i w:val="0"/>
+          <w:sz w:val="20"/>
+        </w:rPr>
+        <w:t>Cardiac computed tomography indications.</w:t>
+      </w:r>
+      <w:r>
+        <w:rPr>
+          <w:b w:val="0"/>
+          <w:i w:val="0"/>
+          <w:sz w:val="20"/>
+        </w:rPr>
+        <w:t xml:space="preserve"> Pre-operative planning before cardiac surgery, particularly valvular and great vessel procedures, is an indication, alongside calcium deposits, coronary anatomical anomalies and congenital disease. It is usually done immediately before the angiographic study.</w:t>
+      </w:r>
     </w:p>
     <w:p>
       <w:pPr>
@@ -11091,6 +11761,62 @@
           <w:i w:val="0"/>
         </w:rPr>
         <w:t xml:space="preserve"> can treat it. Indications: syncope with structural heart disease or sick sinus syndrome, unexplained sudden cardiac arrest, ectopic beats, aberrant pathways.</w:t>
+      </w:r>
+    </w:p>
+    <w:p>
+      <w:pPr>
+        <w:spacing w:after="120"/>
+      </w:pPr>
+      <w:r>
+        <w:rPr>
+          <w:b w:val="0"/>
+          <w:i w:val="0"/>
+        </w:rPr>
+        <w:t>Also tested</w:t>
+      </w:r>
+    </w:p>
+    <w:p>
+      <w:pPr>
+        <w:pStyle w:val="ListBullet"/>
+        <w:spacing w:after="40"/>
+      </w:pPr>
+      <w:r>
+        <w:rPr>
+          <w:b/>
+          <w:i w:val="0"/>
+          <w:sz w:val="20"/>
+        </w:rPr>
+        <w:t>Catheter ablation.</w:t>
+      </w:r>
+      <w:r>
+        <w:rPr>
+          <w:b w:val="0"/>
+          <w:i w:val="0"/>
+          <w:sz w:val="20"/>
+        </w:rPr>
+        <w:t xml:space="preserve"> During electrophysiological testing it inactivates part of the heart by destroying that tissue, not merely silencing it, which makes the treatment definitive.</w:t>
+      </w:r>
+    </w:p>
+    <w:p>
+      <w:pPr>
+        <w:pStyle w:val="ListBullet"/>
+        <w:spacing w:after="40"/>
+      </w:pPr>
+      <w:r>
+        <w:rPr>
+          <w:b/>
+          <w:i w:val="0"/>
+          <w:sz w:val="20"/>
+        </w:rPr>
+        <w:t>Coronary angiography.</w:t>
+      </w:r>
+      <w:r>
+        <w:rPr>
+          <w:b w:val="0"/>
+          <w:i w:val="0"/>
+          <w:sz w:val="20"/>
+        </w:rPr>
+        <w:t xml:space="preserve"> It is performed under local anesthesia with intravenous sedation, with catheters guided by fluoroscopy and contrast injected into each coronary artery; pressures are measured as the catheter goes, giving hemodynamic information alongside the pictures.</w:t>
       </w:r>
     </w:p>
     <w:p>
@@ -13531,6 +14257,62 @@
     </w:p>
     <w:p>
       <w:pPr>
+        <w:spacing w:after="120"/>
+      </w:pPr>
+      <w:r>
+        <w:rPr>
+          <w:b w:val="0"/>
+          <w:i w:val="0"/>
+        </w:rPr>
+        <w:t>Also tested</w:t>
+      </w:r>
+    </w:p>
+    <w:p>
+      <w:pPr>
+        <w:pStyle w:val="ListBullet"/>
+        <w:spacing w:after="40"/>
+      </w:pPr>
+      <w:r>
+        <w:rPr>
+          <w:b/>
+          <w:i w:val="0"/>
+          <w:sz w:val="20"/>
+        </w:rPr>
+        <w:t>Troponin subunits.</w:t>
+      </w:r>
+      <w:r>
+        <w:rPr>
+          <w:b w:val="0"/>
+          <w:i w:val="0"/>
+          <w:sz w:val="20"/>
+        </w:rPr>
+        <w:t xml:space="preserve"> Troponin I, the inhibitory component, has cardiac specificity; troponin T is primarily cardiac, but trace amounts are detected in skeletal muscle.</w:t>
+      </w:r>
+    </w:p>
+    <w:p>
+      <w:pPr>
+        <w:pStyle w:val="ListBullet"/>
+        <w:spacing w:after="40"/>
+      </w:pPr>
+      <w:r>
+        <w:rPr>
+          <w:b/>
+          <w:i w:val="0"/>
+          <w:sz w:val="20"/>
+        </w:rPr>
+        <w:t>Troponin versus CK-MB.</w:t>
+      </w:r>
+      <w:r>
+        <w:rPr>
+          <w:b w:val="0"/>
+          <w:i w:val="0"/>
+          <w:sz w:val="20"/>
+        </w:rPr>
+        <w:t xml:space="preserve"> Troponin is preferred because it rises sooner and stays elevated longer, expanding the window for diagnosis and treatment, which matters for a patient presenting late.</w:t>
+      </w:r>
+    </w:p>
+    <w:p>
+      <w:pPr>
         <w:pStyle w:val="Heading3"/>
         <w:spacing w:before="200" w:after="100"/>
       </w:pPr>
@@ -15724,6 +16506,40 @@
     </w:p>
     <w:p>
       <w:pPr>
+        <w:spacing w:after="120"/>
+      </w:pPr>
+      <w:r>
+        <w:rPr>
+          <w:b w:val="0"/>
+          <w:i w:val="0"/>
+        </w:rPr>
+        <w:t>Also tested</w:t>
+      </w:r>
+    </w:p>
+    <w:p>
+      <w:pPr>
+        <w:pStyle w:val="ListBullet"/>
+        <w:spacing w:after="40"/>
+      </w:pPr>
+      <w:r>
+        <w:rPr>
+          <w:b/>
+          <w:i w:val="0"/>
+          <w:sz w:val="20"/>
+        </w:rPr>
+        <w:t>Troponin beyond first diagnosis.</w:t>
+      </w:r>
+      <w:r>
+        <w:rPr>
+          <w:b w:val="0"/>
+          <w:i w:val="0"/>
+          <w:sz w:val="20"/>
+        </w:rPr>
+        <w:t xml:space="preserve"> Troponins also detect reocclusion and reinfarction, and procedure-related infarction, such as returning chest pain after a stent.</w:t>
+      </w:r>
+    </w:p>
+    <w:p>
+      <w:pPr>
         <w:pStyle w:val="Heading2"/>
         <w:spacing w:before="200" w:after="100"/>
       </w:pPr>
@@ -16203,6 +17019,40 @@
     </w:p>
     <w:p>
       <w:pPr>
+        <w:spacing w:after="120"/>
+      </w:pPr>
+      <w:r>
+        <w:rPr>
+          <w:b w:val="0"/>
+          <w:i w:val="0"/>
+        </w:rPr>
+        <w:t>Also tested</w:t>
+      </w:r>
+    </w:p>
+    <w:p>
+      <w:pPr>
+        <w:pStyle w:val="ListBullet"/>
+        <w:spacing w:after="40"/>
+      </w:pPr>
+      <w:r>
+        <w:rPr>
+          <w:b/>
+          <w:i w:val="0"/>
+          <w:sz w:val="20"/>
+        </w:rPr>
+        <w:t>Apolipoprotein B monitoring.</w:t>
+      </w:r>
+      <w:r>
+        <w:rPr>
+          <w:b w:val="0"/>
+          <w:i w:val="0"/>
+          <w:sz w:val="20"/>
+        </w:rPr>
+        <w:t xml:space="preserve"> It is a modifiable, treatment-responsive marker, so it is used repeatedly to guide and monitor lipid-lowering therapy, unlike lipoprotein(a), which is fixed and measured once.</w:t>
+      </w:r>
+    </w:p>
+    <w:p>
+      <w:pPr>
         <w:pStyle w:val="Heading2"/>
         <w:spacing w:before="200" w:after="100"/>
       </w:pPr>
@@ -17885,6 +18735,40 @@
       <w:pPr>
         <w:spacing w:after="80"/>
       </w:pPr>
+    </w:p>
+    <w:p>
+      <w:pPr>
+        <w:spacing w:after="120"/>
+      </w:pPr>
+      <w:r>
+        <w:rPr>
+          <w:b w:val="0"/>
+          <w:i w:val="0"/>
+        </w:rPr>
+        <w:t>Also tested</w:t>
+      </w:r>
+    </w:p>
+    <w:p>
+      <w:pPr>
+        <w:pStyle w:val="ListBullet"/>
+        <w:spacing w:after="40"/>
+      </w:pPr>
+      <w:r>
+        <w:rPr>
+          <w:b/>
+          <w:i w:val="0"/>
+          <w:sz w:val="20"/>
+        </w:rPr>
+        <w:t>Non-HDL-C.</w:t>
+      </w:r>
+      <w:r>
+        <w:rPr>
+          <w:b w:val="0"/>
+          <w:i w:val="0"/>
+          <w:sz w:val="20"/>
+        </w:rPr>
+        <w:t xml:space="preserve"> It equals total cholesterol minus HDL-C (210 minus 50 is 160 mg/dL), is followed against a risk-based goal, and needs no triglyceride value and costs nothing extra.</w:t>
+      </w:r>
     </w:p>
     <w:p>
       <w:pPr>
@@ -18104,6 +18988,40 @@
     </w:p>
     <w:p>
       <w:pPr>
+        <w:spacing w:after="120"/>
+      </w:pPr>
+      <w:r>
+        <w:rPr>
+          <w:b w:val="0"/>
+          <w:i w:val="0"/>
+        </w:rPr>
+        <w:t>Also tested</w:t>
+      </w:r>
+    </w:p>
+    <w:p>
+      <w:pPr>
+        <w:pStyle w:val="ListBullet"/>
+        <w:spacing w:after="40"/>
+      </w:pPr>
+      <w:r>
+        <w:rPr>
+          <w:b/>
+          <w:i w:val="0"/>
+          <w:sz w:val="20"/>
+        </w:rPr>
+        <w:t>Fasting for a lipid profile.</w:t>
+      </w:r>
+      <w:r>
+        <w:rPr>
+          <w:b w:val="0"/>
+          <w:i w:val="0"/>
+          <w:sz w:val="20"/>
+        </w:rPr>
+        <w:t xml:space="preserve"> Nonfasting samples are acceptable for most people. Fasting is reserved for triglycerides of 400 mg/dL or above, triglyceride disorders, or a family history of premature disease or genetic dyslipidemia.</w:t>
+      </w:r>
+    </w:p>
+    <w:p>
+      <w:pPr>
         <w:pStyle w:val="Heading2"/>
         <w:spacing w:before="200" w:after="100"/>
       </w:pPr>
@@ -19694,6 +20612,62 @@
           <w:i w:val="0"/>
         </w:rPr>
         <w:t>.</w:t>
+      </w:r>
+    </w:p>
+    <w:p>
+      <w:pPr>
+        <w:spacing w:after="120"/>
+      </w:pPr>
+      <w:r>
+        <w:rPr>
+          <w:b w:val="0"/>
+          <w:i w:val="0"/>
+        </w:rPr>
+        <w:t>Also tested</w:t>
+      </w:r>
+    </w:p>
+    <w:p>
+      <w:pPr>
+        <w:pStyle w:val="ListBullet"/>
+        <w:spacing w:after="40"/>
+      </w:pPr>
+      <w:r>
+        <w:rPr>
+          <w:b/>
+          <w:i w:val="0"/>
+          <w:sz w:val="20"/>
+        </w:rPr>
+        <w:t>Lipoprotein(a) testing.</w:t>
+      </w:r>
+      <w:r>
+        <w:rPr>
+          <w:b w:val="0"/>
+          <w:i w:val="0"/>
+          <w:sz w:val="20"/>
+        </w:rPr>
+        <w:t xml:space="preserve"> The level is more than 90% genetically determined, so testing is indicated with a personal or family history of atherosclerotic disease and extends to first-degree relatives through cascade testing in appropriate families.</w:t>
+      </w:r>
+    </w:p>
+    <w:p>
+      <w:pPr>
+        <w:pStyle w:val="ListBullet"/>
+        <w:spacing w:after="40"/>
+      </w:pPr>
+      <w:r>
+        <w:rPr>
+          <w:b/>
+          <w:i w:val="0"/>
+          <w:sz w:val="20"/>
+        </w:rPr>
+        <w:t>Lipoprotein(a) measurement.</w:t>
+      </w:r>
+      <w:r>
+        <w:rPr>
+          <w:b w:val="0"/>
+          <w:i w:val="0"/>
+          <w:sz w:val="20"/>
+        </w:rPr>
+        <w:t xml:space="preserve"> It generally needs measuring once in a lifetime: it is more than 90% genetically determined and stable over life, and needs no fasting.</w:t>
       </w:r>
     </w:p>
     <w:p>

--- a/Principles of Diagnostic Medicine I Exam 2/pdm-exam-2-study-guide.docx
+++ b/Principles of Diagnostic Medicine I Exam 2/pdm-exam-2-study-guide.docx
@@ -1918,6 +1918,72 @@
     </w:p>
     <w:p>
       <w:pPr>
+        <w:pStyle w:val="ListBullet"/>
+        <w:spacing w:after="40"/>
+      </w:pPr>
+      <w:r>
+        <w:rPr>
+          <w:b/>
+          <w:i w:val="0"/>
+          <w:sz w:val="20"/>
+        </w:rPr>
+        <w:t>Absolute refractory period.</w:t>
+      </w:r>
+      <w:r>
+        <w:rPr>
+          <w:b w:val="0"/>
+          <w:i w:val="0"/>
+          <w:sz w:val="20"/>
+        </w:rPr>
+        <w:t xml:space="preserve"> It runs from phase 0 to the middle of phase 3 and lasts about a hundred and eighty milliseconds, during which no stimulus of any strength will produce another action potential.</w:t>
+      </w:r>
+    </w:p>
+    <w:p>
+      <w:pPr>
+        <w:pStyle w:val="ListBullet"/>
+        <w:spacing w:after="40"/>
+      </w:pPr>
+      <w:r>
+        <w:rPr>
+          <w:b/>
+          <w:i w:val="0"/>
+          <w:sz w:val="20"/>
+        </w:rPr>
+        <w:t>Depolarization and contraction.</w:t>
+      </w:r>
+      <w:r>
+        <w:rPr>
+          <w:b w:val="0"/>
+          <w:i w:val="0"/>
+          <w:sz w:val="20"/>
+        </w:rPr>
+        <w:t xml:space="preserve"> Depolarization represents activation of cardiac tissue, and it precedes contraction; the electrical event comes first, so an electrocardiogram showing depolarization does not prove the muscle actually contracted.</w:t>
+      </w:r>
+    </w:p>
+    <w:p>
+      <w:pPr>
+        <w:pStyle w:val="ListBullet"/>
+        <w:spacing w:after="40"/>
+      </w:pPr>
+      <w:r>
+        <w:rPr>
+          <w:b/>
+          <w:i w:val="0"/>
+          <w:sz w:val="20"/>
+        </w:rPr>
+        <w:t>Membrane during depolarization.</w:t>
+      </w:r>
+      <w:r>
+        <w:rPr>
+          <w:b w:val="0"/>
+          <w:i w:val="0"/>
+          <w:sz w:val="20"/>
+        </w:rPr>
+        <w:t xml:space="preserve"> The membrane becomes less negative, moving away from its resting negativity.</w:t>
+      </w:r>
+    </w:p>
+    <w:p>
+      <w:pPr>
         <w:pStyle w:val="Heading3"/>
         <w:spacing w:before="200" w:after="100"/>
       </w:pPr>
@@ -4694,6 +4760,40 @@
     </w:p>
     <w:p>
       <w:pPr>
+        <w:spacing w:after="120"/>
+      </w:pPr>
+      <w:r>
+        <w:rPr>
+          <w:b w:val="0"/>
+          <w:i w:val="0"/>
+        </w:rPr>
+        <w:t>Also tested</w:t>
+      </w:r>
+    </w:p>
+    <w:p>
+      <w:pPr>
+        <w:pStyle w:val="ListBullet"/>
+        <w:spacing w:after="40"/>
+      </w:pPr>
+      <w:r>
+        <w:rPr>
+          <w:b/>
+          <w:i w:val="0"/>
+          <w:sz w:val="20"/>
+        </w:rPr>
+        <w:t>Lead deflection and vector direction.</w:t>
+      </w:r>
+      <w:r>
+        <w:rPr>
+          <w:b w:val="0"/>
+          <w:i w:val="0"/>
+          <w:sz w:val="20"/>
+        </w:rPr>
+        <w:t xml:space="preserve"> When the overall vector at a given moment is directed away from a lead, that lead records a negative deflection; toward the lead gives a positive deflection, which is why the same beat looks different in different leads.</w:t>
+      </w:r>
+    </w:p>
+    <w:p>
+      <w:pPr>
         <w:pStyle w:val="Heading2"/>
         <w:spacing w:before="200" w:after="100"/>
       </w:pPr>
@@ -5169,6 +5269,28 @@
     </w:p>
     <w:p>
       <w:pPr>
+        <w:pStyle w:val="ListBullet"/>
+        <w:spacing w:after="40"/>
+      </w:pPr>
+      <w:r>
+        <w:rPr>
+          <w:b/>
+          <w:i w:val="0"/>
+          <w:sz w:val="20"/>
+        </w:rPr>
+        <w:t>Bipolar leads.</w:t>
+      </w:r>
+      <w:r>
+        <w:rPr>
+          <w:b w:val="0"/>
+          <w:i w:val="0"/>
+          <w:sz w:val="20"/>
+        </w:rPr>
+        <w:t xml:space="preserve"> Leads I, II and III are bipolar, forming the imaginary triangle across the shoulders and the left lower body; everything else on a twelve-lead tracing is unipolar.</w:t>
+      </w:r>
+    </w:p>
+    <w:p>
+      <w:pPr>
         <w:pStyle w:val="Heading2"/>
         <w:spacing w:before="200" w:after="100"/>
       </w:pPr>
@@ -5540,6 +5662,28 @@
     </w:p>
     <w:p>
       <w:pPr>
+        <w:pStyle w:val="ListBullet"/>
+        <w:spacing w:after="40"/>
+      </w:pPr>
+      <w:r>
+        <w:rPr>
+          <w:b/>
+          <w:i w:val="0"/>
+          <w:sz w:val="20"/>
+        </w:rPr>
+        <w:t>R to R interval.</w:t>
+      </w:r>
+      <w:r>
+        <w:rPr>
+          <w:b w:val="0"/>
+          <w:i w:val="0"/>
+          <w:sz w:val="20"/>
+        </w:rPr>
+        <w:t xml:space="preserve"> It is used to assess rate and regularity, and comparing consecutive R to R intervals is the first thing done to a strip.</w:t>
+      </w:r>
+    </w:p>
+    <w:p>
+      <w:pPr>
         <w:pStyle w:val="Heading2"/>
         <w:spacing w:before="200" w:after="100"/>
       </w:pPr>
@@ -6917,6 +7061,28 @@
           <w:sz w:val="20"/>
         </w:rPr>
         <w:t xml:space="preserve"> They are associated with hypokalemia, hypercalcemia, prolonged QT and the period after myocardial infarction; the electrolyte associations are the practically useful ones.</w:t>
+      </w:r>
+    </w:p>
+    <w:p>
+      <w:pPr>
+        <w:pStyle w:val="ListBullet"/>
+        <w:spacing w:after="40"/>
+      </w:pPr>
+      <w:r>
+        <w:rPr>
+          <w:b/>
+          <w:i w:val="0"/>
+          <w:sz w:val="20"/>
+        </w:rPr>
+        <w:t>PR interval.</w:t>
+      </w:r>
+      <w:r>
+        <w:rPr>
+          <w:b w:val="0"/>
+          <w:i w:val="0"/>
+          <w:sz w:val="20"/>
+        </w:rPr>
+        <w:t xml:space="preserve"> It includes atrial depolarization, the delay at the atrioventricular node, and conduction through the His-Purkinje system; as three events in one measurement, a prolonged PR interval does not by itself say where the hold-up is.</w:t>
       </w:r>
     </w:p>
     <w:p>
@@ -8433,6 +8599,72 @@
     </w:p>
     <w:p>
       <w:pPr>
+        <w:pStyle w:val="ListBullet"/>
+        <w:spacing w:after="40"/>
+      </w:pPr>
+      <w:r>
+        <w:rPr>
+          <w:b/>
+          <w:i w:val="0"/>
+          <w:sz w:val="20"/>
+        </w:rPr>
+        <w:t>Chest radiograph indicators of cardiac pathology.</w:t>
+      </w:r>
+      <w:r>
+        <w:rPr>
+          <w:b w:val="0"/>
+          <w:i w:val="0"/>
+          <w:sz w:val="20"/>
+        </w:rPr>
+        <w:t xml:space="preserve"> They are edema, effusion, cardiomegaly, cephalization and calcification, with tension physiology completing the list; the calcification may be of the great vessels, the valves or the pericardium.</w:t>
+      </w:r>
+    </w:p>
+    <w:p>
+      <w:pPr>
+        <w:pStyle w:val="ListBullet"/>
+        <w:spacing w:after="40"/>
+      </w:pPr>
+      <w:r>
+        <w:rPr>
+          <w:b/>
+          <w:i w:val="0"/>
+          <w:sz w:val="20"/>
+        </w:rPr>
+        <w:t>Vascular ultrasound image formation.</w:t>
+      </w:r>
+      <w:r>
+        <w:rPr>
+          <w:b w:val="0"/>
+          <w:i w:val="0"/>
+          <w:sz w:val="20"/>
+        </w:rPr>
+        <w:t xml:space="preserve"> Quartz crystals emit high frequency pulses that reflect off tissue; the returning echoes are turned into a picture, what returns depends on the density of what the pulses meet, and anything that stops sound returning leaves a gap.</w:t>
+      </w:r>
+    </w:p>
+    <w:p>
+      <w:pPr>
+        <w:pStyle w:val="ListBullet"/>
+        <w:spacing w:after="40"/>
+      </w:pPr>
+      <w:r>
+        <w:rPr>
+          <w:b/>
+          <w:i w:val="0"/>
+          <w:sz w:val="20"/>
+        </w:rPr>
+        <w:t>Coronary arteries and vascular ultrasound.</w:t>
+      </w:r>
+      <w:r>
+        <w:rPr>
+          <w:b w:val="0"/>
+          <w:i w:val="0"/>
+          <w:sz w:val="20"/>
+        </w:rPr>
+        <w:t xml:space="preserve"> Assessment of coronary artery stenosis is not a listed indication for vascular ultrasound: the coronary arteries are not accessible to surface vascular ultrasound and are assessed by computed tomography angiography or catheter angiography.</w:t>
+      </w:r>
+    </w:p>
+    <w:p>
+      <w:pPr>
         <w:pStyle w:val="Heading2"/>
         <w:spacing w:before="200" w:after="100"/>
       </w:pPr>
@@ -9918,6 +10150,28 @@
     </w:p>
     <w:p>
       <w:pPr>
+        <w:pStyle w:val="ListBullet"/>
+        <w:spacing w:after="40"/>
+      </w:pPr>
+      <w:r>
+        <w:rPr>
+          <w:b/>
+          <w:i w:val="0"/>
+          <w:sz w:val="20"/>
+        </w:rPr>
+        <w:t>Zenker's diverticulum before a transesophageal study.</w:t>
+      </w:r>
+      <w:r>
+        <w:rPr>
+          <w:b w:val="0"/>
+          <w:i w:val="0"/>
+          <w:sz w:val="20"/>
+        </w:rPr>
+        <w:t xml:space="preserve"> It must be identified first because the probe risks entering and perforating the pouch; being a pouch rather than a narrowing, the operator may feel nothing wrong until the damage is done.</w:t>
+      </w:r>
+    </w:p>
+    <w:p>
+      <w:pPr>
         <w:pStyle w:val="Heading2"/>
         <w:spacing w:before="200" w:after="100"/>
       </w:pPr>
@@ -11261,6 +11515,28 @@
     </w:p>
     <w:p>
       <w:pPr>
+        <w:pStyle w:val="ListBullet"/>
+        <w:spacing w:after="40"/>
+      </w:pPr>
+      <w:r>
+        <w:rPr>
+          <w:b/>
+          <w:i w:val="0"/>
+          <w:sz w:val="20"/>
+        </w:rPr>
+        <w:t>Limitation of cardiac computed tomography.</w:t>
+      </w:r>
+      <w:r>
+        <w:rPr>
+          <w:b w:val="0"/>
+          <w:i w:val="0"/>
+          <w:sz w:val="20"/>
+        </w:rPr>
+        <w:t xml:space="preserve"> Compared with echocardiography and magnetic resonance, it assesses anatomy but not function: it shows structure in great detail but cannot tell how well it is working, which decides when it is the wrong study.</w:t>
+      </w:r>
+    </w:p>
+    <w:p>
+      <w:pPr>
         <w:pStyle w:val="Heading2"/>
         <w:spacing w:before="200" w:after="100"/>
       </w:pPr>
@@ -11821,6 +12097,28 @@
     </w:p>
     <w:p>
       <w:pPr>
+        <w:pStyle w:val="ListBullet"/>
+        <w:spacing w:after="40"/>
+      </w:pPr>
+      <w:r>
+        <w:rPr>
+          <w:b/>
+          <w:i w:val="0"/>
+          <w:sz w:val="20"/>
+        </w:rPr>
+        <w:t>Coronary angiography.</w:t>
+      </w:r>
+      <w:r>
+        <w:rPr>
+          <w:b w:val="0"/>
+          <w:i w:val="0"/>
+          <w:sz w:val="20"/>
+        </w:rPr>
+        <w:t xml:space="preserve"> It is the gold standard for coronary artery anatomy and cardiac function, which is why it is usually performed before any percutaneous or surgical intervention on the coronary arteries.</w:t>
+      </w:r>
+    </w:p>
+    <w:p>
+      <w:pPr>
         <w:pStyle w:val="Heading2"/>
         <w:spacing w:before="200" w:after="100"/>
       </w:pPr>
@@ -12102,6 +12400,40 @@
           <w:i w:val="0"/>
         </w:rPr>
         <w:t xml:space="preserve"> (Ayelet Elwaya). Emphasis quoted from the 17 September 2026 recording (two segments). Slides 5, 36 and 58 carry their content only as pictures and are reproduced above. The nuclear perfusion panel on slide 52 is not reproduced: its six scans and three labels cannot be paired reliably from the file.</w:t>
+      </w:r>
+    </w:p>
+    <w:p>
+      <w:pPr>
+        <w:spacing w:after="120"/>
+      </w:pPr>
+      <w:r>
+        <w:rPr>
+          <w:b w:val="0"/>
+          <w:i w:val="0"/>
+        </w:rPr>
+        <w:t>Also tested</w:t>
+      </w:r>
+    </w:p>
+    <w:p>
+      <w:pPr>
+        <w:pStyle w:val="ListBullet"/>
+        <w:spacing w:after="40"/>
+      </w:pPr>
+      <w:r>
+        <w:rPr>
+          <w:b/>
+          <w:i w:val="0"/>
+          <w:sz w:val="20"/>
+        </w:rPr>
+        <w:t>High-sensitivity troponin.</w:t>
+      </w:r>
+      <w:r>
+        <w:rPr>
+          <w:b w:val="0"/>
+          <w:i w:val="0"/>
+          <w:sz w:val="20"/>
+        </w:rPr>
+        <w:t xml:space="preserve"> High-sensitivity describes the assay's characteristics, not a different subunit of troponin; the assay detects circulating troponin at lower concentrations, which is where its advantage comes from.</w:t>
       </w:r>
     </w:p>
     <w:p>
@@ -14313,6 +14645,50 @@
     </w:p>
     <w:p>
       <w:pPr>
+        <w:pStyle w:val="ListBullet"/>
+        <w:spacing w:after="40"/>
+      </w:pPr>
+      <w:r>
+        <w:rPr>
+          <w:b/>
+          <w:i w:val="0"/>
+          <w:sz w:val="20"/>
+        </w:rPr>
+        <w:t>Serial natriuretic peptides.</w:t>
+      </w:r>
+      <w:r>
+        <w:rPr>
+          <w:b w:val="0"/>
+          <w:i w:val="0"/>
+          <w:sz w:val="20"/>
+        </w:rPr>
+        <w:t xml:space="preserve"> Beyond the rule-out, they monitor the course of disease and stratify risk, including cardiovascular mortality and likelihood of readmission; adjusting treatment to the peptide level has not been shown to improve outcomes.</w:t>
+      </w:r>
+    </w:p>
+    <w:p>
+      <w:pPr>
+        <w:pStyle w:val="ListBullet"/>
+        <w:spacing w:after="40"/>
+      </w:pPr>
+      <w:r>
+        <w:rPr>
+          <w:b/>
+          <w:i w:val="0"/>
+          <w:sz w:val="20"/>
+        </w:rPr>
+        <w:t>Natriuretic peptide as a rule-out test.</w:t>
+      </w:r>
+      <w:r>
+        <w:rPr>
+          <w:b w:val="0"/>
+          <w:i w:val="0"/>
+          <w:sz w:val="20"/>
+        </w:rPr>
+        <w:t xml:space="preserve"> A result below the assay's heart failure cutoff can serve to rule out new-onset heart failure, used together with the clinical assessment and an echocardiogram if indicated.</w:t>
+      </w:r>
+    </w:p>
+    <w:p>
+      <w:pPr>
         <w:pStyle w:val="Heading3"/>
         <w:spacing w:before="200" w:after="100"/>
       </w:pPr>
@@ -18772,6 +19148,50 @@
     </w:p>
     <w:p>
       <w:pPr>
+        <w:pStyle w:val="ListBullet"/>
+        <w:spacing w:after="40"/>
+      </w:pPr>
+      <w:r>
+        <w:rPr>
+          <w:b/>
+          <w:i w:val="0"/>
+          <w:sz w:val="20"/>
+        </w:rPr>
+        <w:t>Favorable lipid profile.</w:t>
+      </w:r>
+      <w:r>
+        <w:rPr>
+          <w:b w:val="0"/>
+          <w:i w:val="0"/>
+          <w:sz w:val="20"/>
+        </w:rPr>
+        <w:t xml:space="preserve"> Total cholesterol below 200 mg/dL and triglycerides below 150 mg/dL, with a high HDL-C, is generally a favorable profile.</w:t>
+      </w:r>
+    </w:p>
+    <w:p>
+      <w:pPr>
+        <w:pStyle w:val="ListBullet"/>
+        <w:spacing w:after="40"/>
+      </w:pPr>
+      <w:r>
+        <w:rPr>
+          <w:b/>
+          <w:i w:val="0"/>
+          <w:sz w:val="20"/>
+        </w:rPr>
+        <w:t>Triglyceride level and risk.</w:t>
+      </w:r>
+      <w:r>
+        <w:rPr>
+          <w:b w:val="0"/>
+          <w:i w:val="0"/>
+          <w:sz w:val="20"/>
+        </w:rPr>
+        <w:t xml:space="preserve"> Triglycerides of 150 mg/dL or above mean increased atherosclerotic risk and act as a risk enhancer for atherosclerotic disease; severe hypertriglyceridemia begins at 500 mg/dL.</w:t>
+      </w:r>
+    </w:p>
+    <w:p>
+      <w:pPr>
         <w:pStyle w:val="Heading2"/>
         <w:spacing w:before="200" w:after="100"/>
       </w:pPr>
@@ -19022,6 +19442,72 @@
     </w:p>
     <w:p>
       <w:pPr>
+        <w:pStyle w:val="ListBullet"/>
+        <w:spacing w:after="40"/>
+      </w:pPr>
+      <w:r>
+        <w:rPr>
+          <w:b/>
+          <w:i w:val="0"/>
+          <w:sz w:val="20"/>
+        </w:rPr>
+        <w:t>Childhood lipid screening.</w:t>
+      </w:r>
+      <w:r>
+        <w:rPr>
+          <w:b w:val="0"/>
+          <w:i w:val="0"/>
+          <w:sz w:val="20"/>
+        </w:rPr>
+        <w:t xml:space="preserve"> A lipid screen is indicated at ages 9 to 11, even without a family history, to identify familial hypercholesterolemia and other lipid disorders; lipids are screened again at 19.</w:t>
+      </w:r>
+    </w:p>
+    <w:p>
+      <w:pPr>
+        <w:pStyle w:val="ListBullet"/>
+        <w:spacing w:after="40"/>
+      </w:pPr>
+      <w:r>
+        <w:rPr>
+          <w:b/>
+          <w:i w:val="0"/>
+          <w:sz w:val="20"/>
+        </w:rPr>
+        <w:t>Rechecking lipids after starting therapy.</w:t>
+      </w:r>
+      <w:r>
+        <w:rPr>
+          <w:b w:val="0"/>
+          <w:i w:val="0"/>
+          <w:sz w:val="20"/>
+        </w:rPr>
+        <w:t xml:space="preserve"> Check lipids in 4 to 12 weeks after starting or changing the dose of lipid-lowering therapy, then every 6 to 12 months.</w:t>
+      </w:r>
+    </w:p>
+    <w:p>
+      <w:pPr>
+        <w:pStyle w:val="ListBullet"/>
+        <w:spacing w:after="40"/>
+      </w:pPr>
+      <w:r>
+        <w:rPr>
+          <w:b/>
+          <w:i w:val="0"/>
+          <w:sz w:val="20"/>
+        </w:rPr>
+        <w:t>Early lipid screening with a family history.</w:t>
+      </w:r>
+      <w:r>
+        <w:rPr>
+          <w:b w:val="0"/>
+          <w:i w:val="0"/>
+          <w:sz w:val="20"/>
+        </w:rPr>
+        <w:t xml:space="preserve"> Screening at age 2 or older is recommended with a family history of premature atherosclerotic disease, severe hypercholesterolemia or familial hypercholesterolemia.</w:t>
+      </w:r>
+    </w:p>
+    <w:p>
+      <w:pPr>
         <w:pStyle w:val="Heading2"/>
         <w:spacing w:before="200" w:after="100"/>
       </w:pPr>
@@ -20668,6 +21154,28 @@
           <w:sz w:val="20"/>
         </w:rPr>
         <w:t xml:space="preserve"> It generally needs measuring once in a lifetime: it is more than 90% genetically determined and stable over life, and needs no fasting.</w:t>
+      </w:r>
+    </w:p>
+    <w:p>
+      <w:pPr>
+        <w:pStyle w:val="ListBullet"/>
+        <w:spacing w:after="40"/>
+      </w:pPr>
+      <w:r>
+        <w:rPr>
+          <w:b/>
+          <w:i w:val="0"/>
+          <w:sz w:val="20"/>
+        </w:rPr>
+        <w:t>Formation of LDL.</w:t>
+      </w:r>
+      <w:r>
+        <w:rPr>
+          <w:b w:val="0"/>
+          <w:i w:val="0"/>
+          <w:sz w:val="20"/>
+        </w:rPr>
+        <w:t xml:space="preserve"> The liver secretes triglyceride-rich VLDL (very low-density lipoprotein); lipoprotein lipase strips triglyceride to give a remnant (IDL, intermediate-density lipoprotein) and then cholesterol-rich LDL (low-density lipoprotein), the same apolipoprotein B particle at different stages.</w:t>
       </w:r>
     </w:p>
     <w:p>

--- a/Principles of Diagnostic Medicine I Exam 2/pdm-exam-2-study-guide.docx
+++ b/Principles of Diagnostic Medicine I Exam 2/pdm-exam-2-study-guide.docx
@@ -8586,7 +8586,7 @@
           <w:i w:val="0"/>
           <w:sz w:val="20"/>
         </w:rPr>
-        <w:t>Vascular ultrasound appearance.</w:t>
+        <w:t>Chest radiograph indicators of cardiac pathology.</w:t>
       </w:r>
       <w:r>
         <w:rPr>
@@ -8594,7 +8594,7 @@
           <w:i w:val="0"/>
           <w:sz w:val="20"/>
         </w:rPr>
-        <w:t xml:space="preserve"> The denser the structure, the lighter it appears, so air is black and bone is near white. Superficial structures sit nearer the top of the screen.</w:t>
+        <w:t xml:space="preserve"> They are edema, effusion, cardiomegaly, cephalization and calcification, with tension physiology completing the list; the calcification may be of the great vessels, the valves or the pericardium.</w:t>
       </w:r>
     </w:p>
     <w:p>
@@ -8608,7 +8608,7 @@
           <w:i w:val="0"/>
           <w:sz w:val="20"/>
         </w:rPr>
-        <w:t>Chest radiograph indicators of cardiac pathology.</w:t>
+        <w:t>Vascular ultrasound image formation.</w:t>
       </w:r>
       <w:r>
         <w:rPr>
@@ -8616,51 +8616,7 @@
           <w:i w:val="0"/>
           <w:sz w:val="20"/>
         </w:rPr>
-        <w:t xml:space="preserve"> They are edema, effusion, cardiomegaly, cephalization and calcification, with tension physiology completing the list; the calcification may be of the great vessels, the valves or the pericardium.</w:t>
-      </w:r>
-    </w:p>
-    <w:p>
-      <w:pPr>
-        <w:pStyle w:val="ListBullet"/>
-        <w:spacing w:after="40"/>
-      </w:pPr>
-      <w:r>
-        <w:rPr>
-          <w:b/>
-          <w:i w:val="0"/>
-          <w:sz w:val="20"/>
-        </w:rPr>
-        <w:t>Vascular ultrasound image formation.</w:t>
-      </w:r>
-      <w:r>
-        <w:rPr>
-          <w:b w:val="0"/>
-          <w:i w:val="0"/>
-          <w:sz w:val="20"/>
-        </w:rPr>
         <w:t xml:space="preserve"> Quartz crystals emit high frequency pulses that reflect off tissue; the returning echoes are turned into a picture, what returns depends on the density of what the pulses meet, and anything that stops sound returning leaves a gap.</w:t>
-      </w:r>
-    </w:p>
-    <w:p>
-      <w:pPr>
-        <w:pStyle w:val="ListBullet"/>
-        <w:spacing w:after="40"/>
-      </w:pPr>
-      <w:r>
-        <w:rPr>
-          <w:b/>
-          <w:i w:val="0"/>
-          <w:sz w:val="20"/>
-        </w:rPr>
-        <w:t>Coronary arteries and vascular ultrasound.</w:t>
-      </w:r>
-      <w:r>
-        <w:rPr>
-          <w:b w:val="0"/>
-          <w:i w:val="0"/>
-          <w:sz w:val="20"/>
-        </w:rPr>
-        <w:t xml:space="preserve"> Assessment of coronary artery stenosis is not a listed indication for vascular ultrasound: the coronary arteries are not accessible to surface vascular ultrasound and are assessed by computed tomography angiography or catheter angiography.</w:t>
       </w:r>
     </w:p>
     <w:p>
@@ -12412,6 +12368,50 @@
           <w:i w:val="0"/>
         </w:rPr>
         <w:t>Also tested</w:t>
+      </w:r>
+    </w:p>
+    <w:p>
+      <w:pPr>
+        <w:pStyle w:val="ListBullet"/>
+        <w:spacing w:after="40"/>
+      </w:pPr>
+      <w:r>
+        <w:rPr>
+          <w:b/>
+          <w:i w:val="0"/>
+          <w:sz w:val="20"/>
+        </w:rPr>
+        <w:t>Vascular ultrasound appearance.</w:t>
+      </w:r>
+      <w:r>
+        <w:rPr>
+          <w:b w:val="0"/>
+          <w:i w:val="0"/>
+          <w:sz w:val="20"/>
+        </w:rPr>
+        <w:t xml:space="preserve"> The denser the structure, the lighter it appears, so air is black and bone is near white. Superficial structures sit nearer the top of the screen.</w:t>
+      </w:r>
+    </w:p>
+    <w:p>
+      <w:pPr>
+        <w:pStyle w:val="ListBullet"/>
+        <w:spacing w:after="40"/>
+      </w:pPr>
+      <w:r>
+        <w:rPr>
+          <w:b/>
+          <w:i w:val="0"/>
+          <w:sz w:val="20"/>
+        </w:rPr>
+        <w:t>Coronary arteries and vascular ultrasound.</w:t>
+      </w:r>
+      <w:r>
+        <w:rPr>
+          <w:b w:val="0"/>
+          <w:i w:val="0"/>
+          <w:sz w:val="20"/>
+        </w:rPr>
+        <w:t xml:space="preserve"> Assessment of coronary artery stenosis is not a listed indication for vascular ultrasound: the coronary arteries are not accessible to surface vascular ultrasound and are assessed by computed tomography angiography or catheter angiography.</w:t>
       </w:r>
     </w:p>
     <w:p>

--- a/Principles of Diagnostic Medicine I Exam 2/pdm-exam-2-study-guide.docx
+++ b/Principles of Diagnostic Medicine I Exam 2/pdm-exam-2-study-guide.docx
@@ -1984,6 +1984,28 @@
     </w:p>
     <w:p>
       <w:pPr>
+        <w:pStyle w:val="ListBullet"/>
+        <w:spacing w:after="40"/>
+      </w:pPr>
+      <w:r>
+        <w:rPr>
+          <w:b/>
+          <w:i w:val="0"/>
+          <w:sz w:val="20"/>
+        </w:rPr>
+        <w:t>Left anterior fascicle.</w:t>
+      </w:r>
+      <w:r>
+        <w:rPr>
+          <w:b w:val="0"/>
+          <w:i w:val="0"/>
+          <w:sz w:val="20"/>
+        </w:rPr>
+        <w:t xml:space="preserve"> Of the left fascicles, the left anterior fascicle is the one that extends across the anterior wall of the left ventricle.</w:t>
+      </w:r>
+    </w:p>
+    <w:p>
+      <w:pPr>
         <w:pStyle w:val="Heading3"/>
         <w:spacing w:before="200" w:after="100"/>
       </w:pPr>
@@ -3843,6 +3865,40 @@
     </w:p>
     <w:p>
       <w:pPr>
+        <w:spacing w:after="120"/>
+      </w:pPr>
+      <w:r>
+        <w:rPr>
+          <w:b w:val="0"/>
+          <w:i w:val="0"/>
+        </w:rPr>
+        <w:t>Also tested</w:t>
+      </w:r>
+    </w:p>
+    <w:p>
+      <w:pPr>
+        <w:pStyle w:val="ListBullet"/>
+        <w:spacing w:after="40"/>
+      </w:pPr>
+      <w:r>
+        <w:rPr>
+          <w:b/>
+          <w:i w:val="0"/>
+          <w:sz w:val="20"/>
+        </w:rPr>
+        <w:t>Absolute refractory period.</w:t>
+      </w:r>
+      <w:r>
+        <w:rPr>
+          <w:b w:val="0"/>
+          <w:i w:val="0"/>
+          <w:sz w:val="20"/>
+        </w:rPr>
+        <w:t xml:space="preserve"> It lasts about 180 milliseconds, running from phase 0 to the middle of phase 3; throughout that time the cell will not respond to another stimulus.</w:t>
+      </w:r>
+    </w:p>
+    <w:p>
+      <w:pPr>
         <w:pStyle w:val="Heading2"/>
         <w:spacing w:before="200" w:after="100"/>
       </w:pPr>
@@ -4794,6 +4850,28 @@
     </w:p>
     <w:p>
       <w:pPr>
+        <w:pStyle w:val="ListBullet"/>
+        <w:spacing w:after="40"/>
+      </w:pPr>
+      <w:r>
+        <w:rPr>
+          <w:b/>
+          <w:i w:val="0"/>
+          <w:sz w:val="20"/>
+        </w:rPr>
+        <w:t>Standard calibration.</w:t>
+      </w:r>
+      <w:r>
+        <w:rPr>
+          <w:b w:val="0"/>
+          <w:i w:val="0"/>
+          <w:sz w:val="20"/>
+        </w:rPr>
+        <w:t xml:space="preserve"> Two large boxes, a 10 millimeter deflection, equal 1 millivolt, so each small box is 0.1 millivolt.</w:t>
+      </w:r>
+    </w:p>
+    <w:p>
+      <w:pPr>
         <w:pStyle w:val="Heading2"/>
         <w:spacing w:before="200" w:after="100"/>
       </w:pPr>
@@ -5684,6 +5762,50 @@
     </w:p>
     <w:p>
       <w:pPr>
+        <w:pStyle w:val="ListBullet"/>
+        <w:spacing w:after="40"/>
+      </w:pPr>
+      <w:r>
+        <w:rPr>
+          <w:b/>
+          <w:i w:val="0"/>
+          <w:sz w:val="20"/>
+        </w:rPr>
+        <w:t>Atrial rate.</w:t>
+      </w:r>
+      <w:r>
+        <w:rPr>
+          <w:b w:val="0"/>
+          <w:i w:val="0"/>
+          <w:sz w:val="20"/>
+        </w:rPr>
+        <w:t xml:space="preserve"> The atrial rate comes from counting P waves in six seconds and multiplying by ten, so twelve P waves in a six-second strip give 120 beats per minute.</w:t>
+      </w:r>
+    </w:p>
+    <w:p>
+      <w:pPr>
+        <w:pStyle w:val="ListBullet"/>
+        <w:spacing w:after="40"/>
+      </w:pPr>
+      <w:r>
+        <w:rPr>
+          <w:b/>
+          <w:i w:val="0"/>
+          <w:sz w:val="20"/>
+        </w:rPr>
+        <w:t>Six-second strip.</w:t>
+      </w:r>
+      <w:r>
+        <w:rPr>
+          <w:b w:val="0"/>
+          <w:i w:val="0"/>
+          <w:sz w:val="20"/>
+        </w:rPr>
+        <w:t xml:space="preserve"> Each large box is 0.2 seconds, so fifteen large boxes make 3 seconds and thirty large boxes make 6 seconds.</w:t>
+      </w:r>
+    </w:p>
+    <w:p>
+      <w:pPr>
         <w:pStyle w:val="Heading2"/>
         <w:spacing w:before="200" w:after="100"/>
       </w:pPr>
@@ -7083,6 +7205,50 @@
           <w:sz w:val="20"/>
         </w:rPr>
         <w:t xml:space="preserve"> It includes atrial depolarization, the delay at the atrioventricular node, and conduction through the His-Purkinje system; as three events in one measurement, a prolonged PR interval does not by itself say where the hold-up is.</w:t>
+      </w:r>
+    </w:p>
+    <w:p>
+      <w:pPr>
+        <w:pStyle w:val="ListBullet"/>
+        <w:spacing w:after="40"/>
+      </w:pPr>
+      <w:r>
+        <w:rPr>
+          <w:b/>
+          <w:i w:val="0"/>
+          <w:sz w:val="20"/>
+        </w:rPr>
+        <w:t>Q wave width.</w:t>
+      </w:r>
+      <w:r>
+        <w:rPr>
+          <w:b w:val="0"/>
+          <w:i w:val="0"/>
+          <w:sz w:val="20"/>
+        </w:rPr>
+        <w:t xml:space="preserve"> A normal Q wave is under 0.04 seconds (one small box) and low in amplitude, so a Q wave of 0.08 seconds, two small boxes, is too wide.</w:t>
+      </w:r>
+    </w:p>
+    <w:p>
+      <w:pPr>
+        <w:pStyle w:val="ListBullet"/>
+        <w:spacing w:after="40"/>
+      </w:pPr>
+      <w:r>
+        <w:rPr>
+          <w:b/>
+          <w:i w:val="0"/>
+          <w:sz w:val="20"/>
+        </w:rPr>
+        <w:t>J point.</w:t>
+      </w:r>
+      <w:r>
+        <w:rPr>
+          <w:b w:val="0"/>
+          <w:i w:val="0"/>
+          <w:sz w:val="20"/>
+        </w:rPr>
+        <w:t xml:space="preserve"> The J point, where the QRS complex ends and the ST segment begins, should be at the baseline, with one millimeter of variance allowed in most leads.</w:t>
       </w:r>
     </w:p>
     <w:p>
@@ -10128,6 +10294,28 @@
     </w:p>
     <w:p>
       <w:pPr>
+        <w:pStyle w:val="ListBullet"/>
+        <w:spacing w:after="40"/>
+      </w:pPr>
+      <w:r>
+        <w:rPr>
+          <w:b/>
+          <w:i w:val="0"/>
+          <w:sz w:val="20"/>
+        </w:rPr>
+        <w:t>Sedation before a transesophageal echocardiogram.</w:t>
+      </w:r>
+      <w:r>
+        <w:rPr>
+          <w:b w:val="0"/>
+          <w:i w:val="0"/>
+          <w:sz w:val="20"/>
+        </w:rPr>
+        <w:t xml:space="preserve"> An intravenous sedative helps the patient relax and prevents vomiting while the probe is passed through the mouth and down the esophagus.</w:t>
+      </w:r>
+    </w:p>
+    <w:p>
+      <w:pPr>
         <w:pStyle w:val="Heading2"/>
         <w:spacing w:before="200" w:after="100"/>
       </w:pPr>
@@ -11033,6 +11221,28 @@
     </w:p>
     <w:p>
       <w:pPr>
+        <w:pStyle w:val="ListBullet"/>
+        <w:spacing w:after="40"/>
+      </w:pPr>
+      <w:r>
+        <w:rPr>
+          <w:b/>
+          <w:i w:val="0"/>
+          <w:sz w:val="20"/>
+        </w:rPr>
+        <w:t>Radionuclide myocardial perfusion imaging: prognosis.</w:t>
+      </w:r>
+      <w:r>
+        <w:rPr>
+          <w:b w:val="0"/>
+          <w:i w:val="0"/>
+          <w:sz w:val="20"/>
+        </w:rPr>
+        <w:t xml:space="preserve"> Prognosis is a stated indication: the study identifies patients at increased risk of myocardial infarction and those who may need angiography or surgery, so it predicts future cardiac events.</w:t>
+      </w:r>
+    </w:p>
+    <w:p>
+      <w:pPr>
         <w:pStyle w:val="Heading2"/>
         <w:spacing w:before="200" w:after="100"/>
       </w:pPr>
@@ -11489,6 +11699,50 @@
           <w:sz w:val="20"/>
         </w:rPr>
         <w:t xml:space="preserve"> Compared with echocardiography and magnetic resonance, it assesses anatomy but not function: it shows structure in great detail but cannot tell how well it is working, which decides when it is the wrong study.</w:t>
+      </w:r>
+    </w:p>
+    <w:p>
+      <w:pPr>
+        <w:pStyle w:val="ListBullet"/>
+        <w:spacing w:after="40"/>
+      </w:pPr>
+      <w:r>
+        <w:rPr>
+          <w:b/>
+          <w:i w:val="0"/>
+          <w:sz w:val="20"/>
+        </w:rPr>
+        <w:t>Coronary computed tomography angiography indication.</w:t>
+      </w:r>
+      <w:r>
+        <w:rPr>
+          <w:b w:val="0"/>
+          <w:i w:val="0"/>
+          <w:sz w:val="20"/>
+        </w:rPr>
+        <w:t xml:space="preserve"> Evaluating an equivocal or non-diagnostic stress test is a stated indication; it answers the question the stress test left open, alongside assessing chest pain and detecting or excluding stenosis and plaque.</w:t>
+      </w:r>
+    </w:p>
+    <w:p>
+      <w:pPr>
+        <w:pStyle w:val="ListBullet"/>
+        <w:spacing w:after="40"/>
+      </w:pPr>
+      <w:r>
+        <w:rPr>
+          <w:b/>
+          <w:i w:val="0"/>
+          <w:sz w:val="20"/>
+        </w:rPr>
+        <w:t>Cardiac computed tomography and the electrocardiogram.</w:t>
+      </w:r>
+      <w:r>
+        <w:rPr>
+          <w:b w:val="0"/>
+          <w:i w:val="0"/>
+          <w:sz w:val="20"/>
+        </w:rPr>
+        <w:t xml:space="preserve"> Because the heart is constantly moving, tying the scan to the electrocardiogram tracing lets the heart be evaluated at chosen points in the cycle, to view different stages of the cardiac cycle.</w:t>
       </w:r>
     </w:p>
     <w:p>
@@ -11616,6 +11870,40 @@
     </w:p>
     <w:p>
       <w:pPr>
+        <w:spacing w:after="120"/>
+      </w:pPr>
+      <w:r>
+        <w:rPr>
+          <w:b w:val="0"/>
+          <w:i w:val="0"/>
+        </w:rPr>
+        <w:t>Also tested</w:t>
+      </w:r>
+    </w:p>
+    <w:p>
+      <w:pPr>
+        <w:pStyle w:val="ListBullet"/>
+        <w:spacing w:after="40"/>
+      </w:pPr>
+      <w:r>
+        <w:rPr>
+          <w:b/>
+          <w:i w:val="0"/>
+          <w:sz w:val="20"/>
+        </w:rPr>
+        <w:t>Limitations of cardiovascular magnetic resonance.</w:t>
+      </w:r>
+      <w:r>
+        <w:rPr>
+          <w:b w:val="0"/>
+          <w:i w:val="0"/>
+          <w:sz w:val="20"/>
+        </w:rPr>
+        <w:t xml:space="preserve"> Along with claustrophobia, a distorted electrocardiogram and the need for electrocardiographic and respiratory gating, the long scan, a lengthy acquisition time, is one of its recognized drawbacks.</w:t>
+      </w:r>
+    </w:p>
+    <w:p>
+      <w:pPr>
         <w:pStyle w:val="Heading2"/>
         <w:spacing w:before="200" w:after="100"/>
       </w:pPr>
@@ -12071,6 +12359,94 @@
           <w:sz w:val="20"/>
         </w:rPr>
         <w:t xml:space="preserve"> It is the gold standard for coronary artery anatomy and cardiac function, which is why it is usually performed before any percutaneous or surgical intervention on the coronary arteries.</w:t>
+      </w:r>
+    </w:p>
+    <w:p>
+      <w:pPr>
+        <w:pStyle w:val="ListBullet"/>
+        <w:spacing w:after="40"/>
+      </w:pPr>
+      <w:r>
+        <w:rPr>
+          <w:b/>
+          <w:i w:val="0"/>
+          <w:sz w:val="20"/>
+        </w:rPr>
+        <w:t>Electrophysiological testing.</w:t>
+      </w:r>
+      <w:r>
+        <w:rPr>
+          <w:b w:val="0"/>
+          <w:i w:val="0"/>
+          <w:sz w:val="20"/>
+        </w:rPr>
+        <w:t xml:space="preserve"> The rhythm is recorded while different areas of the heart are stimulated with electrical impulses, revealing reproducible arrhythmias and their exact origin.</w:t>
+      </w:r>
+    </w:p>
+    <w:p>
+      <w:pPr>
+        <w:pStyle w:val="ListBullet"/>
+        <w:spacing w:after="40"/>
+      </w:pPr>
+      <w:r>
+        <w:rPr>
+          <w:b/>
+          <w:i w:val="0"/>
+          <w:sz w:val="20"/>
+        </w:rPr>
+        <w:t>Catheters for electrophysiological testing.</w:t>
+      </w:r>
+      <w:r>
+        <w:rPr>
+          <w:b w:val="0"/>
+          <w:i w:val="0"/>
+          <w:sz w:val="20"/>
+        </w:rPr>
+        <w:t xml:space="preserve"> Three or four catheters pass from the internal jugular, subclavian or common femoral vein into the right atrium or right ventricle, so they are introduced through veins into the right heart.</w:t>
+      </w:r>
+    </w:p>
+    <w:p>
+      <w:pPr>
+        <w:pStyle w:val="ListBullet"/>
+        <w:spacing w:after="40"/>
+      </w:pPr>
+      <w:r>
+        <w:rPr>
+          <w:b/>
+          <w:i w:val="0"/>
+          <w:sz w:val="20"/>
+        </w:rPr>
+        <w:t>Pseudoaneurysm at the puncture site.</w:t>
+      </w:r>
+      <w:r>
+        <w:rPr>
+          <w:b w:val="0"/>
+          <w:i w:val="0"/>
+          <w:sz w:val="20"/>
+        </w:rPr>
+        <w:t xml:space="preserve"> Unlike a simple hematoma, it pulsates and still communicates with the artery: blood still moves in and out of it, which is why it can keep expanding and why the site is always checked.</w:t>
+      </w:r>
+    </w:p>
+    <w:p>
+      <w:pPr>
+        <w:pStyle w:val="ListBullet"/>
+        <w:spacing w:after="40"/>
+      </w:pPr>
+      <w:r>
+        <w:rPr>
+          <w:b/>
+          <w:i w:val="0"/>
+          <w:sz w:val="20"/>
+        </w:rPr>
+        <w:t>Syncope and electrophysiological testing.</w:t>
+      </w:r>
+      <w:r>
+        <w:rPr>
+          <w:b w:val="0"/>
+          <w:i w:val="0"/>
+          <w:sz w:val="20"/>
+        </w:rPr>
+        <w:t xml:space="preserve"> A patient with syncope and ischemic or other structural heart disease is an indication for electrophysiological testing, alongside sick sinus syndrome, survivors of sudden cardiac arrest without an established cause, ectopic beats and a suspected aberrant pathway.</w:t>
       </w:r>
     </w:p>
     <w:p>
@@ -12434,6 +12810,28 @@
           <w:sz w:val="20"/>
         </w:rPr>
         <w:t xml:space="preserve"> High-sensitivity describes the assay's characteristics, not a different subunit of troponin; the assay detects circulating troponin at lower concentrations, which is where its advantage comes from.</w:t>
+      </w:r>
+    </w:p>
+    <w:p>
+      <w:pPr>
+        <w:pStyle w:val="ListBullet"/>
+        <w:spacing w:after="40"/>
+      </w:pPr>
+      <w:r>
+        <w:rPr>
+          <w:b/>
+          <w:i w:val="0"/>
+          <w:sz w:val="20"/>
+        </w:rPr>
+        <w:t>Claudication and suspected peripheral arterial disease.</w:t>
+      </w:r>
+      <w:r>
+        <w:rPr>
+          <w:b w:val="0"/>
+          <w:i w:val="0"/>
+          <w:sz w:val="20"/>
+        </w:rPr>
+        <w:t xml:space="preserve"> Arterial vascular ultrasound is the study used to evaluate them: it is a listed indication, and the study is fast, portable and free of ionizing radiation.</w:t>
       </w:r>
     </w:p>
     <w:p>
@@ -14689,6 +15087,28 @@
     </w:p>
     <w:p>
       <w:pPr>
+        <w:pStyle w:val="ListBullet"/>
+        <w:spacing w:after="40"/>
+      </w:pPr>
+      <w:r>
+        <w:rPr>
+          <w:b/>
+          <w:i w:val="0"/>
+          <w:sz w:val="20"/>
+        </w:rPr>
+        <w:t>N-terminal pro B-type natriuretic peptide.</w:t>
+      </w:r>
+      <w:r>
+        <w:rPr>
+          <w:b w:val="0"/>
+          <w:i w:val="0"/>
+          <w:sz w:val="20"/>
+        </w:rPr>
+        <w:t xml:space="preserve"> Cardiomyocytes secrete pro B-type natriuretic peptide in response to stretch, and it is cleaved into biologically active B-type natriuretic peptide and the inert fragment N-terminal pro B-type natriuretic peptide.</w:t>
+      </w:r>
+    </w:p>
+    <w:p>
+      <w:pPr>
         <w:pStyle w:val="Heading3"/>
         <w:spacing w:before="200" w:after="100"/>
       </w:pPr>
@@ -19192,6 +19612,28 @@
     </w:p>
     <w:p>
       <w:pPr>
+        <w:pStyle w:val="ListBullet"/>
+        <w:spacing w:after="40"/>
+      </w:pPr>
+      <w:r>
+        <w:rPr>
+          <w:b/>
+          <w:i w:val="0"/>
+          <w:sz w:val="20"/>
+        </w:rPr>
+        <w:t>Elevated lipoprotein(a).</w:t>
+      </w:r>
+      <w:r>
+        <w:rPr>
+          <w:b w:val="0"/>
+          <w:i w:val="0"/>
+          <w:sz w:val="20"/>
+        </w:rPr>
+        <w:t xml:space="preserve"> It is a largely fixed genetic risk factor measured once; elevation prompts earlier and more intensive management of every other modifiable risk factor, since statins do not lower it.</w:t>
+      </w:r>
+    </w:p>
+    <w:p>
+      <w:pPr>
         <w:pStyle w:val="Heading2"/>
         <w:spacing w:before="200" w:after="100"/>
       </w:pPr>
@@ -21855,6 +22297,40 @@
           <w:i w:val="0"/>
         </w:rPr>
         <w:t xml:space="preserve"> (Professor Lauren Reynolds). Slides 8 and 11 carry their content only as pictures and are reproduced above; slide 21 (the Reynolds Risk Score) is a screenshot of a calculator whose inputs are listed in 9.1. The worked cases on slides 24–31 and 47–48 are teaching scaffolds and are not restated. Emphasis quoted from the 21 September 2026 recording (three segments), read in both transcripts.</w:t>
+      </w:r>
+    </w:p>
+    <w:p>
+      <w:pPr>
+        <w:spacing w:after="120"/>
+      </w:pPr>
+      <w:r>
+        <w:rPr>
+          <w:b w:val="0"/>
+          <w:i w:val="0"/>
+        </w:rPr>
+        <w:t>Also tested</w:t>
+      </w:r>
+    </w:p>
+    <w:p>
+      <w:pPr>
+        <w:pStyle w:val="ListBullet"/>
+        <w:spacing w:after="40"/>
+      </w:pPr>
+      <w:r>
+        <w:rPr>
+          <w:b/>
+          <w:i w:val="0"/>
+          <w:sz w:val="20"/>
+        </w:rPr>
+        <w:t>Measured and calculated lipid components.</w:t>
+      </w:r>
+      <w:r>
+        <w:rPr>
+          <w:b w:val="0"/>
+          <w:i w:val="0"/>
+          <w:sz w:val="20"/>
+        </w:rPr>
+        <w:t xml:space="preserve"> Total cholesterol, HDL-C and triglycerides are measured; LDL-C (low-density lipoprotein cholesterol) and non-HDL-C are calculated, so the LDL-C on a standard report is an estimate. HDL-C is high-density lipoprotein cholesterol.</w:t>
       </w:r>
     </w:p>
     <w:p>
@@ -23331,6 +23807,2672 @@
           <w:rFonts w:ascii="Georgia" w:hAnsi="Georgia"/>
           <w:color w:val="A1363A"/>
         </w:rPr>
+        <w:t>10.0 · The wall-building crew: a memory aid for hemostasis and its tests</w:t>
+      </w:r>
+    </w:p>
+    <w:p>
+      <w:pPr>
+        <w:spacing w:after="120"/>
+      </w:pPr>
+      <w:r>
+        <w:rPr>
+          <w:b w:val="0"/>
+          <w:i w:val="0"/>
+        </w:rPr>
+        <w:t>Memory aid — not a fact</w:t>
+      </w:r>
+    </w:p>
+    <w:p>
+      <w:pPr>
+        <w:spacing w:after="120"/>
+      </w:pPr>
+      <w:r>
+        <w:rPr>
+          <w:b/>
+          <w:i w:val="0"/>
+        </w:rPr>
+        <w:t>This is one story to hang the deck’s facts on.</w:t>
+      </w:r>
+      <w:r>
+        <w:rPr>
+          <w:b w:val="0"/>
+          <w:i w:val="0"/>
+        </w:rPr>
+        <w:t xml:space="preserve"> Every role maps to something the deck states (slide numbers in brackets). Where the story goes further than the deck, it is listed under “where it breaks”. When a question asks for a fact, answer from 10.1 onward, not from the story. The anchor is the lecturer’s own picture: platelets are the </w:t>
+      </w:r>
+      <w:r>
+        <w:rPr>
+          <w:b/>
+          <w:i w:val="0"/>
+        </w:rPr>
+        <w:t>bricks</w:t>
+      </w:r>
+      <w:r>
+        <w:rPr>
+          <w:b w:val="0"/>
+          <w:i w:val="0"/>
+        </w:rPr>
+        <w:t xml:space="preserve"> and the clotting factors make the </w:t>
+      </w:r>
+      <w:r>
+        <w:rPr>
+          <w:b/>
+          <w:i w:val="0"/>
+        </w:rPr>
+        <w:t>mortar</w:t>
+      </w:r>
+      <w:r>
+        <w:rPr>
+          <w:b w:val="0"/>
+          <w:i w:val="0"/>
+        </w:rPr>
+        <w:t xml:space="preserve"> (the fibrin) that holds them together [recording, part 1, about 12:05 to 12:41]. This story keeps her bricks and mortar and adds the rest of the crew around them.</w:t>
+      </w:r>
+    </w:p>
+    <w:p>
+      <w:pPr>
+        <w:spacing w:after="120"/>
+      </w:pPr>
+      <w:r>
+        <w:rPr>
+          <w:b/>
+          <w:i w:val="0"/>
+        </w:rPr>
+        <w:t>The site.</w:t>
+      </w:r>
+      <w:r>
+        <w:rPr>
+          <w:b w:val="0"/>
+          <w:i w:val="0"/>
+        </w:rPr>
+        <w:t xml:space="preserve"> A blood vessel is a flood wall beside a river, and bleeding is a breach in it. </w:t>
+      </w:r>
+      <w:r>
+        <w:rPr>
+          <w:b/>
+          <w:i w:val="0"/>
+        </w:rPr>
+        <w:t>Hemostasis is a balance between a repair crew and a demolition crew</w:t>
+      </w:r>
+      <w:r>
+        <w:rPr>
+          <w:b w:val="0"/>
+          <w:i w:val="0"/>
+        </w:rPr>
+        <w:t xml:space="preserve"> [4]. (The deck says only “balance between clot formation and clot breakdown”; that the repair is taken down once the wall is sound is the story.) There are three phases, three crews, and each laboratory test evaluates one part of that balance [4].</w:t>
+      </w:r>
+    </w:p>
+    <w:tbl>
+      <w:tblPr>
+        <w:tblStyle w:val="TableGrid"/>
+        <w:tblW w:type="auto" w:w="0"/>
+        <w:jc w:val="center"/>
+        <w:tblLook w:firstColumn="1" w:firstRow="1" w:lastColumn="0" w:lastRow="0" w:noHBand="0" w:noVBand="1" w:val="04A0"/>
+        <w:tblBorders>
+          <w:top w:val="single" w:sz="4" w:space="0" w:color="D8D2D4"/>
+          <w:left w:val="single" w:sz="4" w:space="0" w:color="D8D2D4"/>
+          <w:bottom w:val="single" w:sz="4" w:space="0" w:color="D8D2D4"/>
+          <w:right w:val="single" w:sz="4" w:space="0" w:color="D8D2D4"/>
+          <w:insideH w:val="single" w:sz="4" w:space="0" w:color="D8D2D4"/>
+          <w:insideV w:val="single" w:sz="4" w:space="0" w:color="D8D2D4"/>
+        </w:tblBorders>
+      </w:tblPr>
+      <w:tblGrid>
+        <w:gridCol w:w="4848"/>
+        <w:gridCol w:w="4848"/>
+        <w:gridCol w:w="4848"/>
+      </w:tblGrid>
+      <w:tr>
+        <w:tc>
+          <w:tcPr>
+            <w:tcW w:type="dxa" w:w="4848"/>
+            <w:shd w:val="clear" w:color="auto" w:fill="A1363A"/>
+          </w:tcPr>
+          <w:p>
+            <w:pPr>
+              <w:spacing w:after="40"/>
+            </w:pPr>
+            <w:r>
+              <w:rPr>
+                <w:b/>
+                <w:color w:val="FFFFFF"/>
+                <w:sz w:val="18"/>
+              </w:rPr>
+            </w:r>
+            <w:r>
+              <w:rPr>
+                <w:b/>
+                <w:i w:val="0"/>
+                <w:color w:val="FFFFFF"/>
+                <w:sz w:val="18"/>
+              </w:rPr>
+              <w:t>Player</w:t>
+            </w:r>
+          </w:p>
+        </w:tc>
+        <w:tc>
+          <w:tcPr>
+            <w:tcW w:type="dxa" w:w="4848"/>
+            <w:shd w:val="clear" w:color="auto" w:fill="A1363A"/>
+          </w:tcPr>
+          <w:p>
+            <w:pPr>
+              <w:spacing w:after="40"/>
+            </w:pPr>
+            <w:r>
+              <w:rPr>
+                <w:b/>
+                <w:color w:val="FFFFFF"/>
+                <w:sz w:val="18"/>
+              </w:rPr>
+            </w:r>
+            <w:r>
+              <w:rPr>
+                <w:b/>
+                <w:i w:val="0"/>
+                <w:color w:val="FFFFFF"/>
+                <w:sz w:val="18"/>
+              </w:rPr>
+              <w:t>On the site</w:t>
+            </w:r>
+          </w:p>
+        </w:tc>
+        <w:tc>
+          <w:tcPr>
+            <w:tcW w:type="dxa" w:w="4848"/>
+            <w:shd w:val="clear" w:color="auto" w:fill="A1363A"/>
+          </w:tcPr>
+          <w:p>
+            <w:pPr>
+              <w:spacing w:after="40"/>
+            </w:pPr>
+            <w:r>
+              <w:rPr>
+                <w:b/>
+                <w:color w:val="FFFFFF"/>
+                <w:sz w:val="18"/>
+              </w:rPr>
+            </w:r>
+            <w:r>
+              <w:rPr>
+                <w:b/>
+                <w:i w:val="0"/>
+                <w:color w:val="FFFFFF"/>
+                <w:sz w:val="18"/>
+              </w:rPr>
+              <w:t>What the deck states</w:t>
+            </w:r>
+          </w:p>
+        </w:tc>
+      </w:tr>
+      <w:tr>
+        <w:tc>
+          <w:tcPr>
+            <w:tcW w:type="dxa" w:w="4848"/>
+          </w:tcPr>
+          <w:p>
+            <w:pPr>
+              <w:spacing w:after="40"/>
+            </w:pPr>
+            <w:r>
+              <w:rPr>
+                <w:sz w:val="18"/>
+              </w:rPr>
+            </w:r>
+            <w:r>
+              <w:rPr>
+                <w:b/>
+                <w:i w:val="0"/>
+                <w:sz w:val="18"/>
+              </w:rPr>
+              <w:t>Platelets</w:t>
+            </w:r>
+          </w:p>
+        </w:tc>
+        <w:tc>
+          <w:tcPr>
+            <w:tcW w:type="dxa" w:w="4848"/>
+          </w:tcPr>
+          <w:p>
+            <w:pPr>
+              <w:spacing w:after="40"/>
+            </w:pPr>
+            <w:r>
+              <w:rPr>
+                <w:sz w:val="18"/>
+              </w:rPr>
+            </w:r>
+            <w:r>
+              <w:rPr>
+                <w:b/>
+                <w:i w:val="0"/>
+                <w:sz w:val="18"/>
+              </w:rPr>
+              <w:t>The bricks</w:t>
+            </w:r>
+            <w:r>
+              <w:rPr>
+                <w:b w:val="0"/>
+                <w:i w:val="0"/>
+                <w:sz w:val="18"/>
+              </w:rPr>
+              <w:t>: stack up to plug the breach fast, but a wall of bricks alone gives way to a flood</w:t>
+            </w:r>
+          </w:p>
+        </w:tc>
+        <w:tc>
+          <w:tcPr>
+            <w:tcW w:type="dxa" w:w="4848"/>
+          </w:tcPr>
+          <w:p>
+            <w:pPr>
+              <w:spacing w:after="40"/>
+            </w:pPr>
+            <w:r>
+              <w:rPr>
+                <w:sz w:val="18"/>
+              </w:rPr>
+            </w:r>
+            <w:r>
+              <w:rPr>
+                <w:b w:val="0"/>
+                <w:i w:val="0"/>
+                <w:sz w:val="18"/>
+              </w:rPr>
+              <w:t>Primary hemostasis is a platelet plug at the site of injury [6]; the count is 140,000 to 400,000 per microliter in adults [13]</w:t>
+            </w:r>
+          </w:p>
+        </w:tc>
+      </w:tr>
+      <w:tr>
+        <w:tc>
+          <w:tcPr>
+            <w:tcW w:type="dxa" w:w="4848"/>
+          </w:tcPr>
+          <w:p>
+            <w:pPr>
+              <w:spacing w:after="40"/>
+            </w:pPr>
+            <w:r>
+              <w:rPr>
+                <w:sz w:val="18"/>
+              </w:rPr>
+            </w:r>
+            <w:r>
+              <w:rPr>
+                <w:b/>
+                <w:i w:val="0"/>
+                <w:sz w:val="18"/>
+              </w:rPr>
+              <w:t>von Willebrand factor</w:t>
+            </w:r>
+          </w:p>
+        </w:tc>
+        <w:tc>
+          <w:tcPr>
+            <w:tcW w:type="dxa" w:w="4848"/>
+          </w:tcPr>
+          <w:p>
+            <w:pPr>
+              <w:spacing w:after="40"/>
+            </w:pPr>
+            <w:r>
+              <w:rPr>
+                <w:sz w:val="18"/>
+              </w:rPr>
+            </w:r>
+            <w:r>
+              <w:rPr>
+                <w:b w:val="0"/>
+                <w:i w:val="0"/>
+                <w:sz w:val="18"/>
+              </w:rPr>
+              <w:t>The scaffolding hooks that bolt the first bricks to the bare wall</w:t>
+            </w:r>
+          </w:p>
+        </w:tc>
+        <w:tc>
+          <w:tcPr>
+            <w:tcW w:type="dxa" w:w="4848"/>
+          </w:tcPr>
+          <w:p>
+            <w:pPr>
+              <w:spacing w:after="40"/>
+            </w:pPr>
+            <w:r>
+              <w:rPr>
+                <w:sz w:val="18"/>
+              </w:rPr>
+            </w:r>
+            <w:r>
+              <w:rPr>
+                <w:b w:val="0"/>
+                <w:i w:val="0"/>
+                <w:sz w:val="18"/>
+              </w:rPr>
+              <w:t>Tethers platelets to exposed collagen; von Willebrand disease is the most common inherited bleeding disorder, tested with antigen, activity and a factor VIII level [4, 6, 11]</w:t>
+            </w:r>
+          </w:p>
+        </w:tc>
+      </w:tr>
+      <w:tr>
+        <w:tc>
+          <w:tcPr>
+            <w:tcW w:type="dxa" w:w="4848"/>
+          </w:tcPr>
+          <w:p>
+            <w:pPr>
+              <w:spacing w:after="40"/>
+            </w:pPr>
+            <w:r>
+              <w:rPr>
+                <w:sz w:val="18"/>
+              </w:rPr>
+            </w:r>
+            <w:r>
+              <w:rPr>
+                <w:b/>
+                <w:i w:val="0"/>
+                <w:sz w:val="18"/>
+              </w:rPr>
+              <w:t>Glycoprotein IIb/IIIa and fibrinogen</w:t>
+            </w:r>
+          </w:p>
+        </w:tc>
+        <w:tc>
+          <w:tcPr>
+            <w:tcW w:type="dxa" w:w="4848"/>
+          </w:tcPr>
+          <w:p>
+            <w:pPr>
+              <w:spacing w:after="40"/>
+            </w:pPr>
+            <w:r>
+              <w:rPr>
+                <w:sz w:val="18"/>
+              </w:rPr>
+            </w:r>
+            <w:r>
+              <w:rPr>
+                <w:b w:val="0"/>
+                <w:i w:val="0"/>
+                <w:sz w:val="18"/>
+              </w:rPr>
+              <w:t>The clips that join brick to brick; the same sacks of powder that become mortar also serve as the staples</w:t>
+            </w:r>
+          </w:p>
+        </w:tc>
+        <w:tc>
+          <w:tcPr>
+            <w:tcW w:type="dxa" w:w="4848"/>
+          </w:tcPr>
+          <w:p>
+            <w:pPr>
+              <w:spacing w:after="40"/>
+            </w:pPr>
+            <w:r>
+              <w:rPr>
+                <w:sz w:val="18"/>
+              </w:rPr>
+            </w:r>
+            <w:r>
+              <w:rPr>
+                <w:b w:val="0"/>
+                <w:i w:val="0"/>
+                <w:sz w:val="18"/>
+              </w:rPr>
+              <w:t>Platelets aggregate through glycoprotein IIb/IIIa with fibrinogen bridging; fibrinogen is also the substrate thrombin converts to fibrin [4, 6, 21]</w:t>
+            </w:r>
+          </w:p>
+        </w:tc>
+      </w:tr>
+      <w:tr>
+        <w:tc>
+          <w:tcPr>
+            <w:tcW w:type="dxa" w:w="4848"/>
+          </w:tcPr>
+          <w:p>
+            <w:pPr>
+              <w:spacing w:after="40"/>
+            </w:pPr>
+            <w:r>
+              <w:rPr>
+                <w:sz w:val="18"/>
+              </w:rPr>
+            </w:r>
+            <w:r>
+              <w:rPr>
+                <w:b/>
+                <w:i w:val="0"/>
+                <w:sz w:val="18"/>
+              </w:rPr>
+              <w:t>Prostacyclin</w:t>
+            </w:r>
+          </w:p>
+        </w:tc>
+        <w:tc>
+          <w:tcPr>
+            <w:tcW w:type="dxa" w:w="4848"/>
+          </w:tcPr>
+          <w:p>
+            <w:pPr>
+              <w:spacing w:after="40"/>
+            </w:pPr>
+            <w:r>
+              <w:rPr>
+                <w:sz w:val="18"/>
+              </w:rPr>
+            </w:r>
+            <w:r>
+              <w:rPr>
+                <w:b w:val="0"/>
+                <w:i w:val="0"/>
+                <w:sz w:val="18"/>
+              </w:rPr>
+              <w:t>The non-stick coating on the healthy stretch of wall, so bricks do not pile up where nothing is broken</w:t>
+            </w:r>
+          </w:p>
+        </w:tc>
+        <w:tc>
+          <w:tcPr>
+            <w:tcW w:type="dxa" w:w="4848"/>
+          </w:tcPr>
+          <w:p>
+            <w:pPr>
+              <w:spacing w:after="40"/>
+            </w:pPr>
+            <w:r>
+              <w:rPr>
+                <w:sz w:val="18"/>
+              </w:rPr>
+            </w:r>
+            <w:r>
+              <w:rPr>
+                <w:b w:val="0"/>
+                <w:i w:val="0"/>
+                <w:sz w:val="18"/>
+              </w:rPr>
+              <w:t>Listed as an antiplatelet factor [10]. That is all the deck says; the coating is the story</w:t>
+            </w:r>
+          </w:p>
+        </w:tc>
+      </w:tr>
+      <w:tr>
+        <w:tc>
+          <w:tcPr>
+            <w:tcW w:type="dxa" w:w="4848"/>
+          </w:tcPr>
+          <w:p>
+            <w:pPr>
+              <w:spacing w:after="40"/>
+            </w:pPr>
+            <w:r>
+              <w:rPr>
+                <w:sz w:val="18"/>
+              </w:rPr>
+            </w:r>
+            <w:r>
+              <w:rPr>
+                <w:b/>
+                <w:i w:val="0"/>
+                <w:sz w:val="18"/>
+              </w:rPr>
+              <w:t>Clotting factors</w:t>
+            </w:r>
+          </w:p>
+        </w:tc>
+        <w:tc>
+          <w:tcPr>
+            <w:tcW w:type="dxa" w:w="4848"/>
+          </w:tcPr>
+          <w:p>
+            <w:pPr>
+              <w:spacing w:after="40"/>
+            </w:pPr>
+            <w:r>
+              <w:rPr>
+                <w:sz w:val="18"/>
+              </w:rPr>
+            </w:r>
+            <w:r>
+              <w:rPr>
+                <w:b/>
+                <w:i w:val="0"/>
+                <w:sz w:val="18"/>
+              </w:rPr>
+              <w:t>The mortar crew</w:t>
+            </w:r>
+            <w:r>
+              <w:rPr>
+                <w:b w:val="0"/>
+                <w:i w:val="0"/>
+                <w:sz w:val="18"/>
+              </w:rPr>
+              <w:t>: the workers who mix and apply the mortar (prothrombin, at least, is made in the liver). The vitamin K-dependent four (II, VII, IX, X) can only work while licensed</w:t>
+            </w:r>
+          </w:p>
+        </w:tc>
+        <w:tc>
+          <w:tcPr>
+            <w:tcW w:type="dxa" w:w="4848"/>
+          </w:tcPr>
+          <w:p>
+            <w:pPr>
+              <w:spacing w:after="40"/>
+            </w:pPr>
+            <w:r>
+              <w:rPr>
+                <w:sz w:val="18"/>
+              </w:rPr>
+            </w:r>
+            <w:r>
+              <w:rPr>
+                <w:b w:val="0"/>
+                <w:i w:val="0"/>
+                <w:sz w:val="18"/>
+              </w:rPr>
+              <w:t>Prothrombin is made by the liver and depends on vitamin K intake and absorption; vitamin K deficiency hits II, VII, IX and X [5, 19]. Warfarin (a vitamin K antagonist) is monitored with the international normalized ratio [8, 24]</w:t>
+            </w:r>
+          </w:p>
+        </w:tc>
+      </w:tr>
+      <w:tr>
+        <w:tc>
+          <w:tcPr>
+            <w:tcW w:type="dxa" w:w="4848"/>
+          </w:tcPr>
+          <w:p>
+            <w:pPr>
+              <w:spacing w:after="40"/>
+            </w:pPr>
+            <w:r>
+              <w:rPr>
+                <w:sz w:val="18"/>
+              </w:rPr>
+            </w:r>
+            <w:r>
+              <w:rPr>
+                <w:b/>
+                <w:i w:val="0"/>
+                <w:sz w:val="18"/>
+              </w:rPr>
+              <w:t>Tissue factor and factor VII</w:t>
+            </w:r>
+          </w:p>
+        </w:tc>
+        <w:tc>
+          <w:tcPr>
+            <w:tcW w:type="dxa" w:w="4848"/>
+          </w:tcPr>
+          <w:p>
+            <w:pPr>
+              <w:spacing w:after="40"/>
+            </w:pPr>
+            <w:r>
+              <w:rPr>
+                <w:sz w:val="18"/>
+              </w:rPr>
+            </w:r>
+            <w:r>
+              <w:rPr>
+                <w:b w:val="0"/>
+                <w:i w:val="0"/>
+                <w:sz w:val="18"/>
+              </w:rPr>
+              <w:t xml:space="preserve">The emergency call from the broken wall itself (the </w:t>
+            </w:r>
+            <w:r>
+              <w:rPr>
+                <w:b w:val="0"/>
+                <w:i/>
+                <w:sz w:val="18"/>
+              </w:rPr>
+              <w:t>outside</w:t>
+            </w:r>
+            <w:r>
+              <w:rPr>
+                <w:b w:val="0"/>
+                <w:i w:val="0"/>
+                <w:sz w:val="18"/>
+              </w:rPr>
+              <w:t xml:space="preserve"> alarm)</w:t>
+            </w:r>
+          </w:p>
+        </w:tc>
+        <w:tc>
+          <w:tcPr>
+            <w:tcW w:type="dxa" w:w="4848"/>
+          </w:tcPr>
+          <w:p>
+            <w:pPr>
+              <w:spacing w:after="40"/>
+            </w:pPr>
+            <w:r>
+              <w:rPr>
+                <w:sz w:val="18"/>
+              </w:rPr>
+            </w:r>
+            <w:r>
+              <w:rPr>
+                <w:b w:val="0"/>
+                <w:i w:val="0"/>
+                <w:sz w:val="18"/>
+              </w:rPr>
+              <w:t>The extrinsic, tissue factor pathway [5, 12]</w:t>
+            </w:r>
+          </w:p>
+        </w:tc>
+      </w:tr>
+      <w:tr>
+        <w:tc>
+          <w:tcPr>
+            <w:tcW w:type="dxa" w:w="4848"/>
+          </w:tcPr>
+          <w:p>
+            <w:pPr>
+              <w:spacing w:after="40"/>
+            </w:pPr>
+            <w:r>
+              <w:rPr>
+                <w:sz w:val="18"/>
+              </w:rPr>
+            </w:r>
+            <w:r>
+              <w:rPr>
+                <w:b/>
+                <w:i w:val="0"/>
+                <w:sz w:val="18"/>
+              </w:rPr>
+              <w:t>Factors XII, XI, IX, VIII</w:t>
+            </w:r>
+          </w:p>
+        </w:tc>
+        <w:tc>
+          <w:tcPr>
+            <w:tcW w:type="dxa" w:w="4848"/>
+          </w:tcPr>
+          <w:p>
+            <w:pPr>
+              <w:spacing w:after="40"/>
+            </w:pPr>
+            <w:r>
+              <w:rPr>
+                <w:sz w:val="18"/>
+              </w:rPr>
+            </w:r>
+            <w:r>
+              <w:rPr>
+                <w:b w:val="0"/>
+                <w:i w:val="0"/>
+                <w:sz w:val="18"/>
+              </w:rPr>
+              <w:t xml:space="preserve">The crew’s own chain of command inside the yard (the </w:t>
+            </w:r>
+            <w:r>
+              <w:rPr>
+                <w:b w:val="0"/>
+                <w:i/>
+                <w:sz w:val="18"/>
+              </w:rPr>
+              <w:t>inside</w:t>
+            </w:r>
+            <w:r>
+              <w:rPr>
+                <w:b w:val="0"/>
+                <w:i w:val="0"/>
+                <w:sz w:val="18"/>
+              </w:rPr>
+              <w:t xml:space="preserve"> chain)</w:t>
+            </w:r>
+          </w:p>
+        </w:tc>
+        <w:tc>
+          <w:tcPr>
+            <w:tcW w:type="dxa" w:w="4848"/>
+          </w:tcPr>
+          <w:p>
+            <w:pPr>
+              <w:spacing w:after="40"/>
+            </w:pPr>
+            <w:r>
+              <w:rPr>
+                <w:sz w:val="18"/>
+              </w:rPr>
+            </w:r>
+            <w:r>
+              <w:rPr>
+                <w:b w:val="0"/>
+                <w:i w:val="0"/>
+                <w:sz w:val="18"/>
+              </w:rPr>
+              <w:t>The intrinsic pathway [5, 12]. Hemophilia A is VIII, B is IX and C is XI [5]</w:t>
+            </w:r>
+          </w:p>
+        </w:tc>
+      </w:tr>
+      <w:tr>
+        <w:tc>
+          <w:tcPr>
+            <w:tcW w:type="dxa" w:w="4848"/>
+          </w:tcPr>
+          <w:p>
+            <w:pPr>
+              <w:spacing w:after="40"/>
+            </w:pPr>
+            <w:r>
+              <w:rPr>
+                <w:sz w:val="18"/>
+              </w:rPr>
+            </w:r>
+            <w:r>
+              <w:rPr>
+                <w:b/>
+                <w:i w:val="0"/>
+                <w:sz w:val="18"/>
+              </w:rPr>
+              <w:t>Factor X (with V)</w:t>
+            </w:r>
+          </w:p>
+        </w:tc>
+        <w:tc>
+          <w:tcPr>
+            <w:tcW w:type="dxa" w:w="4848"/>
+          </w:tcPr>
+          <w:p>
+            <w:pPr>
+              <w:spacing w:after="40"/>
+            </w:pPr>
+            <w:r>
+              <w:rPr>
+                <w:sz w:val="18"/>
+              </w:rPr>
+            </w:r>
+            <w:r>
+              <w:rPr>
+                <w:b w:val="0"/>
+                <w:i w:val="0"/>
+                <w:sz w:val="18"/>
+              </w:rPr>
+              <w:t>The foreman both calls reach; everything after him is the shared work</w:t>
+            </w:r>
+          </w:p>
+        </w:tc>
+        <w:tc>
+          <w:tcPr>
+            <w:tcW w:type="dxa" w:w="4848"/>
+          </w:tcPr>
+          <w:p>
+            <w:pPr>
+              <w:spacing w:after="40"/>
+            </w:pPr>
+            <w:r>
+              <w:rPr>
+                <w:sz w:val="18"/>
+              </w:rPr>
+            </w:r>
+            <w:r>
+              <w:rPr>
+                <w:b w:val="0"/>
+                <w:i w:val="0"/>
+                <w:sz w:val="18"/>
+              </w:rPr>
+              <w:t>The common pathway is X, V, II, I and XIII [5]</w:t>
+            </w:r>
+          </w:p>
+        </w:tc>
+      </w:tr>
+      <w:tr>
+        <w:tc>
+          <w:tcPr>
+            <w:tcW w:type="dxa" w:w="4848"/>
+          </w:tcPr>
+          <w:p>
+            <w:pPr>
+              <w:spacing w:after="40"/>
+            </w:pPr>
+            <w:r>
+              <w:rPr>
+                <w:sz w:val="18"/>
+              </w:rPr>
+            </w:r>
+            <w:r>
+              <w:rPr>
+                <w:b/>
+                <w:i w:val="0"/>
+                <w:sz w:val="18"/>
+              </w:rPr>
+              <w:t>Thrombin (factor IIa)</w:t>
+            </w:r>
+          </w:p>
+        </w:tc>
+        <w:tc>
+          <w:tcPr>
+            <w:tcW w:type="dxa" w:w="4848"/>
+          </w:tcPr>
+          <w:p>
+            <w:pPr>
+              <w:spacing w:after="40"/>
+            </w:pPr>
+            <w:r>
+              <w:rPr>
+                <w:sz w:val="18"/>
+              </w:rPr>
+            </w:r>
+            <w:r>
+              <w:rPr>
+                <w:b/>
+                <w:i w:val="0"/>
+                <w:sz w:val="18"/>
+              </w:rPr>
+              <w:t>The master mixer</w:t>
+            </w:r>
+            <w:r>
+              <w:rPr>
+                <w:b w:val="0"/>
+                <w:i w:val="0"/>
+                <w:sz w:val="18"/>
+              </w:rPr>
+              <w:t>: turns powder into wet mortar, and rings for more crew (factors V, VIII and XIII) while he works</w:t>
+            </w:r>
+          </w:p>
+        </w:tc>
+        <w:tc>
+          <w:tcPr>
+            <w:tcW w:type="dxa" w:w="4848"/>
+          </w:tcPr>
+          <w:p>
+            <w:pPr>
+              <w:spacing w:after="40"/>
+            </w:pPr>
+            <w:r>
+              <w:rPr>
+                <w:sz w:val="18"/>
+              </w:rPr>
+            </w:r>
+            <w:r>
+              <w:rPr>
+                <w:b w:val="0"/>
+                <w:i w:val="0"/>
+                <w:sz w:val="18"/>
+              </w:rPr>
+              <w:t>Thrombin converts fibrinogen to fibrin and also activates VIII, V and XIII [5, 6]</w:t>
+            </w:r>
+          </w:p>
+        </w:tc>
+      </w:tr>
+      <w:tr>
+        <w:tc>
+          <w:tcPr>
+            <w:tcW w:type="dxa" w:w="4848"/>
+          </w:tcPr>
+          <w:p>
+            <w:pPr>
+              <w:spacing w:after="40"/>
+            </w:pPr>
+            <w:r>
+              <w:rPr>
+                <w:sz w:val="18"/>
+              </w:rPr>
+            </w:r>
+            <w:r>
+              <w:rPr>
+                <w:b/>
+                <w:i w:val="0"/>
+                <w:sz w:val="18"/>
+              </w:rPr>
+              <w:t>Fibrin and factor XIII</w:t>
+            </w:r>
+          </w:p>
+        </w:tc>
+        <w:tc>
+          <w:tcPr>
+            <w:tcW w:type="dxa" w:w="4848"/>
+          </w:tcPr>
+          <w:p>
+            <w:pPr>
+              <w:spacing w:after="40"/>
+            </w:pPr>
+            <w:r>
+              <w:rPr>
+                <w:sz w:val="18"/>
+              </w:rPr>
+            </w:r>
+            <w:r>
+              <w:rPr>
+                <w:b w:val="0"/>
+                <w:i w:val="0"/>
+                <w:sz w:val="18"/>
+              </w:rPr>
+              <w:t>Fibrin is the wet mortar mesh between the bricks; factor XIII is the hardener that sets it so it will not wash out</w:t>
+            </w:r>
+          </w:p>
+        </w:tc>
+        <w:tc>
+          <w:tcPr>
+            <w:tcW w:type="dxa" w:w="4848"/>
+          </w:tcPr>
+          <w:p>
+            <w:pPr>
+              <w:spacing w:after="40"/>
+            </w:pPr>
+            <w:r>
+              <w:rPr>
+                <w:sz w:val="18"/>
+              </w:rPr>
+            </w:r>
+            <w:r>
+              <w:rPr>
+                <w:b w:val="0"/>
+                <w:i w:val="0"/>
+                <w:sz w:val="18"/>
+              </w:rPr>
+              <w:t>Secondary hemostasis forms insoluble, cross-linked fibrin; thrombin also activates XIII [5, 6]</w:t>
+            </w:r>
+          </w:p>
+        </w:tc>
+      </w:tr>
+      <w:tr>
+        <w:tc>
+          <w:tcPr>
+            <w:tcW w:type="dxa" w:w="4848"/>
+          </w:tcPr>
+          <w:p>
+            <w:pPr>
+              <w:spacing w:after="40"/>
+            </w:pPr>
+            <w:r>
+              <w:rPr>
+                <w:sz w:val="18"/>
+              </w:rPr>
+            </w:r>
+            <w:r>
+              <w:rPr>
+                <w:b/>
+                <w:i w:val="0"/>
+                <w:sz w:val="18"/>
+              </w:rPr>
+              <w:t>Antithrombin III, protein C, protein S</w:t>
+            </w:r>
+          </w:p>
+        </w:tc>
+        <w:tc>
+          <w:tcPr>
+            <w:tcW w:type="dxa" w:w="4848"/>
+          </w:tcPr>
+          <w:p>
+            <w:pPr>
+              <w:spacing w:after="40"/>
+            </w:pPr>
+            <w:r>
+              <w:rPr>
+                <w:sz w:val="18"/>
+              </w:rPr>
+            </w:r>
+            <w:r>
+              <w:rPr>
+                <w:b w:val="0"/>
+                <w:i w:val="0"/>
+                <w:sz w:val="18"/>
+              </w:rPr>
+              <w:t>The safety inspectors who hold the crew in check. Without them, building runs on and the road gets walled shut</w:t>
+            </w:r>
+          </w:p>
+        </w:tc>
+        <w:tc>
+          <w:tcPr>
+            <w:tcW w:type="dxa" w:w="4848"/>
+          </w:tcPr>
+          <w:p>
+            <w:pPr>
+              <w:spacing w:after="40"/>
+            </w:pPr>
+            <w:r>
+              <w:rPr>
+                <w:sz w:val="18"/>
+              </w:rPr>
+            </w:r>
+            <w:r>
+              <w:rPr>
+                <w:b w:val="0"/>
+                <w:i w:val="0"/>
+                <w:sz w:val="18"/>
+              </w:rPr>
+              <w:t>Their deficiencies are primary causes of hypercoagulable states [10]. All three run low in disseminated intravascular coagulation [30]</w:t>
+            </w:r>
+          </w:p>
+        </w:tc>
+      </w:tr>
+      <w:tr>
+        <w:tc>
+          <w:tcPr>
+            <w:tcW w:type="dxa" w:w="4848"/>
+          </w:tcPr>
+          <w:p>
+            <w:pPr>
+              <w:spacing w:after="40"/>
+            </w:pPr>
+            <w:r>
+              <w:rPr>
+                <w:sz w:val="18"/>
+              </w:rPr>
+            </w:r>
+            <w:r>
+              <w:rPr>
+                <w:b/>
+                <w:i w:val="0"/>
+                <w:sz w:val="18"/>
+              </w:rPr>
+              <w:t>Heparin and dabigatran</w:t>
+            </w:r>
+          </w:p>
+        </w:tc>
+        <w:tc>
+          <w:tcPr>
+            <w:tcW w:type="dxa" w:w="4848"/>
+          </w:tcPr>
+          <w:p>
+            <w:pPr>
+              <w:spacing w:after="40"/>
+            </w:pPr>
+            <w:r>
+              <w:rPr>
+                <w:sz w:val="18"/>
+              </w:rPr>
+            </w:r>
+            <w:r>
+              <w:rPr>
+                <w:b w:val="0"/>
+                <w:i w:val="0"/>
+                <w:sz w:val="18"/>
+              </w:rPr>
+              <w:t>Saboteurs: the mortar is slow to set. The lupus anticoagulant is a saboteur that jams the lab’s inside timer but does not cause bleeding</w:t>
+            </w:r>
+          </w:p>
+        </w:tc>
+        <w:tc>
+          <w:tcPr>
+            <w:tcW w:type="dxa" w:w="4848"/>
+          </w:tcPr>
+          <w:p>
+            <w:pPr>
+              <w:spacing w:after="40"/>
+            </w:pPr>
+            <w:r>
+              <w:rPr>
+                <w:sz w:val="18"/>
+              </w:rPr>
+            </w:r>
+            <w:r>
+              <w:rPr>
+                <w:b w:val="0"/>
+                <w:i w:val="0"/>
+                <w:sz w:val="18"/>
+              </w:rPr>
+              <w:t>Heparin and dabigatran raise the activated partial thromboplastin time (aPTT) and the thrombin time; the lupus anticoagulant and factor XII deficiency prolong the aPTT without bleeding [24, 32]</w:t>
+            </w:r>
+          </w:p>
+        </w:tc>
+      </w:tr>
+      <w:tr>
+        <w:tc>
+          <w:tcPr>
+            <w:tcW w:type="dxa" w:w="4848"/>
+          </w:tcPr>
+          <w:p>
+            <w:pPr>
+              <w:spacing w:after="40"/>
+            </w:pPr>
+            <w:r>
+              <w:rPr>
+                <w:sz w:val="18"/>
+              </w:rPr>
+            </w:r>
+            <w:r>
+              <w:rPr>
+                <w:b/>
+                <w:i w:val="0"/>
+                <w:sz w:val="18"/>
+              </w:rPr>
+              <w:t>Tissue plasminogen activator, plasminogen, plasmin</w:t>
+            </w:r>
+          </w:p>
+        </w:tc>
+        <w:tc>
+          <w:tcPr>
+            <w:tcW w:type="dxa" w:w="4848"/>
+          </w:tcPr>
+          <w:p>
+            <w:pPr>
+              <w:spacing w:after="40"/>
+            </w:pPr>
+            <w:r>
+              <w:rPr>
+                <w:sz w:val="18"/>
+              </w:rPr>
+            </w:r>
+            <w:r>
+              <w:rPr>
+                <w:b/>
+                <w:i w:val="0"/>
+                <w:sz w:val="18"/>
+              </w:rPr>
+              <w:t>The demolition crew</w:t>
+            </w:r>
+            <w:r>
+              <w:rPr>
+                <w:b w:val="0"/>
+                <w:i w:val="0"/>
+                <w:sz w:val="18"/>
+              </w:rPr>
+              <w:t>: plasminogen waits in the truck, the activator calls it out, and plasmin tears down the hardened mortar</w:t>
+            </w:r>
+          </w:p>
+        </w:tc>
+        <w:tc>
+          <w:tcPr>
+            <w:tcW w:type="dxa" w:w="4848"/>
+          </w:tcPr>
+          <w:p>
+            <w:pPr>
+              <w:spacing w:after="40"/>
+            </w:pPr>
+            <w:r>
+              <w:rPr>
+                <w:sz w:val="18"/>
+              </w:rPr>
+            </w:r>
+            <w:r>
+              <w:rPr>
+                <w:b w:val="0"/>
+                <w:i w:val="0"/>
+                <w:sz w:val="18"/>
+              </w:rPr>
+              <w:t>Fibrinolysis is the enzymatic breakdown of fibrin: tissue plasminogen activator makes plasmin, which degrades it [4, 7]</w:t>
+            </w:r>
+          </w:p>
+        </w:tc>
+      </w:tr>
+      <w:tr>
+        <w:tc>
+          <w:tcPr>
+            <w:tcW w:type="dxa" w:w="4848"/>
+          </w:tcPr>
+          <w:p>
+            <w:pPr>
+              <w:spacing w:after="40"/>
+            </w:pPr>
+            <w:r>
+              <w:rPr>
+                <w:sz w:val="18"/>
+              </w:rPr>
+            </w:r>
+            <w:r>
+              <w:rPr>
+                <w:b/>
+                <w:i w:val="0"/>
+                <w:sz w:val="18"/>
+              </w:rPr>
+              <w:t>Alpha-2 antiplasmin and plasminogen activator inhibitor 1</w:t>
+            </w:r>
+          </w:p>
+        </w:tc>
+        <w:tc>
+          <w:tcPr>
+            <w:tcW w:type="dxa" w:w="4848"/>
+          </w:tcPr>
+          <w:p>
+            <w:pPr>
+              <w:spacing w:after="40"/>
+            </w:pPr>
+            <w:r>
+              <w:rPr>
+                <w:sz w:val="18"/>
+              </w:rPr>
+            </w:r>
+            <w:r>
+              <w:rPr>
+                <w:b w:val="0"/>
+                <w:i w:val="0"/>
+                <w:sz w:val="18"/>
+              </w:rPr>
+              <w:t>The demolition crew’s brakes. Missing brakes means good walls get torn down: bleeding with normal screens (the story’s reading of the deck’s “inhibitors of the fibrinolytic system”)</w:t>
+            </w:r>
+          </w:p>
+        </w:tc>
+        <w:tc>
+          <w:tcPr>
+            <w:tcW w:type="dxa" w:w="4848"/>
+          </w:tcPr>
+          <w:p>
+            <w:pPr>
+              <w:spacing w:after="40"/>
+            </w:pPr>
+            <w:r>
+              <w:rPr>
+                <w:sz w:val="18"/>
+              </w:rPr>
+            </w:r>
+            <w:r>
+              <w:rPr>
+                <w:b w:val="0"/>
+                <w:i w:val="0"/>
+                <w:sz w:val="18"/>
+              </w:rPr>
+              <w:t>Alpha-2 antiplasmin deficiency (a deficiency of the fibrinolytic system’s inhibitors, slide 28) is on the normal-screens-with-bleeding list, worded on slide 32 as “alpha-2-antiplasmin deficiency or impaired fibrinolysis”; the two inhibitors have their own assays [28, 32]</w:t>
+            </w:r>
+          </w:p>
+        </w:tc>
+      </w:tr>
+      <w:tr>
+        <w:tc>
+          <w:tcPr>
+            <w:tcW w:type="dxa" w:w="4848"/>
+          </w:tcPr>
+          <w:p>
+            <w:pPr>
+              <w:spacing w:after="40"/>
+            </w:pPr>
+            <w:r>
+              <w:rPr>
+                <w:sz w:val="18"/>
+              </w:rPr>
+            </w:r>
+            <w:r>
+              <w:rPr>
+                <w:b/>
+                <w:i w:val="0"/>
+                <w:sz w:val="18"/>
+              </w:rPr>
+              <w:t>Fibrin degradation products and D-dimer</w:t>
+            </w:r>
+          </w:p>
+        </w:tc>
+        <w:tc>
+          <w:tcPr>
+            <w:tcW w:type="dxa" w:w="4848"/>
+          </w:tcPr>
+          <w:p>
+            <w:pPr>
+              <w:spacing w:after="40"/>
+            </w:pPr>
+            <w:r>
+              <w:rPr>
+                <w:sz w:val="18"/>
+              </w:rPr>
+            </w:r>
+            <w:r>
+              <w:rPr>
+                <w:b w:val="0"/>
+                <w:i w:val="0"/>
+                <w:sz w:val="18"/>
+              </w:rPr>
+              <w:t xml:space="preserve">The rubble. D-dimer is the rubble that only </w:t>
+            </w:r>
+            <w:r>
+              <w:rPr>
+                <w:b w:val="0"/>
+                <w:i/>
+                <w:sz w:val="18"/>
+              </w:rPr>
+              <w:t>hardened</w:t>
+            </w:r>
+            <w:r>
+              <w:rPr>
+                <w:b w:val="0"/>
+                <w:i w:val="0"/>
+                <w:sz w:val="18"/>
+              </w:rPr>
+              <w:t xml:space="preserve"> mortar leaves: it takes the mixer (thrombin), the hardener (XIII) and the demolition crew (plasmin) to make it</w:t>
+            </w:r>
+          </w:p>
+        </w:tc>
+        <w:tc>
+          <w:tcPr>
+            <w:tcW w:type="dxa" w:w="4848"/>
+          </w:tcPr>
+          <w:p>
+            <w:pPr>
+              <w:spacing w:after="40"/>
+            </w:pPr>
+            <w:r>
+              <w:rPr>
+                <w:sz w:val="18"/>
+              </w:rPr>
+            </w:r>
+            <w:r>
+              <w:rPr>
+                <w:b w:val="0"/>
+                <w:i w:val="0"/>
+                <w:sz w:val="18"/>
+              </w:rPr>
+              <w:t>D-dimer is produced by thrombin, activated factor XIII and plasmin; its presence confirms both thrombin and plasmin generation, and it is a nonspecific marker of fibrin breakdown [7, 22]</w:t>
+            </w:r>
+          </w:p>
+        </w:tc>
+      </w:tr>
+      <w:tr>
+        <w:tc>
+          <w:tcPr>
+            <w:tcW w:type="dxa" w:w="4848"/>
+          </w:tcPr>
+          <w:p>
+            <w:pPr>
+              <w:spacing w:after="40"/>
+            </w:pPr>
+            <w:r>
+              <w:rPr>
+                <w:sz w:val="18"/>
+              </w:rPr>
+            </w:r>
+            <w:r>
+              <w:rPr>
+                <w:b/>
+                <w:i w:val="0"/>
+                <w:sz w:val="18"/>
+              </w:rPr>
+              <w:t>Fibrin monomers</w:t>
+            </w:r>
+          </w:p>
+        </w:tc>
+        <w:tc>
+          <w:tcPr>
+            <w:tcW w:type="dxa" w:w="4848"/>
+          </w:tcPr>
+          <w:p>
+            <w:pPr>
+              <w:spacing w:after="40"/>
+            </w:pPr>
+            <w:r>
+              <w:rPr>
+                <w:sz w:val="18"/>
+              </w:rPr>
+            </w:r>
+            <w:r>
+              <w:rPr>
+                <w:b w:val="0"/>
+                <w:i w:val="0"/>
+                <w:sz w:val="18"/>
+              </w:rPr>
+              <w:t>Loose, unhardened mortar blobs on the ground (the story’s picture for “thrombin activity”)</w:t>
+            </w:r>
+          </w:p>
+        </w:tc>
+        <w:tc>
+          <w:tcPr>
+            <w:tcW w:type="dxa" w:w="4848"/>
+          </w:tcPr>
+          <w:p>
+            <w:pPr>
+              <w:spacing w:after="40"/>
+            </w:pPr>
+            <w:r>
+              <w:rPr>
+                <w:sz w:val="18"/>
+              </w:rPr>
+            </w:r>
+            <w:r>
+              <w:rPr>
+                <w:b w:val="0"/>
+                <w:i w:val="0"/>
+                <w:sz w:val="18"/>
+              </w:rPr>
+              <w:t>Positive indicates thrombin activity and is consistent with intravascular coagulation; negative does not exclude it [22]</w:t>
+            </w:r>
+          </w:p>
+        </w:tc>
+      </w:tr>
+    </w:tbl>
+    <w:p>
+      <w:pPr>
+        <w:spacing w:after="80"/>
+      </w:pPr>
+    </w:p>
+    <w:p>
+      <w:pPr>
+        <w:spacing w:after="120"/>
+      </w:pPr>
+      <w:r>
+        <w:rPr>
+          <w:b/>
+          <w:i w:val="0"/>
+        </w:rPr>
+        <w:t>The inspections, as site checks.</w:t>
+      </w:r>
+    </w:p>
+    <w:tbl>
+      <w:tblPr>
+        <w:tblStyle w:val="TableGrid"/>
+        <w:tblW w:type="auto" w:w="0"/>
+        <w:jc w:val="center"/>
+        <w:tblLook w:firstColumn="1" w:firstRow="1" w:lastColumn="0" w:lastRow="0" w:noHBand="0" w:noVBand="1" w:val="04A0"/>
+        <w:tblBorders>
+          <w:top w:val="single" w:sz="4" w:space="0" w:color="D8D2D4"/>
+          <w:left w:val="single" w:sz="4" w:space="0" w:color="D8D2D4"/>
+          <w:bottom w:val="single" w:sz="4" w:space="0" w:color="D8D2D4"/>
+          <w:right w:val="single" w:sz="4" w:space="0" w:color="D8D2D4"/>
+          <w:insideH w:val="single" w:sz="4" w:space="0" w:color="D8D2D4"/>
+          <w:insideV w:val="single" w:sz="4" w:space="0" w:color="D8D2D4"/>
+        </w:tblBorders>
+      </w:tblPr>
+      <w:tblGrid>
+        <w:gridCol w:w="4848"/>
+        <w:gridCol w:w="4848"/>
+        <w:gridCol w:w="4848"/>
+      </w:tblGrid>
+      <w:tr>
+        <w:tc>
+          <w:tcPr>
+            <w:tcW w:type="dxa" w:w="4848"/>
+            <w:shd w:val="clear" w:color="auto" w:fill="A1363A"/>
+          </w:tcPr>
+          <w:p>
+            <w:pPr>
+              <w:spacing w:after="40"/>
+            </w:pPr>
+            <w:r>
+              <w:rPr>
+                <w:b/>
+                <w:color w:val="FFFFFF"/>
+                <w:sz w:val="18"/>
+              </w:rPr>
+            </w:r>
+            <w:r>
+              <w:rPr>
+                <w:b/>
+                <w:i w:val="0"/>
+                <w:color w:val="FFFFFF"/>
+                <w:sz w:val="18"/>
+              </w:rPr>
+              <w:t>Test</w:t>
+            </w:r>
+          </w:p>
+        </w:tc>
+        <w:tc>
+          <w:tcPr>
+            <w:tcW w:type="dxa" w:w="4848"/>
+            <w:shd w:val="clear" w:color="auto" w:fill="A1363A"/>
+          </w:tcPr>
+          <w:p>
+            <w:pPr>
+              <w:spacing w:after="40"/>
+            </w:pPr>
+            <w:r>
+              <w:rPr>
+                <w:b/>
+                <w:color w:val="FFFFFF"/>
+                <w:sz w:val="18"/>
+              </w:rPr>
+            </w:r>
+            <w:r>
+              <w:rPr>
+                <w:b/>
+                <w:i w:val="0"/>
+                <w:color w:val="FFFFFF"/>
+                <w:sz w:val="18"/>
+              </w:rPr>
+              <w:t>The site check</w:t>
+            </w:r>
+          </w:p>
+        </w:tc>
+        <w:tc>
+          <w:tcPr>
+            <w:tcW w:type="dxa" w:w="4848"/>
+            <w:shd w:val="clear" w:color="auto" w:fill="A1363A"/>
+          </w:tcPr>
+          <w:p>
+            <w:pPr>
+              <w:spacing w:after="40"/>
+            </w:pPr>
+            <w:r>
+              <w:rPr>
+                <w:b/>
+                <w:color w:val="FFFFFF"/>
+                <w:sz w:val="18"/>
+              </w:rPr>
+            </w:r>
+            <w:r>
+              <w:rPr>
+                <w:b/>
+                <w:i w:val="0"/>
+                <w:color w:val="FFFFFF"/>
+                <w:sz w:val="18"/>
+              </w:rPr>
+              <w:t>What the deck states</w:t>
+            </w:r>
+          </w:p>
+        </w:tc>
+      </w:tr>
+      <w:tr>
+        <w:tc>
+          <w:tcPr>
+            <w:tcW w:type="dxa" w:w="4848"/>
+          </w:tcPr>
+          <w:p>
+            <w:pPr>
+              <w:spacing w:after="40"/>
+            </w:pPr>
+            <w:r>
+              <w:rPr>
+                <w:sz w:val="18"/>
+              </w:rPr>
+            </w:r>
+            <w:r>
+              <w:rPr>
+                <w:b/>
+                <w:i w:val="0"/>
+                <w:sz w:val="18"/>
+              </w:rPr>
+              <w:t>Platelet count, mean platelet volume, smear</w:t>
+            </w:r>
+          </w:p>
+        </w:tc>
+        <w:tc>
+          <w:tcPr>
+            <w:tcW w:type="dxa" w:w="4848"/>
+          </w:tcPr>
+          <w:p>
+            <w:pPr>
+              <w:spacing w:after="40"/>
+            </w:pPr>
+            <w:r>
+              <w:rPr>
+                <w:sz w:val="18"/>
+              </w:rPr>
+            </w:r>
+            <w:r>
+              <w:rPr>
+                <w:b w:val="0"/>
+                <w:i w:val="0"/>
+                <w:sz w:val="18"/>
+              </w:rPr>
+              <w:t>Count the bricks, check they are all the same size, and look at them under a lens</w:t>
+            </w:r>
+          </w:p>
+        </w:tc>
+        <w:tc>
+          <w:tcPr>
+            <w:tcW w:type="dxa" w:w="4848"/>
+          </w:tcPr>
+          <w:p>
+            <w:pPr>
+              <w:spacing w:after="40"/>
+            </w:pPr>
+            <w:r>
+              <w:rPr>
+                <w:sz w:val="18"/>
+              </w:rPr>
+            </w:r>
+            <w:r>
+              <w:rPr>
+                <w:b w:val="0"/>
+                <w:i w:val="0"/>
+                <w:sz w:val="18"/>
+              </w:rPr>
+              <w:t>[11, 13, 34]. Platelets clumped in the tube make a false low count (spurious thrombocytopenia, slide 14): the bricks are stuck together in the delivery crate. Confirm in a citrated or heparinized tube [14, 34]</w:t>
+            </w:r>
+          </w:p>
+        </w:tc>
+      </w:tr>
+      <w:tr>
+        <w:tc>
+          <w:tcPr>
+            <w:tcW w:type="dxa" w:w="4848"/>
+          </w:tcPr>
+          <w:p>
+            <w:pPr>
+              <w:spacing w:after="40"/>
+            </w:pPr>
+            <w:r>
+              <w:rPr>
+                <w:sz w:val="18"/>
+              </w:rPr>
+            </w:r>
+            <w:r>
+              <w:rPr>
+                <w:b/>
+                <w:i w:val="0"/>
+                <w:sz w:val="18"/>
+              </w:rPr>
+              <w:t>Bleeding time</w:t>
+            </w:r>
+          </w:p>
+        </w:tc>
+        <w:tc>
+          <w:tcPr>
+            <w:tcW w:type="dxa" w:w="4848"/>
+          </w:tcPr>
+          <w:p>
+            <w:pPr>
+              <w:spacing w:after="40"/>
+            </w:pPr>
+            <w:r>
+              <w:rPr>
+                <w:sz w:val="18"/>
+              </w:rPr>
+            </w:r>
+            <w:r>
+              <w:rPr>
+                <w:b w:val="0"/>
+                <w:i w:val="0"/>
+                <w:sz w:val="18"/>
+              </w:rPr>
+              <w:t>Time how long a small breach takes to be bricked over</w:t>
+            </w:r>
+          </w:p>
+        </w:tc>
+        <w:tc>
+          <w:tcPr>
+            <w:tcW w:type="dxa" w:w="4848"/>
+          </w:tcPr>
+          <w:p>
+            <w:pPr>
+              <w:spacing w:after="40"/>
+            </w:pPr>
+            <w:r>
+              <w:rPr>
+                <w:sz w:val="18"/>
+              </w:rPr>
+            </w:r>
+            <w:r>
+              <w:rPr>
+                <w:b w:val="0"/>
+                <w:i w:val="0"/>
+                <w:sz w:val="18"/>
+              </w:rPr>
+              <w:t>Only useful if the platelet count is above 100,000, because a short supply of bricks lengthens it on its own [16]</w:t>
+            </w:r>
+          </w:p>
+        </w:tc>
+      </w:tr>
+      <w:tr>
+        <w:tc>
+          <w:tcPr>
+            <w:tcW w:type="dxa" w:w="4848"/>
+          </w:tcPr>
+          <w:p>
+            <w:pPr>
+              <w:spacing w:after="40"/>
+            </w:pPr>
+            <w:r>
+              <w:rPr>
+                <w:sz w:val="18"/>
+              </w:rPr>
+            </w:r>
+            <w:r>
+              <w:rPr>
+                <w:b/>
+                <w:i w:val="0"/>
+                <w:sz w:val="18"/>
+              </w:rPr>
+              <w:t>Platelet function testing</w:t>
+            </w:r>
+          </w:p>
+        </w:tc>
+        <w:tc>
+          <w:tcPr>
+            <w:tcW w:type="dxa" w:w="4848"/>
+          </w:tcPr>
+          <w:p>
+            <w:pPr>
+              <w:spacing w:after="40"/>
+            </w:pPr>
+            <w:r>
+              <w:rPr>
+                <w:sz w:val="18"/>
+              </w:rPr>
+            </w:r>
+            <w:r>
+              <w:rPr>
+                <w:b w:val="0"/>
+                <w:i w:val="0"/>
+                <w:sz w:val="18"/>
+              </w:rPr>
+              <w:t>Do the bricks grip? Aspirin and the nonsteroidal drugs are grease on the bricks</w:t>
+            </w:r>
+          </w:p>
+        </w:tc>
+        <w:tc>
+          <w:tcPr>
+            <w:tcW w:type="dxa" w:w="4848"/>
+          </w:tcPr>
+          <w:p>
+            <w:pPr>
+              <w:spacing w:after="40"/>
+            </w:pPr>
+            <w:r>
+              <w:rPr>
+                <w:sz w:val="18"/>
+              </w:rPr>
+            </w:r>
+            <w:r>
+              <w:rPr>
+                <w:b w:val="0"/>
+                <w:i w:val="0"/>
+                <w:sz w:val="18"/>
+              </w:rPr>
+              <w:t>Abnormal in von Willebrand disease types 2 and 3, uremia and drugs. With uremia and aspirin or the nonsteroidal drugs the count, prothrombin time and aPTT are normal; von Willebrand disease can also lengthen the aPTT [11, 29, 34]</w:t>
+            </w:r>
+          </w:p>
+        </w:tc>
+      </w:tr>
+      <w:tr>
+        <w:tc>
+          <w:tcPr>
+            <w:tcW w:type="dxa" w:w="4848"/>
+          </w:tcPr>
+          <w:p>
+            <w:pPr>
+              <w:spacing w:after="40"/>
+            </w:pPr>
+            <w:r>
+              <w:rPr>
+                <w:sz w:val="18"/>
+              </w:rPr>
+            </w:r>
+            <w:r>
+              <w:rPr>
+                <w:b/>
+                <w:i w:val="0"/>
+                <w:sz w:val="18"/>
+              </w:rPr>
+              <w:t>Prothrombin time</w:t>
+            </w:r>
+          </w:p>
+        </w:tc>
+        <w:tc>
+          <w:tcPr>
+            <w:tcW w:type="dxa" w:w="4848"/>
+          </w:tcPr>
+          <w:p>
+            <w:pPr>
+              <w:spacing w:after="40"/>
+            </w:pPr>
+            <w:r>
+              <w:rPr>
+                <w:sz w:val="18"/>
+              </w:rPr>
+            </w:r>
+            <w:r>
+              <w:rPr>
+                <w:b w:val="0"/>
+                <w:i w:val="0"/>
+                <w:sz w:val="18"/>
+              </w:rPr>
+              <w:t>Shout the outside alarm into a tube of the patient’s plasma and time how long the mortar takes to set</w:t>
+            </w:r>
+          </w:p>
+        </w:tc>
+        <w:tc>
+          <w:tcPr>
+            <w:tcW w:type="dxa" w:w="4848"/>
+          </w:tcPr>
+          <w:p>
+            <w:pPr>
+              <w:spacing w:after="40"/>
+            </w:pPr>
+            <w:r>
+              <w:rPr>
+                <w:sz w:val="18"/>
+              </w:rPr>
+            </w:r>
+            <w:r>
+              <w:rPr>
+                <w:b w:val="0"/>
+                <w:i w:val="0"/>
+                <w:sz w:val="18"/>
+              </w:rPr>
+              <w:t>Tissue factor added; 11 to 13 seconds; extrinsic plus common pathway [19]</w:t>
+            </w:r>
+          </w:p>
+        </w:tc>
+      </w:tr>
+      <w:tr>
+        <w:tc>
+          <w:tcPr>
+            <w:tcW w:type="dxa" w:w="4848"/>
+          </w:tcPr>
+          <w:p>
+            <w:pPr>
+              <w:spacing w:after="40"/>
+            </w:pPr>
+            <w:r>
+              <w:rPr>
+                <w:sz w:val="18"/>
+              </w:rPr>
+            </w:r>
+            <w:r>
+              <w:rPr>
+                <w:b/>
+                <w:i w:val="0"/>
+                <w:sz w:val="18"/>
+              </w:rPr>
+              <w:t>International normalized ratio</w:t>
+            </w:r>
+          </w:p>
+        </w:tc>
+        <w:tc>
+          <w:tcPr>
+            <w:tcW w:type="dxa" w:w="4848"/>
+          </w:tcPr>
+          <w:p>
+            <w:pPr>
+              <w:spacing w:after="40"/>
+            </w:pPr>
+            <w:r>
+              <w:rPr>
+                <w:sz w:val="18"/>
+              </w:rPr>
+            </w:r>
+            <w:r>
+              <w:rPr>
+                <w:b w:val="0"/>
+                <w:i w:val="0"/>
+                <w:sz w:val="18"/>
+              </w:rPr>
+              <w:t>A calibrated stopwatch, so every site in every city reads the same time</w:t>
+            </w:r>
+          </w:p>
+        </w:tc>
+        <w:tc>
+          <w:tcPr>
+            <w:tcW w:type="dxa" w:w="4848"/>
+          </w:tcPr>
+          <w:p>
+            <w:pPr>
+              <w:spacing w:after="40"/>
+            </w:pPr>
+            <w:r>
+              <w:rPr>
+                <w:sz w:val="18"/>
+              </w:rPr>
+            </w:r>
+            <w:r>
+              <w:rPr>
+                <w:b w:val="0"/>
+                <w:i w:val="0"/>
+                <w:sz w:val="18"/>
+              </w:rPr>
+              <w:t>Standardizes the prothrombin time between laboratories; 2.0 to 3.0 on warfarin: low = clot risk, high = bleeding risk [20]</w:t>
+            </w:r>
+          </w:p>
+        </w:tc>
+      </w:tr>
+      <w:tr>
+        <w:tc>
+          <w:tcPr>
+            <w:tcW w:type="dxa" w:w="4848"/>
+          </w:tcPr>
+          <w:p>
+            <w:pPr>
+              <w:spacing w:after="40"/>
+            </w:pPr>
+            <w:r>
+              <w:rPr>
+                <w:sz w:val="18"/>
+              </w:rPr>
+            </w:r>
+            <w:r>
+              <w:rPr>
+                <w:b/>
+                <w:i w:val="0"/>
+                <w:sz w:val="18"/>
+              </w:rPr>
+              <w:t>aPTT</w:t>
+            </w:r>
+            <w:r>
+              <w:rPr>
+                <w:b w:val="0"/>
+                <w:i w:val="0"/>
+                <w:sz w:val="18"/>
+              </w:rPr>
+              <w:t xml:space="preserve"> (activated partial thromboplastin time)</w:t>
+            </w:r>
+          </w:p>
+        </w:tc>
+        <w:tc>
+          <w:tcPr>
+            <w:tcW w:type="dxa" w:w="4848"/>
+          </w:tcPr>
+          <w:p>
+            <w:pPr>
+              <w:spacing w:after="40"/>
+            </w:pPr>
+            <w:r>
+              <w:rPr>
+                <w:sz w:val="18"/>
+              </w:rPr>
+            </w:r>
+            <w:r>
+              <w:rPr>
+                <w:b w:val="0"/>
+                <w:i w:val="0"/>
+                <w:sz w:val="18"/>
+              </w:rPr>
+              <w:t>Start the crew’s own inside chain with an activator and time how long the mortar takes to set</w:t>
+            </w:r>
+          </w:p>
+        </w:tc>
+        <w:tc>
+          <w:tcPr>
+            <w:tcW w:type="dxa" w:w="4848"/>
+          </w:tcPr>
+          <w:p>
+            <w:pPr>
+              <w:spacing w:after="40"/>
+            </w:pPr>
+            <w:r>
+              <w:rPr>
+                <w:sz w:val="18"/>
+              </w:rPr>
+            </w:r>
+            <w:r>
+              <w:rPr>
+                <w:b w:val="0"/>
+                <w:i w:val="0"/>
+                <w:sz w:val="18"/>
+              </w:rPr>
+              <w:t>Phospholipid activator; 21 to 35 seconds; intrinsic plus common pathway [18]</w:t>
+            </w:r>
+          </w:p>
+        </w:tc>
+      </w:tr>
+      <w:tr>
+        <w:tc>
+          <w:tcPr>
+            <w:tcW w:type="dxa" w:w="4848"/>
+          </w:tcPr>
+          <w:p>
+            <w:pPr>
+              <w:spacing w:after="40"/>
+            </w:pPr>
+            <w:r>
+              <w:rPr>
+                <w:sz w:val="18"/>
+              </w:rPr>
+            </w:r>
+            <w:r>
+              <w:rPr>
+                <w:b/>
+                <w:i w:val="0"/>
+                <w:sz w:val="18"/>
+              </w:rPr>
+              <w:t>Thrombin time</w:t>
+            </w:r>
+          </w:p>
+        </w:tc>
+        <w:tc>
+          <w:tcPr>
+            <w:tcW w:type="dxa" w:w="4848"/>
+          </w:tcPr>
+          <w:p>
+            <w:pPr>
+              <w:spacing w:after="40"/>
+            </w:pPr>
+            <w:r>
+              <w:rPr>
+                <w:sz w:val="18"/>
+              </w:rPr>
+            </w:r>
+            <w:r>
+              <w:rPr>
+                <w:b w:val="0"/>
+                <w:i w:val="0"/>
+                <w:sz w:val="18"/>
+              </w:rPr>
+              <w:t>A check of the last step only: can the powder still become mortar?</w:t>
+            </w:r>
+          </w:p>
+        </w:tc>
+        <w:tc>
+          <w:tcPr>
+            <w:tcW w:type="dxa" w:w="4848"/>
+          </w:tcPr>
+          <w:p>
+            <w:pPr>
+              <w:spacing w:after="40"/>
+            </w:pPr>
+            <w:r>
+              <w:rPr>
+                <w:sz w:val="18"/>
+              </w:rPr>
+            </w:r>
+            <w:r>
+              <w:rPr>
+                <w:b w:val="0"/>
+                <w:i w:val="0"/>
+                <w:sz w:val="18"/>
+              </w:rPr>
+              <w:t>Raised by heparin, dabigatran, and low or abnormal fibrinogen [24, 28, 29]. The deck gives no definition of the test, so the “last step” reading is the story’s</w:t>
+            </w:r>
+          </w:p>
+        </w:tc>
+      </w:tr>
+      <w:tr>
+        <w:tc>
+          <w:tcPr>
+            <w:tcW w:type="dxa" w:w="4848"/>
+          </w:tcPr>
+          <w:p>
+            <w:pPr>
+              <w:spacing w:after="40"/>
+            </w:pPr>
+            <w:r>
+              <w:rPr>
+                <w:sz w:val="18"/>
+              </w:rPr>
+            </w:r>
+            <w:r>
+              <w:rPr>
+                <w:b/>
+                <w:i w:val="0"/>
+                <w:sz w:val="18"/>
+              </w:rPr>
+              <w:t>Fibrinogen level</w:t>
+            </w:r>
+          </w:p>
+        </w:tc>
+        <w:tc>
+          <w:tcPr>
+            <w:tcW w:type="dxa" w:w="4848"/>
+          </w:tcPr>
+          <w:p>
+            <w:pPr>
+              <w:spacing w:after="40"/>
+            </w:pPr>
+            <w:r>
+              <w:rPr>
+                <w:sz w:val="18"/>
+              </w:rPr>
+            </w:r>
+            <w:r>
+              <w:rPr>
+                <w:b w:val="0"/>
+                <w:i w:val="0"/>
+                <w:sz w:val="18"/>
+              </w:rPr>
+              <w:t>The sacks of powder in the warehouse</w:t>
+            </w:r>
+          </w:p>
+        </w:tc>
+        <w:tc>
+          <w:tcPr>
+            <w:tcW w:type="dxa" w:w="4848"/>
+          </w:tcPr>
+          <w:p>
+            <w:pPr>
+              <w:spacing w:after="40"/>
+            </w:pPr>
+            <w:r>
+              <w:rPr>
+                <w:sz w:val="18"/>
+              </w:rPr>
+            </w:r>
+            <w:r>
+              <w:rPr>
+                <w:b w:val="0"/>
+                <w:i w:val="0"/>
+                <w:sz w:val="18"/>
+              </w:rPr>
+              <w:t>2.0 to 4.0 grams per liter; below 0.5 can cause hemorrhage after traumatic surgery; above 7.0 is a risk for coronary and cerebrovascular disease [21]</w:t>
+            </w:r>
+          </w:p>
+        </w:tc>
+      </w:tr>
+      <w:tr>
+        <w:tc>
+          <w:tcPr>
+            <w:tcW w:type="dxa" w:w="4848"/>
+          </w:tcPr>
+          <w:p>
+            <w:pPr>
+              <w:spacing w:after="40"/>
+            </w:pPr>
+            <w:r>
+              <w:rPr>
+                <w:sz w:val="18"/>
+              </w:rPr>
+            </w:r>
+            <w:r>
+              <w:rPr>
+                <w:b/>
+                <w:i w:val="0"/>
+                <w:sz w:val="18"/>
+              </w:rPr>
+              <w:t>Mixing study</w:t>
+            </w:r>
+          </w:p>
+        </w:tc>
+        <w:tc>
+          <w:tcPr>
+            <w:tcW w:type="dxa" w:w="4848"/>
+          </w:tcPr>
+          <w:p>
+            <w:pPr>
+              <w:spacing w:after="40"/>
+            </w:pPr>
+            <w:r>
+              <w:rPr>
+                <w:sz w:val="18"/>
+              </w:rPr>
+            </w:r>
+            <w:r>
+              <w:rPr>
+                <w:b w:val="0"/>
+                <w:i w:val="0"/>
+                <w:sz w:val="18"/>
+              </w:rPr>
+              <w:t>Bring in a spare crew (normal plasma) and re-run the clock. If the time corrects, a worker was missing; if it does not correct, a saboteur is on site</w:t>
+            </w:r>
+          </w:p>
+        </w:tc>
+        <w:tc>
+          <w:tcPr>
+            <w:tcW w:type="dxa" w:w="4848"/>
+          </w:tcPr>
+          <w:p>
+            <w:pPr>
+              <w:spacing w:after="40"/>
+            </w:pPr>
+            <w:r>
+              <w:rPr>
+                <w:sz w:val="18"/>
+              </w:rPr>
+            </w:r>
+            <w:r>
+              <w:rPr>
+                <w:b w:val="0"/>
+                <w:i w:val="0"/>
+                <w:sz w:val="18"/>
+              </w:rPr>
+              <w:t>Correction suggests a factor deficiency; no correction suggests an inhibitor [12]</w:t>
+            </w:r>
+          </w:p>
+        </w:tc>
+      </w:tr>
+      <w:tr>
+        <w:tc>
+          <w:tcPr>
+            <w:tcW w:type="dxa" w:w="4848"/>
+          </w:tcPr>
+          <w:p>
+            <w:pPr>
+              <w:spacing w:after="40"/>
+            </w:pPr>
+            <w:r>
+              <w:rPr>
+                <w:sz w:val="18"/>
+              </w:rPr>
+            </w:r>
+            <w:r>
+              <w:rPr>
+                <w:b/>
+                <w:i w:val="0"/>
+                <w:sz w:val="18"/>
+              </w:rPr>
+              <w:t>Factor assays</w:t>
+            </w:r>
+          </w:p>
+        </w:tc>
+        <w:tc>
+          <w:tcPr>
+            <w:tcW w:type="dxa" w:w="4848"/>
+          </w:tcPr>
+          <w:p>
+            <w:pPr>
+              <w:spacing w:after="40"/>
+            </w:pPr>
+            <w:r>
+              <w:rPr>
+                <w:sz w:val="18"/>
+              </w:rPr>
+            </w:r>
+            <w:r>
+              <w:rPr>
+                <w:b w:val="0"/>
+                <w:i w:val="0"/>
+                <w:sz w:val="18"/>
+              </w:rPr>
+              <w:t>The roll call, to find which worker is absent. Done to confirm, not to screen</w:t>
+            </w:r>
+          </w:p>
+        </w:tc>
+        <w:tc>
+          <w:tcPr>
+            <w:tcW w:type="dxa" w:w="4848"/>
+          </w:tcPr>
+          <w:p>
+            <w:pPr>
+              <w:spacing w:after="40"/>
+            </w:pPr>
+            <w:r>
+              <w:rPr>
+                <w:sz w:val="18"/>
+              </w:rPr>
+            </w:r>
+            <w:r>
+              <w:rPr>
+                <w:b w:val="0"/>
+                <w:i w:val="0"/>
+                <w:sz w:val="18"/>
+              </w:rPr>
+              <w:t>[12, 21]</w:t>
+            </w:r>
+          </w:p>
+        </w:tc>
+      </w:tr>
+      <w:tr>
+        <w:tc>
+          <w:tcPr>
+            <w:tcW w:type="dxa" w:w="4848"/>
+          </w:tcPr>
+          <w:p>
+            <w:pPr>
+              <w:spacing w:after="40"/>
+            </w:pPr>
+            <w:r>
+              <w:rPr>
+                <w:sz w:val="18"/>
+              </w:rPr>
+            </w:r>
+            <w:r>
+              <w:rPr>
+                <w:b/>
+                <w:i w:val="0"/>
+                <w:sz w:val="18"/>
+              </w:rPr>
+              <w:t>D-dimer</w:t>
+            </w:r>
+          </w:p>
+        </w:tc>
+        <w:tc>
+          <w:tcPr>
+            <w:tcW w:type="dxa" w:w="4848"/>
+          </w:tcPr>
+          <w:p>
+            <w:pPr>
+              <w:spacing w:after="40"/>
+            </w:pPr>
+            <w:r>
+              <w:rPr>
+                <w:sz w:val="18"/>
+              </w:rPr>
+            </w:r>
+            <w:r>
+              <w:rPr>
+                <w:b w:val="0"/>
+                <w:i w:val="0"/>
+                <w:sz w:val="18"/>
+              </w:rPr>
+              <w:t xml:space="preserve">Sweep the street for rubble. No rubble helps exclude a wall having been built and torn down; rubble alone never says </w:t>
+            </w:r>
+            <w:r>
+              <w:rPr>
+                <w:b w:val="0"/>
+                <w:i/>
+                <w:sz w:val="18"/>
+              </w:rPr>
+              <w:t>which</w:t>
+            </w:r>
+            <w:r>
+              <w:rPr>
+                <w:b w:val="0"/>
+                <w:i w:val="0"/>
+                <w:sz w:val="18"/>
+              </w:rPr>
+              <w:t xml:space="preserve"> wall</w:t>
+            </w:r>
+          </w:p>
+        </w:tc>
+        <w:tc>
+          <w:tcPr>
+            <w:tcW w:type="dxa" w:w="4848"/>
+          </w:tcPr>
+          <w:p>
+            <w:pPr>
+              <w:spacing w:after="40"/>
+            </w:pPr>
+            <w:r>
+              <w:rPr>
+                <w:sz w:val="18"/>
+              </w:rPr>
+            </w:r>
+            <w:r>
+              <w:rPr>
+                <w:b w:val="0"/>
+                <w:i w:val="0"/>
+                <w:sz w:val="18"/>
+              </w:rPr>
+              <w:t>High negative predictive value; raised in acute thrombosis, disseminated intravascular coagulation, pregnancy and many acute illnesses [22, 24]</w:t>
+            </w:r>
+          </w:p>
+        </w:tc>
+      </w:tr>
+    </w:tbl>
+    <w:p>
+      <w:pPr>
+        <w:spacing w:after="80"/>
+      </w:pPr>
+    </w:p>
+    <w:p>
+      <w:pPr>
+        <w:spacing w:after="120"/>
+      </w:pPr>
+      <w:r>
+        <w:rPr>
+          <w:b/>
+          <w:i w:val="0"/>
+        </w:rPr>
+        <w:t>Reading the patterns as site reports.</w:t>
+      </w:r>
+    </w:p>
+    <w:p>
+      <w:pPr>
+        <w:pStyle w:val="ListBullet"/>
+        <w:spacing w:after="40"/>
+      </w:pPr>
+      <w:r>
+        <w:rPr>
+          <w:b/>
+          <w:i w:val="0"/>
+          <w:sz w:val="20"/>
+        </w:rPr>
+        <w:t>Only the prothrombin time is long:</w:t>
+      </w:r>
+      <w:r>
+        <w:rPr>
+          <w:b w:val="0"/>
+          <w:i w:val="0"/>
+          <w:sz w:val="20"/>
+        </w:rPr>
+        <w:t xml:space="preserve"> the outside alarm route is broken. Think factor VII, early vitamin K deficiency, liver disease (the factory is damaged) or warfarin (the licenses are revoked) [24, 32].</w:t>
+      </w:r>
+    </w:p>
+    <w:p>
+      <w:pPr>
+        <w:pStyle w:val="ListBullet"/>
+        <w:spacing w:after="40"/>
+      </w:pPr>
+      <w:r>
+        <w:rPr>
+          <w:b/>
+          <w:i w:val="0"/>
+          <w:sz w:val="20"/>
+        </w:rPr>
+        <w:t>Only the aPTT is long:</w:t>
+      </w:r>
+      <w:r>
+        <w:rPr>
+          <w:b w:val="0"/>
+          <w:i w:val="0"/>
+          <w:sz w:val="20"/>
+        </w:rPr>
+        <w:t xml:space="preserve"> the inside chain is broken. Think VIII, IX or XI, von Willebrand disease (the deck’s table shows its aPTT raised through factor VIII [29]), heparin or an inhibitor. A missing factor XII is a chain member whose absence slows the lab’s timer but not the real repair: no bleeding [24, 32].</w:t>
+      </w:r>
+    </w:p>
+    <w:p>
+      <w:pPr>
+        <w:pStyle w:val="ListBullet"/>
+        <w:spacing w:after="40"/>
+      </w:pPr>
+      <w:r>
+        <w:rPr>
+          <w:b/>
+          <w:i w:val="0"/>
+          <w:sz w:val="20"/>
+        </w:rPr>
+        <w:t>Both are long:</w:t>
+      </w:r>
+      <w:r>
+        <w:rPr>
+          <w:b w:val="0"/>
+          <w:i w:val="0"/>
+          <w:sz w:val="20"/>
+        </w:rPr>
+        <w:t xml:space="preserve"> the shared foreman or later is out (X, V or II), or the whole crew is down: disseminated intravascular coagulation, liver disease, severe vitamin K deficiency [28, 32].</w:t>
+      </w:r>
+    </w:p>
+    <w:p>
+      <w:pPr>
+        <w:pStyle w:val="ListBullet"/>
+        <w:spacing w:after="40"/>
+      </w:pPr>
+      <w:r>
+        <w:rPr>
+          <w:b/>
+          <w:i w:val="0"/>
+          <w:sz w:val="20"/>
+        </w:rPr>
+        <w:t>Both are normal, yet the patient bleeds:</w:t>
+      </w:r>
+      <w:r>
+        <w:rPr>
+          <w:b w:val="0"/>
+          <w:i w:val="0"/>
+          <w:sz w:val="20"/>
+        </w:rPr>
+        <w:t xml:space="preserve"> the mortar is fine, so look at the bricks (platelet disorder, mild von Willebrand disease), the hardener (factor XIII) or the demolition brakes [32].</w:t>
+      </w:r>
+    </w:p>
+    <w:p>
+      <w:pPr>
+        <w:pStyle w:val="ListBullet"/>
+        <w:spacing w:after="40"/>
+      </w:pPr>
+      <w:r>
+        <w:rPr>
+          <w:b/>
+          <w:i w:val="0"/>
+          <w:sz w:val="20"/>
+        </w:rPr>
+        <w:t>Disseminated intravascular coagulation:</w:t>
+      </w:r>
+      <w:r>
+        <w:rPr>
+          <w:b w:val="0"/>
+          <w:i w:val="0"/>
+          <w:sz w:val="20"/>
+        </w:rPr>
+        <w:t xml:space="preserve"> the repair and demolition crews run wild everywhere at once. Bricks used up (platelets down), powder used up (fibrinogen down), mortar slow to set (prothrombin time and aPTT up) and rubble everywhere (D-dimer up). The lecturer’s phrase: “nothing is normal” [24, 30].</w:t>
+      </w:r>
+    </w:p>
+    <w:p>
+      <w:pPr>
+        <w:pStyle w:val="ListBullet"/>
+        <w:spacing w:after="40"/>
+      </w:pPr>
+      <w:r>
+        <w:rPr>
+          <w:b/>
+          <w:i w:val="0"/>
+          <w:sz w:val="20"/>
+        </w:rPr>
+        <w:t>Acute thrombosis:</w:t>
+      </w:r>
+      <w:r>
+        <w:rPr>
+          <w:b w:val="0"/>
+          <w:i w:val="0"/>
+          <w:sz w:val="20"/>
+        </w:rPr>
+        <w:t xml:space="preserve"> a wall built in the middle of the road. Only the rubble sign (D-dimer) is up, and it is nonspecific [24].</w:t>
+      </w:r>
+    </w:p>
+    <w:p>
+      <w:pPr>
+        <w:pStyle w:val="ListBullet"/>
+        <w:spacing w:after="40"/>
+      </w:pPr>
+      <w:r>
+        <w:rPr>
+          <w:b/>
+          <w:i w:val="0"/>
+          <w:sz w:val="20"/>
+        </w:rPr>
+        <w:t>Too few bricks:</w:t>
+      </w:r>
+      <w:r>
+        <w:rPr>
+          <w:b w:val="0"/>
+          <w:i w:val="0"/>
+          <w:sz w:val="20"/>
+        </w:rPr>
+        <w:t xml:space="preserve"> below 50,000 the patient bruises easily and bleeds with trauma; below 20,000 the wall leaks by itself (petechiae); below 10,000 the leak can be in the brain [26].</w:t>
+      </w:r>
+    </w:p>
+    <w:p>
+      <w:pPr>
+        <w:spacing w:after="120"/>
+      </w:pPr>
+      <w:r>
+        <w:rPr>
+          <w:b/>
+          <w:i w:val="0"/>
+        </w:rPr>
+        <w:t>Where the analogy breaks</w:t>
+      </w:r>
+    </w:p>
+    <w:p>
+      <w:pPr>
+        <w:pStyle w:val="ListNumber"/>
+        <w:spacing w:after="40"/>
+      </w:pPr>
+      <w:r>
+        <w:rPr>
+          <w:b/>
+          <w:i w:val="0"/>
+          <w:sz w:val="20"/>
+        </w:rPr>
+        <w:t>Bricks and mortar are not two separate crews in the body.</w:t>
+      </w:r>
+      <w:r>
+        <w:rPr>
+          <w:b w:val="0"/>
+          <w:i w:val="0"/>
+          <w:sz w:val="20"/>
+        </w:rPr>
+        <w:t xml:space="preserve"> Thrombin activates platelets as well as factors V and VIII (the amplification step in 10.1), so the crews feed each other. The story lines them up in order only because the deck lists the three phases in order.</w:t>
+      </w:r>
+    </w:p>
+    <w:p>
+      <w:pPr>
+        <w:pStyle w:val="ListNumber"/>
+        <w:spacing w:after="40"/>
+      </w:pPr>
+      <w:r>
+        <w:rPr>
+          <w:b/>
+          <w:i w:val="0"/>
+          <w:sz w:val="20"/>
+        </w:rPr>
+        <w:t>The inside chain and the outside alarm are the two arms of the deck’s diagram, and the two tubes that test them.</w:t>
+      </w:r>
+      <w:r>
+        <w:rPr>
+          <w:b w:val="0"/>
+          <w:i w:val="0"/>
+          <w:sz w:val="20"/>
+        </w:rPr>
+        <w:t xml:space="preserve"> The cell-based model in 10.1 (initiation, amplification, propagation) is how the body is described as running it. Use the story to remember which test checks which arm, not to describe the body.</w:t>
+      </w:r>
+    </w:p>
+    <w:p>
+      <w:pPr>
+        <w:pStyle w:val="ListNumber"/>
+        <w:spacing w:after="40"/>
+      </w:pPr>
+      <w:r>
+        <w:rPr>
+          <w:b/>
+          <w:i w:val="0"/>
+          <w:sz w:val="20"/>
+        </w:rPr>
+        <w:t>Saboteurs get effects, not machinery.</w:t>
+      </w:r>
+      <w:r>
+        <w:rPr>
+          <w:b w:val="0"/>
+          <w:i w:val="0"/>
+          <w:sz w:val="20"/>
+        </w:rPr>
+        <w:t xml:space="preserve"> The deck says heparin and dabigatran prolong the aPTT and the thrombin time; it does not say how, so the story does not either. The same goes for the safety inspectors: the deck lists them and their deficiency states, not their mechanism.</w:t>
+      </w:r>
+    </w:p>
+    <w:p>
+      <w:pPr>
+        <w:pStyle w:val="ListNumber"/>
+        <w:spacing w:after="40"/>
+      </w:pPr>
+      <w:r>
+        <w:rPr>
+          <w:b/>
+          <w:i w:val="0"/>
+          <w:sz w:val="20"/>
+        </w:rPr>
+        <w:t>The story lines up roles the deck does not.</w:t>
+      </w:r>
+      <w:r>
+        <w:rPr>
+          <w:b w:val="0"/>
+          <w:i w:val="0"/>
+          <w:sz w:val="20"/>
+        </w:rPr>
+        <w:t xml:space="preserve"> The lecturer calls the clotting factors the mortar; here they are the crew that mixes it and fibrin is the mortar. Fibrinogen is both the staples between bricks and the sacks of powder, and thrombin (factor IIa) is both a crew member and the master mixer. Von Willebrand factor is a brick-side hook, yet von Willebrand disease also appears in the inside-chain and normal-screens patterns, because the deck ties the disease to factor VIII (slides 5, 29, 32). The deck says the lupus anticoagulant lengthens the lab timer without bleeding, but it is also tested in the clotting-disorder workup (slide 10), so it is a saboteur of the timer only.</w:t>
+      </w:r>
+    </w:p>
+    <w:p>
+      <w:pPr>
+        <w:pStyle w:val="ListNumber"/>
+        <w:spacing w:after="40"/>
+      </w:pPr>
+      <w:r>
+        <w:rPr>
+          <w:b/>
+          <w:i w:val="0"/>
+          <w:sz w:val="20"/>
+        </w:rPr>
+        <w:t>The platelet disorders with their own names are outside the story.</w:t>
+      </w:r>
+      <w:r>
+        <w:rPr>
+          <w:b w:val="0"/>
+          <w:i w:val="0"/>
+          <w:sz w:val="20"/>
+        </w:rPr>
+        <w:t xml:space="preserve"> Immune thrombocytopenia, thrombotic thrombocytopenic purpura, hemolytic uremic syndrome and heparin-induced thrombocytopenia are deferred by the deck to a later lecture [36].</w:t>
+      </w:r>
+    </w:p>
+    <w:p>
+      <w:pPr>
+        <w:pStyle w:val="ListNumber"/>
+        <w:spacing w:after="40"/>
+      </w:pPr>
+      <w:r>
+        <w:rPr>
+          <w:b/>
+          <w:i w:val="0"/>
+          <w:sz w:val="20"/>
+        </w:rPr>
+        <w:t>The numbers are the deck’s, and reference ranges vary by laboratory.</w:t>
+      </w:r>
+      <w:r>
+        <w:rPr>
+          <w:b w:val="0"/>
+          <w:i w:val="0"/>
+          <w:sz w:val="20"/>
+        </w:rPr>
+        <w:t xml:space="preserve"> Her standing rule is that ranges are supplied on the exam, so nothing here needs memorizing as a figure.</w:t>
+      </w:r>
+    </w:p>
+    <w:p>
+      <w:pPr>
+        <w:pStyle w:val="Heading2"/>
+        <w:spacing w:before="200" w:after="100"/>
+      </w:pPr>
+      <w:r>
+        <w:rPr>
+          <w:rFonts w:ascii="Georgia" w:hAnsi="Georgia"/>
+          <w:color w:val="A1363A"/>
+        </w:rPr>
         <w:t>10.1 · Objective a — The seven terms</w:t>
       </w:r>
     </w:p>
@@ -26958,6 +30100,40 @@
     </w:p>
     <w:p>
       <w:pPr>
+        <w:spacing w:after="120"/>
+      </w:pPr>
+      <w:r>
+        <w:rPr>
+          <w:b w:val="0"/>
+          <w:i w:val="0"/>
+        </w:rPr>
+        <w:t>Also tested</w:t>
+      </w:r>
+    </w:p>
+    <w:p>
+      <w:pPr>
+        <w:pStyle w:val="ListBullet"/>
+        <w:spacing w:after="40"/>
+      </w:pPr>
+      <w:r>
+        <w:rPr>
+          <w:b/>
+          <w:i w:val="0"/>
+          <w:sz w:val="20"/>
+        </w:rPr>
+        <w:t>International normalized ratio.</w:t>
+      </w:r>
+      <w:r>
+        <w:rPr>
+          <w:b w:val="0"/>
+          <w:i w:val="0"/>
+          <w:sz w:val="20"/>
+        </w:rPr>
+        <w:t xml:space="preserve"> It adjusts the prothrombin time ratio so results can be standardized from laboratory to laboratory.</w:t>
+      </w:r>
+    </w:p>
+    <w:p>
+      <w:pPr>
         <w:pStyle w:val="Heading3"/>
         <w:spacing w:before="200" w:after="100"/>
       </w:pPr>
@@ -28127,6 +31303,40 @@
     </w:p>
     <w:p>
       <w:pPr>
+        <w:spacing w:after="120"/>
+      </w:pPr>
+      <w:r>
+        <w:rPr>
+          <w:b w:val="0"/>
+          <w:i w:val="0"/>
+        </w:rPr>
+        <w:t>Also tested</w:t>
+      </w:r>
+    </w:p>
+    <w:p>
+      <w:pPr>
+        <w:pStyle w:val="ListBullet"/>
+        <w:spacing w:after="40"/>
+      </w:pPr>
+      <w:r>
+        <w:rPr>
+          <w:b/>
+          <w:i w:val="0"/>
+          <w:sz w:val="20"/>
+        </w:rPr>
+        <w:t>Thrombotic workup.</w:t>
+      </w:r>
+      <w:r>
+        <w:rPr>
+          <w:b w:val="0"/>
+          <w:i w:val="0"/>
+          <w:sz w:val="20"/>
+        </w:rPr>
+        <w:t xml:space="preserve"> The thrombotic workup is the prothrombin time, the activated partial thromboplastin time and D-dimer; these differ across thrombus types and most are abnormal in disseminated intravascular coagulation.</w:t>
+      </w:r>
+    </w:p>
+    <w:p>
+      <w:pPr>
         <w:pStyle w:val="Heading3"/>
         <w:spacing w:before="200" w:after="100"/>
       </w:pPr>
@@ -28276,15 +31486,23 @@
                 <w:i w:val="0"/>
                 <w:sz w:val="18"/>
               </w:rPr>
-              <w:t>antithrombin III, protein C, protein S and factor XII</w:t>
-            </w:r>
-            <w:r>
-              <w:rPr>
-                <w:b w:val="0"/>
-                <w:i w:val="0"/>
-                <w:sz w:val="18"/>
-              </w:rPr>
-              <w:t>; abnormal fibrinolytic mechanisms</w:t>
+              <w:t>antithrombin III, protein C and protein S</w:t>
+            </w:r>
+            <w:r>
+              <w:rPr>
+                <w:b w:val="0"/>
+                <w:i w:val="0"/>
+                <w:sz w:val="18"/>
+              </w:rPr>
+              <w:t xml:space="preserve">; abnormal fibrinolytic mechanisms. </w:t>
+            </w:r>
+            <w:r>
+              <w:rPr>
+                <w:b w:val="0"/>
+                <w:i/>
+                <w:sz w:val="18"/>
+              </w:rPr>
+              <w:t>The slide also lists factor XII here, but factor XII deficiency is not an established cause of thrombosis (slide 32 itself says it prolongs the aPTT without bleeding), so the established primary causes to know are the first three.</w:t>
             </w:r>
           </w:p>
         </w:tc>

--- a/Principles of Diagnostic Medicine I Exam 2/pdm-exam-2-study-guide.docx
+++ b/Principles of Diagnostic Medicine I Exam 2/pdm-exam-2-study-guide.docx
@@ -1167,6 +1167,25 @@
       </w:pPr>
       <w:r>
         <w:rPr>
+          <w:b/>
+          <w:i w:val="0"/>
+        </w:rPr>
+        <w:t>Relative refractory period.</w:t>
+      </w:r>
+      <w:r>
+        <w:rPr>
+          <w:b w:val="0"/>
+          <w:i w:val="0"/>
+        </w:rPr>
+        <w:t xml:space="preserve"> Unlike the absolute period, a sufficiently strong stimulus can produce a response. The cell is excitable but not fully recovered, so a stimulus arriving then can start something abnormal.</w:t>
+      </w:r>
+    </w:p>
+    <w:p>
+      <w:pPr>
+        <w:spacing w:after="120"/>
+      </w:pPr>
+      <w:r>
+        <w:rPr>
           <w:b w:val="0"/>
           <w:i w:val="0"/>
         </w:rPr>
@@ -1696,6 +1715,63 @@
       <w:pPr>
         <w:spacing w:after="80"/>
       </w:pPr>
+    </w:p>
+    <w:p>
+      <w:pPr>
+        <w:spacing w:after="120"/>
+      </w:pPr>
+      <w:r>
+        <w:rPr>
+          <w:b/>
+          <w:i w:val="0"/>
+        </w:rPr>
+        <w:t>Absolute refractory period.</w:t>
+      </w:r>
+      <w:r>
+        <w:rPr>
+          <w:b w:val="0"/>
+          <w:i w:val="0"/>
+        </w:rPr>
+        <w:t xml:space="preserve"> It runs from phase 0 to the middle of phase 3 and lasts about a hundred and eighty milliseconds, during which no stimulus of any strength will produce another action potential.</w:t>
+      </w:r>
+    </w:p>
+    <w:p>
+      <w:pPr>
+        <w:spacing w:after="120"/>
+      </w:pPr>
+      <w:r>
+        <w:rPr>
+          <w:b/>
+          <w:i w:val="0"/>
+        </w:rPr>
+        <w:t>Membrane during depolarization.</w:t>
+      </w:r>
+      <w:r>
+        <w:rPr>
+          <w:b w:val="0"/>
+          <w:i w:val="0"/>
+        </w:rPr>
+        <w:t xml:space="preserve"> The membrane becomes less negative, moving away from its resting negativity.</w:t>
+      </w:r>
+    </w:p>
+    <w:p>
+      <w:pPr>
+        <w:spacing w:after="120"/>
+      </w:pPr>
+      <w:r>
+        <w:rPr>
+          <w:b/>
+          <w:i w:val="0"/>
+        </w:rPr>
+        <w:t>Phase 3, rapid repolarization.</w:t>
+      </w:r>
+      <w:r>
+        <w:rPr>
+          <w:b w:val="0"/>
+          <w:i w:val="0"/>
+        </w:rPr>
+        <w:t xml:space="preserve"> Calcium channels close while potassium channels remain open, returning the cell to minus ninety millivolts; the inward current stops and the outward one continues unopposed.</w:t>
+      </w:r>
     </w:p>
     <w:tbl>
       <w:tblPr>
@@ -1840,172 +1916,6 @@
     </w:p>
     <w:p>
       <w:pPr>
-        <w:spacing w:after="120"/>
-      </w:pPr>
-      <w:r>
-        <w:rPr>
-          <w:b w:val="0"/>
-          <w:i w:val="0"/>
-        </w:rPr>
-        <w:t>Also tested</w:t>
-      </w:r>
-    </w:p>
-    <w:p>
-      <w:pPr>
-        <w:pStyle w:val="ListBullet"/>
-        <w:spacing w:after="40"/>
-      </w:pPr>
-      <w:r>
-        <w:rPr>
-          <w:b/>
-          <w:i w:val="0"/>
-          <w:sz w:val="20"/>
-        </w:rPr>
-        <w:t>Relative refractory period.</w:t>
-      </w:r>
-      <w:r>
-        <w:rPr>
-          <w:b w:val="0"/>
-          <w:i w:val="0"/>
-          <w:sz w:val="20"/>
-        </w:rPr>
-        <w:t xml:space="preserve"> Unlike the absolute period, a sufficiently strong stimulus can produce a response. The cell is excitable but not fully recovered, so a stimulus arriving then can start something abnormal.</w:t>
-      </w:r>
-    </w:p>
-    <w:p>
-      <w:pPr>
-        <w:pStyle w:val="ListBullet"/>
-        <w:spacing w:after="40"/>
-      </w:pPr>
-      <w:r>
-        <w:rPr>
-          <w:b/>
-          <w:i w:val="0"/>
-          <w:sz w:val="20"/>
-        </w:rPr>
-        <w:t>Right bundle branch.</w:t>
-      </w:r>
-      <w:r>
-        <w:rPr>
-          <w:b w:val="0"/>
-          <w:i w:val="0"/>
-          <w:sz w:val="20"/>
-        </w:rPr>
-        <w:t xml:space="preserve"> It is much longer than the left, despite the left ventricle being the larger chamber; the anatomy does not follow chamber size.</w:t>
-      </w:r>
-    </w:p>
-    <w:p>
-      <w:pPr>
-        <w:pStyle w:val="ListBullet"/>
-        <w:spacing w:after="40"/>
-      </w:pPr>
-      <w:r>
-        <w:rPr>
-          <w:b/>
-          <w:i w:val="0"/>
-          <w:sz w:val="20"/>
-        </w:rPr>
-        <w:t>Phase 3, rapid repolarization.</w:t>
-      </w:r>
-      <w:r>
-        <w:rPr>
-          <w:b w:val="0"/>
-          <w:i w:val="0"/>
-          <w:sz w:val="20"/>
-        </w:rPr>
-        <w:t xml:space="preserve"> Calcium channels close while potassium channels remain open, returning the cell to minus ninety millivolts; the inward current stops and the outward one continues unopposed.</w:t>
-      </w:r>
-    </w:p>
-    <w:p>
-      <w:pPr>
-        <w:pStyle w:val="ListBullet"/>
-        <w:spacing w:after="40"/>
-      </w:pPr>
-      <w:r>
-        <w:rPr>
-          <w:b/>
-          <w:i w:val="0"/>
-          <w:sz w:val="20"/>
-        </w:rPr>
-        <w:t>Absolute refractory period.</w:t>
-      </w:r>
-      <w:r>
-        <w:rPr>
-          <w:b w:val="0"/>
-          <w:i w:val="0"/>
-          <w:sz w:val="20"/>
-        </w:rPr>
-        <w:t xml:space="preserve"> It runs from phase 0 to the middle of phase 3 and lasts about a hundred and eighty milliseconds, during which no stimulus of any strength will produce another action potential.</w:t>
-      </w:r>
-    </w:p>
-    <w:p>
-      <w:pPr>
-        <w:pStyle w:val="ListBullet"/>
-        <w:spacing w:after="40"/>
-      </w:pPr>
-      <w:r>
-        <w:rPr>
-          <w:b/>
-          <w:i w:val="0"/>
-          <w:sz w:val="20"/>
-        </w:rPr>
-        <w:t>Depolarization and contraction.</w:t>
-      </w:r>
-      <w:r>
-        <w:rPr>
-          <w:b w:val="0"/>
-          <w:i w:val="0"/>
-          <w:sz w:val="20"/>
-        </w:rPr>
-        <w:t xml:space="preserve"> Depolarization represents activation of cardiac tissue, and it precedes contraction; the electrical event comes first, so an electrocardiogram showing depolarization does not prove the muscle actually contracted.</w:t>
-      </w:r>
-    </w:p>
-    <w:p>
-      <w:pPr>
-        <w:pStyle w:val="ListBullet"/>
-        <w:spacing w:after="40"/>
-      </w:pPr>
-      <w:r>
-        <w:rPr>
-          <w:b/>
-          <w:i w:val="0"/>
-          <w:sz w:val="20"/>
-        </w:rPr>
-        <w:t>Membrane during depolarization.</w:t>
-      </w:r>
-      <w:r>
-        <w:rPr>
-          <w:b w:val="0"/>
-          <w:i w:val="0"/>
-          <w:sz w:val="20"/>
-        </w:rPr>
-        <w:t xml:space="preserve"> The membrane becomes less negative, moving away from its resting negativity.</w:t>
-      </w:r>
-    </w:p>
-    <w:p>
-      <w:pPr>
-        <w:pStyle w:val="ListBullet"/>
-        <w:spacing w:after="40"/>
-      </w:pPr>
-      <w:r>
-        <w:rPr>
-          <w:b/>
-          <w:i w:val="0"/>
-          <w:sz w:val="20"/>
-        </w:rPr>
-        <w:t>Left anterior fascicle.</w:t>
-      </w:r>
-      <w:r>
-        <w:rPr>
-          <w:b w:val="0"/>
-          <w:i w:val="0"/>
-          <w:sz w:val="20"/>
-        </w:rPr>
-        <w:t xml:space="preserve"> Of the left fascicles, the left anterior fascicle is the one that extends across the anterior wall of the left ventricle.</w:t>
-      </w:r>
-    </w:p>
-    <w:p>
-      <w:pPr>
         <w:pStyle w:val="Heading3"/>
         <w:spacing w:before="200" w:after="100"/>
       </w:pPr>
@@ -2817,6 +2727,44 @@
       <w:pPr>
         <w:spacing w:after="80"/>
       </w:pPr>
+    </w:p>
+    <w:p>
+      <w:pPr>
+        <w:spacing w:after="120"/>
+      </w:pPr>
+      <w:r>
+        <w:rPr>
+          <w:b/>
+          <w:i w:val="0"/>
+        </w:rPr>
+        <w:t>Left anterior fascicle.</w:t>
+      </w:r>
+      <w:r>
+        <w:rPr>
+          <w:b w:val="0"/>
+          <w:i w:val="0"/>
+        </w:rPr>
+        <w:t xml:space="preserve"> Of the left fascicles, the left anterior fascicle is the one that extends across the anterior wall of the left ventricle.</w:t>
+      </w:r>
+    </w:p>
+    <w:p>
+      <w:pPr>
+        <w:spacing w:after="120"/>
+      </w:pPr>
+      <w:r>
+        <w:rPr>
+          <w:b/>
+          <w:i w:val="0"/>
+        </w:rPr>
+        <w:t>Right bundle branch.</w:t>
+      </w:r>
+      <w:r>
+        <w:rPr>
+          <w:b w:val="0"/>
+          <w:i w:val="0"/>
+        </w:rPr>
+        <w:t xml:space="preserve"> It is much longer than the left, despite the left ventricle being the larger chamber; the anatomy does not follow chamber size.</w:t>
+      </w:r>
     </w:p>
     <w:p>
       <w:pPr>
@@ -2937,6 +2885,25 @@
     </w:p>
     <w:p>
       <w:pPr>
+        <w:spacing w:after="120"/>
+      </w:pPr>
+      <w:r>
+        <w:rPr>
+          <w:b/>
+          <w:i w:val="0"/>
+        </w:rPr>
+        <w:t>Depolarization and contraction.</w:t>
+      </w:r>
+      <w:r>
+        <w:rPr>
+          <w:b w:val="0"/>
+          <w:i w:val="0"/>
+        </w:rPr>
+        <w:t xml:space="preserve"> Depolarization represents activation of cardiac tissue, and it precedes contraction; the electrical event comes first, so an electrocardiogram showing depolarization does not prove the muscle actually contracted.</w:t>
+      </w:r>
+    </w:p>
+    <w:p>
+      <w:pPr>
         <w:pStyle w:val="Heading2"/>
         <w:spacing w:before="200" w:after="100"/>
       </w:pPr>
@@ -3801,6 +3768,25 @@
         <w:spacing w:after="80"/>
       </w:pPr>
     </w:p>
+    <w:p>
+      <w:pPr>
+        <w:spacing w:after="120"/>
+      </w:pPr>
+      <w:r>
+        <w:rPr>
+          <w:b/>
+          <w:i w:val="0"/>
+        </w:rPr>
+        <w:t>Absolute refractory period.</w:t>
+      </w:r>
+      <w:r>
+        <w:rPr>
+          <w:b w:val="0"/>
+          <w:i w:val="0"/>
+        </w:rPr>
+        <w:t xml:space="preserve"> It lasts about 180 milliseconds, running from phase 0 to the middle of phase 3; throughout that time the cell will not respond to another stimulus.</w:t>
+      </w:r>
+    </w:p>
     <w:tbl>
       <w:tblPr>
         <w:tblW w:type="auto" w:w="0"/>
@@ -3862,40 +3848,6 @@
       <w:pPr>
         <w:spacing w:after="80"/>
       </w:pPr>
-    </w:p>
-    <w:p>
-      <w:pPr>
-        <w:spacing w:after="120"/>
-      </w:pPr>
-      <w:r>
-        <w:rPr>
-          <w:b w:val="0"/>
-          <w:i w:val="0"/>
-        </w:rPr>
-        <w:t>Also tested</w:t>
-      </w:r>
-    </w:p>
-    <w:p>
-      <w:pPr>
-        <w:pStyle w:val="ListBullet"/>
-        <w:spacing w:after="40"/>
-      </w:pPr>
-      <w:r>
-        <w:rPr>
-          <w:b/>
-          <w:i w:val="0"/>
-          <w:sz w:val="20"/>
-        </w:rPr>
-        <w:t>Absolute refractory period.</w:t>
-      </w:r>
-      <w:r>
-        <w:rPr>
-          <w:b w:val="0"/>
-          <w:i w:val="0"/>
-          <w:sz w:val="20"/>
-        </w:rPr>
-        <w:t xml:space="preserve"> It lasts about 180 milliseconds, running from phase 0 to the middle of phase 3; throughout that time the cell will not respond to another stimulus.</w:t>
-      </w:r>
     </w:p>
     <w:p>
       <w:pPr>
@@ -4318,6 +4270,44 @@
       <w:pPr>
         <w:spacing w:after="80"/>
       </w:pPr>
+    </w:p>
+    <w:p>
+      <w:pPr>
+        <w:spacing w:after="120"/>
+      </w:pPr>
+      <w:r>
+        <w:rPr>
+          <w:b/>
+          <w:i w:val="0"/>
+        </w:rPr>
+        <w:t>Lead deflection and vector direction.</w:t>
+      </w:r>
+      <w:r>
+        <w:rPr>
+          <w:b w:val="0"/>
+          <w:i w:val="0"/>
+        </w:rPr>
+        <w:t xml:space="preserve"> When the overall vector at a given moment is directed away from a lead, that lead records a negative deflection; toward the lead gives a positive deflection, which is why the same beat looks different in different leads.</w:t>
+      </w:r>
+    </w:p>
+    <w:p>
+      <w:pPr>
+        <w:spacing w:after="120"/>
+      </w:pPr>
+      <w:r>
+        <w:rPr>
+          <w:b/>
+          <w:i w:val="0"/>
+        </w:rPr>
+        <w:t>Standard calibration.</w:t>
+      </w:r>
+      <w:r>
+        <w:rPr>
+          <w:b w:val="0"/>
+          <w:i w:val="0"/>
+        </w:rPr>
+        <w:t xml:space="preserve"> Two large boxes, a 10 millimeter deflection, equal 1 millivolt, so each small box is 0.1 millivolt.</w:t>
+      </w:r>
     </w:p>
     <w:p>
       <w:pPr>
@@ -4816,62 +4806,6 @@
     </w:p>
     <w:p>
       <w:pPr>
-        <w:spacing w:after="120"/>
-      </w:pPr>
-      <w:r>
-        <w:rPr>
-          <w:b w:val="0"/>
-          <w:i w:val="0"/>
-        </w:rPr>
-        <w:t>Also tested</w:t>
-      </w:r>
-    </w:p>
-    <w:p>
-      <w:pPr>
-        <w:pStyle w:val="ListBullet"/>
-        <w:spacing w:after="40"/>
-      </w:pPr>
-      <w:r>
-        <w:rPr>
-          <w:b/>
-          <w:i w:val="0"/>
-          <w:sz w:val="20"/>
-        </w:rPr>
-        <w:t>Lead deflection and vector direction.</w:t>
-      </w:r>
-      <w:r>
-        <w:rPr>
-          <w:b w:val="0"/>
-          <w:i w:val="0"/>
-          <w:sz w:val="20"/>
-        </w:rPr>
-        <w:t xml:space="preserve"> When the overall vector at a given moment is directed away from a lead, that lead records a negative deflection; toward the lead gives a positive deflection, which is why the same beat looks different in different leads.</w:t>
-      </w:r>
-    </w:p>
-    <w:p>
-      <w:pPr>
-        <w:pStyle w:val="ListBullet"/>
-        <w:spacing w:after="40"/>
-      </w:pPr>
-      <w:r>
-        <w:rPr>
-          <w:b/>
-          <w:i w:val="0"/>
-          <w:sz w:val="20"/>
-        </w:rPr>
-        <w:t>Standard calibration.</w:t>
-      </w:r>
-      <w:r>
-        <w:rPr>
-          <w:b w:val="0"/>
-          <w:i w:val="0"/>
-          <w:sz w:val="20"/>
-        </w:rPr>
-        <w:t xml:space="preserve"> Two large boxes, a 10 millimeter deflection, equal 1 millivolt, so each small box is 0.1 millivolt.</w:t>
-      </w:r>
-    </w:p>
-    <w:p>
-      <w:pPr>
         <w:pStyle w:val="Heading2"/>
         <w:spacing w:before="200" w:after="100"/>
       </w:pPr>
@@ -5004,6 +4938,44 @@
     </w:p>
     <w:p>
       <w:pPr>
+        <w:spacing w:after="120"/>
+      </w:pPr>
+      <w:r>
+        <w:rPr>
+          <w:b/>
+          <w:i w:val="0"/>
+        </w:rPr>
+        <w:t>Hexaxial reference system.</w:t>
+      </w:r>
+      <w:r>
+        <w:rPr>
+          <w:b w:val="0"/>
+          <w:i w:val="0"/>
+        </w:rPr>
+        <w:t xml:space="preserve"> It is used to determine the normal axis of the heart; six views in one plane make an axis calculable.</w:t>
+      </w:r>
+    </w:p>
+    <w:p>
+      <w:pPr>
+        <w:spacing w:after="120"/>
+      </w:pPr>
+      <w:r>
+        <w:rPr>
+          <w:b/>
+          <w:i w:val="0"/>
+        </w:rPr>
+        <w:t>Bipolar leads.</w:t>
+      </w:r>
+      <w:r>
+        <w:rPr>
+          <w:b w:val="0"/>
+          <w:i w:val="0"/>
+        </w:rPr>
+        <w:t xml:space="preserve"> Leads I, II and III are bipolar, forming the imaginary triangle across the shoulders and the left lower body; everything else on a twelve-lead tracing is unipolar.</w:t>
+      </w:r>
+    </w:p>
+    <w:p>
+      <w:pPr>
         <w:jc w:val="center"/>
       </w:pPr>
       <w:r>
@@ -5295,76 +5267,17 @@
       </w:pPr>
       <w:r>
         <w:rPr>
+          <w:b/>
+          <w:i w:val="0"/>
+        </w:rPr>
+        <w:t>Contiguous leads.</w:t>
+      </w:r>
+      <w:r>
+        <w:rPr>
           <w:b w:val="0"/>
           <w:i w:val="0"/>
         </w:rPr>
-        <w:t>Also tested</w:t>
-      </w:r>
-    </w:p>
-    <w:p>
-      <w:pPr>
-        <w:pStyle w:val="ListBullet"/>
-        <w:spacing w:after="40"/>
-      </w:pPr>
-      <w:r>
-        <w:rPr>
-          <w:b/>
-          <w:i w:val="0"/>
-          <w:sz w:val="20"/>
-        </w:rPr>
-        <w:t>Contiguous leads.</w:t>
-      </w:r>
-      <w:r>
-        <w:rPr>
-          <w:b w:val="0"/>
-          <w:i w:val="0"/>
-          <w:sz w:val="20"/>
-        </w:rPr>
         <w:t xml:space="preserve"> These are two or more leads looking at the same area of the heart, so a change in a contiguous group means more than the same change in one isolated lead.</w:t>
-      </w:r>
-    </w:p>
-    <w:p>
-      <w:pPr>
-        <w:pStyle w:val="ListBullet"/>
-        <w:spacing w:after="40"/>
-      </w:pPr>
-      <w:r>
-        <w:rPr>
-          <w:b/>
-          <w:i w:val="0"/>
-          <w:sz w:val="20"/>
-        </w:rPr>
-        <w:t>Hexaxial reference system.</w:t>
-      </w:r>
-      <w:r>
-        <w:rPr>
-          <w:b w:val="0"/>
-          <w:i w:val="0"/>
-          <w:sz w:val="20"/>
-        </w:rPr>
-        <w:t xml:space="preserve"> It is used to determine the normal axis of the heart; six views in one plane make an axis calculable.</w:t>
-      </w:r>
-    </w:p>
-    <w:p>
-      <w:pPr>
-        <w:pStyle w:val="ListBullet"/>
-        <w:spacing w:after="40"/>
-      </w:pPr>
-      <w:r>
-        <w:rPr>
-          <w:b/>
-          <w:i w:val="0"/>
-          <w:sz w:val="20"/>
-        </w:rPr>
-        <w:t>Bipolar leads.</w:t>
-      </w:r>
-      <w:r>
-        <w:rPr>
-          <w:b w:val="0"/>
-          <w:i w:val="0"/>
-          <w:sz w:val="20"/>
-        </w:rPr>
-        <w:t xml:space="preserve"> Leads I, II and III are bipolar, forming the imaginary triangle across the shoulders and the left lower body; everything else on a twelve-lead tracing is unipolar.</w:t>
       </w:r>
     </w:p>
     <w:p>
@@ -5630,6 +5543,101 @@
       <w:pPr>
         <w:spacing w:after="80"/>
       </w:pPr>
+    </w:p>
+    <w:p>
+      <w:pPr>
+        <w:spacing w:after="120"/>
+      </w:pPr>
+      <w:r>
+        <w:rPr>
+          <w:b/>
+          <w:i w:val="0"/>
+        </w:rPr>
+        <w:t>Regularity of the rhythm.</w:t>
+      </w:r>
+      <w:r>
+        <w:rPr>
+          <w:b w:val="0"/>
+          <w:i w:val="0"/>
+        </w:rPr>
+        <w:t xml:space="preserve"> When not obvious by eye, determine it by comparing consecutive R to R intervals with calipers, or with a marked sheet of paper.</w:t>
+      </w:r>
+    </w:p>
+    <w:p>
+      <w:pPr>
+        <w:spacing w:after="120"/>
+      </w:pPr>
+      <w:r>
+        <w:rPr>
+          <w:b/>
+          <w:i w:val="0"/>
+        </w:rPr>
+        <w:t>R to R interval.</w:t>
+      </w:r>
+      <w:r>
+        <w:rPr>
+          <w:b w:val="0"/>
+          <w:i w:val="0"/>
+        </w:rPr>
+        <w:t xml:space="preserve"> It is used to assess rate and regularity, and comparing consecutive R to R intervals is the first thing done to a strip.</w:t>
+      </w:r>
+    </w:p>
+    <w:p>
+      <w:pPr>
+        <w:spacing w:after="120"/>
+      </w:pPr>
+      <w:r>
+        <w:rPr>
+          <w:b/>
+          <w:i w:val="0"/>
+        </w:rPr>
+        <w:t>Six-second rate method.</w:t>
+      </w:r>
+      <w:r>
+        <w:rPr>
+          <w:b w:val="0"/>
+          <w:i w:val="0"/>
+        </w:rPr>
+        <w:t xml:space="preserve"> Multiply the QRS count in a six-second strip by ten, since six seconds is a tenth of a minute; eight complexes give a ventricular rate of eighty beats per minute.</w:t>
+      </w:r>
+    </w:p>
+    <w:p>
+      <w:pPr>
+        <w:spacing w:after="120"/>
+      </w:pPr>
+      <w:r>
+        <w:rPr>
+          <w:b/>
+          <w:i w:val="0"/>
+        </w:rPr>
+        <w:t>Atrial rate.</w:t>
+      </w:r>
+      <w:r>
+        <w:rPr>
+          <w:b w:val="0"/>
+          <w:i w:val="0"/>
+        </w:rPr>
+        <w:t xml:space="preserve"> The atrial rate comes from counting P waves in six seconds and multiplying by ten, so twelve P waves in a six-second strip give 120 beats per minute.</w:t>
+      </w:r>
+    </w:p>
+    <w:p>
+      <w:pPr>
+        <w:spacing w:after="120"/>
+      </w:pPr>
+      <w:r>
+        <w:rPr>
+          <w:b/>
+          <w:i w:val="0"/>
+        </w:rPr>
+        <w:t>Six-second strip.</w:t>
+      </w:r>
+      <w:r>
+        <w:rPr>
+          <w:b w:val="0"/>
+          <w:i w:val="0"/>
+        </w:rPr>
+        <w:t xml:space="preserve"> Each large box is 0.2 seconds, so fifteen large boxes make 3 seconds and thirty large boxes make 6 seconds.</w:t>
+      </w:r>
     </w:p>
     <w:p>
       <w:pPr>
@@ -5684,128 +5692,6 @@
     </w:p>
     <w:p>
       <w:pPr>
-        <w:spacing w:after="120"/>
-      </w:pPr>
-      <w:r>
-        <w:rPr>
-          <w:b w:val="0"/>
-          <w:i w:val="0"/>
-        </w:rPr>
-        <w:t>Also tested</w:t>
-      </w:r>
-    </w:p>
-    <w:p>
-      <w:pPr>
-        <w:pStyle w:val="ListBullet"/>
-        <w:spacing w:after="40"/>
-      </w:pPr>
-      <w:r>
-        <w:rPr>
-          <w:b/>
-          <w:i w:val="0"/>
-          <w:sz w:val="20"/>
-        </w:rPr>
-        <w:t>Six-second rate method.</w:t>
-      </w:r>
-      <w:r>
-        <w:rPr>
-          <w:b w:val="0"/>
-          <w:i w:val="0"/>
-          <w:sz w:val="20"/>
-        </w:rPr>
-        <w:t xml:space="preserve"> Multiply the QRS count in a six-second strip by ten, since six seconds is a tenth of a minute; eight complexes give a ventricular rate of eighty beats per minute.</w:t>
-      </w:r>
-    </w:p>
-    <w:p>
-      <w:pPr>
-        <w:pStyle w:val="ListBullet"/>
-        <w:spacing w:after="40"/>
-      </w:pPr>
-      <w:r>
-        <w:rPr>
-          <w:b/>
-          <w:i w:val="0"/>
-          <w:sz w:val="20"/>
-        </w:rPr>
-        <w:t>Regularity of the rhythm.</w:t>
-      </w:r>
-      <w:r>
-        <w:rPr>
-          <w:b w:val="0"/>
-          <w:i w:val="0"/>
-          <w:sz w:val="20"/>
-        </w:rPr>
-        <w:t xml:space="preserve"> When not obvious by eye, determine it by comparing consecutive R to R intervals with calipers, or with a marked sheet of paper.</w:t>
-      </w:r>
-    </w:p>
-    <w:p>
-      <w:pPr>
-        <w:pStyle w:val="ListBullet"/>
-        <w:spacing w:after="40"/>
-      </w:pPr>
-      <w:r>
-        <w:rPr>
-          <w:b/>
-          <w:i w:val="0"/>
-          <w:sz w:val="20"/>
-        </w:rPr>
-        <w:t>R to R interval.</w:t>
-      </w:r>
-      <w:r>
-        <w:rPr>
-          <w:b w:val="0"/>
-          <w:i w:val="0"/>
-          <w:sz w:val="20"/>
-        </w:rPr>
-        <w:t xml:space="preserve"> It is used to assess rate and regularity, and comparing consecutive R to R intervals is the first thing done to a strip.</w:t>
-      </w:r>
-    </w:p>
-    <w:p>
-      <w:pPr>
-        <w:pStyle w:val="ListBullet"/>
-        <w:spacing w:after="40"/>
-      </w:pPr>
-      <w:r>
-        <w:rPr>
-          <w:b/>
-          <w:i w:val="0"/>
-          <w:sz w:val="20"/>
-        </w:rPr>
-        <w:t>Atrial rate.</w:t>
-      </w:r>
-      <w:r>
-        <w:rPr>
-          <w:b w:val="0"/>
-          <w:i w:val="0"/>
-          <w:sz w:val="20"/>
-        </w:rPr>
-        <w:t xml:space="preserve"> The atrial rate comes from counting P waves in six seconds and multiplying by ten, so twelve P waves in a six-second strip give 120 beats per minute.</w:t>
-      </w:r>
-    </w:p>
-    <w:p>
-      <w:pPr>
-        <w:pStyle w:val="ListBullet"/>
-        <w:spacing w:after="40"/>
-      </w:pPr>
-      <w:r>
-        <w:rPr>
-          <w:b/>
-          <w:i w:val="0"/>
-          <w:sz w:val="20"/>
-        </w:rPr>
-        <w:t>Six-second strip.</w:t>
-      </w:r>
-      <w:r>
-        <w:rPr>
-          <w:b w:val="0"/>
-          <w:i w:val="0"/>
-          <w:sz w:val="20"/>
-        </w:rPr>
-        <w:t xml:space="preserve"> Each large box is 0.2 seconds, so fifteen large boxes make 3 seconds and thirty large boxes make 6 seconds.</w:t>
-      </w:r>
-    </w:p>
-    <w:p>
-      <w:pPr>
         <w:pStyle w:val="Heading2"/>
         <w:spacing w:before="200" w:after="100"/>
       </w:pPr>
@@ -7005,14 +6891,14 @@
           <w:b/>
           <w:i w:val="0"/>
         </w:rPr>
-        <w:t>Be systematic and consistent.</w:t>
+        <w:t>PR interval.</w:t>
       </w:r>
       <w:r>
         <w:rPr>
           <w:b w:val="0"/>
           <w:i w:val="0"/>
         </w:rPr>
-        <w:t xml:space="preserve"> Rhythm → rate → P waves (present, alike?) → a P for every QRS and a QRS for every P → QRS width → PR interval → ST segment → T wave → QTc → any extra waves or beats (fibrillation, sawtooth, U waves, delta waves, premature ventricular contractions) → any voltage concerns.</w:t>
+        <w:t xml:space="preserve"> It includes atrial depolarization, the delay at the atrioventricular node, and conduction through the His-Purkinje system; as three events in one measurement, a prolonged PR interval does not by itself say where the hold-up is.</w:t>
       </w:r>
     </w:p>
     <w:p>
@@ -7021,24 +6907,17 @@
       </w:pPr>
       <w:r>
         <w:rPr>
+          <w:b/>
+          <w:i w:val="0"/>
+        </w:rPr>
+        <w:t>Q wave.</w:t>
+      </w:r>
+      <w:r>
+        <w:rPr>
           <w:b w:val="0"/>
           <w:i w:val="0"/>
         </w:rPr>
-        <w:t xml:space="preserve">Source: </w:t>
-      </w:r>
-      <w:r>
-        <w:rPr>
-          <w:b w:val="0"/>
-          <w:i/>
-        </w:rPr>
-        <w:t>Principles of Electrocardiography.pptx</w:t>
-      </w:r>
-      <w:r>
-        <w:rPr>
-          <w:b w:val="0"/>
-          <w:i w:val="0"/>
-        </w:rPr>
-        <w:t xml:space="preserve"> (Ayelet Elwaya). Emphasis quoted from the 15 September 2026 recording (two segments, about 95 minutes). Slides 24 and 53 carry their content only as pictures and are reproduced above. The practice strips on slides 55–64 are worked examples and are not restated here.</w:t>
+        <w:t xml:space="preserve"> It represents depolarization of the interventricular septum, which travels away from lead II and so gives a downward deflection. It is not always visible.</w:t>
       </w:r>
     </w:p>
     <w:p>
@@ -7047,132 +6926,122 @@
       </w:pPr>
       <w:r>
         <w:rPr>
+          <w:b/>
+          <w:i w:val="0"/>
+        </w:rPr>
+        <w:t>Q wave width.</w:t>
+      </w:r>
+      <w:r>
+        <w:rPr>
           <w:b w:val="0"/>
           <w:i w:val="0"/>
         </w:rPr>
-        <w:t>Also tested</w:t>
+        <w:t xml:space="preserve"> A normal Q wave is under 0.04 seconds (one small box) and low in amplitude, so a Q wave of 0.08 seconds, two small boxes, is too wide.</w:t>
       </w:r>
     </w:p>
     <w:p>
       <w:pPr>
-        <w:pStyle w:val="ListBullet"/>
-        <w:spacing w:after="40"/>
+        <w:spacing w:after="120"/>
       </w:pPr>
       <w:r>
         <w:rPr>
           <w:b/>
           <w:i w:val="0"/>
-          <w:sz w:val="20"/>
-        </w:rPr>
-        <w:t>Corrected QT above 500 milliseconds.</w:t>
+        </w:rPr>
+        <w:t>S wave.</w:t>
       </w:r>
       <w:r>
         <w:rPr>
           <w:b w:val="0"/>
           <w:i w:val="0"/>
-          <w:sz w:val="20"/>
-        </w:rPr>
-        <w:t xml:space="preserve"> A corrected QT beyond five hundred milliseconds is high risk prolongation, above the borderline range that begins in the low four hundreds.</w:t>
+        </w:rPr>
+        <w:t xml:space="preserve"> A deflection must extend below the baseline to count as a true S wave; if it does not, it is called an S wave pattern instead.</w:t>
       </w:r>
     </w:p>
     <w:p>
       <w:pPr>
-        <w:pStyle w:val="ListBullet"/>
-        <w:spacing w:after="40"/>
+        <w:spacing w:after="120"/>
       </w:pPr>
       <w:r>
         <w:rPr>
           <w:b/>
           <w:i w:val="0"/>
-          <w:sz w:val="20"/>
-        </w:rPr>
-        <w:t>Corrected QT.</w:t>
+        </w:rPr>
+        <w:t>J point.</w:t>
       </w:r>
       <w:r>
         <w:rPr>
           <w:b w:val="0"/>
           <w:i w:val="0"/>
-          <w:sz w:val="20"/>
-        </w:rPr>
-        <w:t xml:space="preserve"> It is used rather than the raw QT interval because the QT interval changes with heart rate; without correcting, the same heart would show different values at different rates.</w:t>
+        </w:rPr>
+        <w:t xml:space="preserve"> The J point, where the QRS complex ends and the ST segment begins, should be at the baseline, with one millimeter of variance allowed in most leads.</w:t>
       </w:r>
     </w:p>
     <w:p>
       <w:pPr>
-        <w:pStyle w:val="ListBullet"/>
-        <w:spacing w:after="40"/>
+        <w:spacing w:after="120"/>
       </w:pPr>
       <w:r>
         <w:rPr>
           <w:b/>
           <w:i w:val="0"/>
-          <w:sz w:val="20"/>
-        </w:rPr>
-        <w:t>Q wave.</w:t>
+        </w:rPr>
+        <w:t>ST segment.</w:t>
       </w:r>
       <w:r>
         <w:rPr>
           <w:b w:val="0"/>
           <w:i w:val="0"/>
-          <w:sz w:val="20"/>
-        </w:rPr>
-        <w:t xml:space="preserve"> It represents depolarization of the interventricular septum, which travels away from lead II and so gives a downward deflection. It is not always visible.</w:t>
+        </w:rPr>
+        <w:t xml:space="preserve"> It falls between ventricular depolarization and repolarization, when the ventricles hold their contraction to allow emptying; it is the part of the beat that does the ejecting.</w:t>
       </w:r>
     </w:p>
     <w:p>
       <w:pPr>
-        <w:pStyle w:val="ListBullet"/>
-        <w:spacing w:after="40"/>
+        <w:spacing w:after="120"/>
       </w:pPr>
       <w:r>
         <w:rPr>
           <w:b/>
           <w:i w:val="0"/>
-          <w:sz w:val="20"/>
-        </w:rPr>
-        <w:t>ST segment.</w:t>
+        </w:rPr>
+        <w:t>Corrected QT above 500 milliseconds.</w:t>
       </w:r>
       <w:r>
         <w:rPr>
           <w:b w:val="0"/>
           <w:i w:val="0"/>
-          <w:sz w:val="20"/>
-        </w:rPr>
-        <w:t xml:space="preserve"> It falls between ventricular depolarization and repolarization, when the ventricles hold their contraction to allow emptying; it is the part of the beat that does the ejecting.</w:t>
+        </w:rPr>
+        <w:t xml:space="preserve"> A corrected QT beyond five hundred milliseconds is high risk prolongation, above the borderline range that begins in the low four hundreds.</w:t>
       </w:r>
     </w:p>
     <w:p>
       <w:pPr>
-        <w:pStyle w:val="ListBullet"/>
-        <w:spacing w:after="40"/>
+        <w:spacing w:after="120"/>
       </w:pPr>
       <w:r>
         <w:rPr>
           <w:b/>
           <w:i w:val="0"/>
-          <w:sz w:val="20"/>
-        </w:rPr>
-        <w:t>S wave.</w:t>
+        </w:rPr>
+        <w:t>Corrected QT.</w:t>
       </w:r>
       <w:r>
         <w:rPr>
           <w:b w:val="0"/>
           <w:i w:val="0"/>
-          <w:sz w:val="20"/>
-        </w:rPr>
-        <w:t xml:space="preserve"> A deflection must extend below the baseline to count as a true S wave; if it does not, it is called an S wave pattern instead.</w:t>
+        </w:rPr>
+        <w:t xml:space="preserve"> It is used rather than the raw QT interval because the QT interval changes with heart rate; without correcting, the same heart would show different values at different rates.</w:t>
       </w:r>
     </w:p>
     <w:p>
       <w:pPr>
-        <w:pStyle w:val="ListBullet"/>
-        <w:spacing w:after="40"/>
+        <w:spacing w:after="120"/>
       </w:pPr>
       <w:r>
         <w:rPr>
           <w:b/>
           <w:i w:val="0"/>
-          <w:sz w:val="20"/>
         </w:rPr>
         <w:t>Prominent U waves.</w:t>
       </w:r>
@@ -7180,75 +7049,53 @@
         <w:rPr>
           <w:b w:val="0"/>
           <w:i w:val="0"/>
-          <w:sz w:val="20"/>
         </w:rPr>
         <w:t xml:space="preserve"> They are associated with hypokalemia, hypercalcemia, prolonged QT and the period after myocardial infarction; the electrolyte associations are the practically useful ones.</w:t>
       </w:r>
     </w:p>
     <w:p>
       <w:pPr>
-        <w:pStyle w:val="ListBullet"/>
-        <w:spacing w:after="40"/>
+        <w:spacing w:after="120"/>
       </w:pPr>
       <w:r>
         <w:rPr>
           <w:b/>
           <w:i w:val="0"/>
-          <w:sz w:val="20"/>
-        </w:rPr>
-        <w:t>PR interval.</w:t>
+        </w:rPr>
+        <w:t>Be systematic and consistent.</w:t>
       </w:r>
       <w:r>
         <w:rPr>
           <w:b w:val="0"/>
           <w:i w:val="0"/>
-          <w:sz w:val="20"/>
-        </w:rPr>
-        <w:t xml:space="preserve"> It includes atrial depolarization, the delay at the atrioventricular node, and conduction through the His-Purkinje system; as three events in one measurement, a prolonged PR interval does not by itself say where the hold-up is.</w:t>
+        </w:rPr>
+        <w:t xml:space="preserve"> Rhythm → rate → P waves (present, alike?) → a P for every QRS and a QRS for every P → QRS width → PR interval → ST segment → T wave → QTc → any extra waves or beats (fibrillation, sawtooth, U waves, delta waves, premature ventricular contractions) → any voltage concerns.</w:t>
       </w:r>
     </w:p>
     <w:p>
       <w:pPr>
-        <w:pStyle w:val="ListBullet"/>
-        <w:spacing w:after="40"/>
+        <w:spacing w:after="120"/>
       </w:pPr>
       <w:r>
         <w:rPr>
-          <w:b/>
-          <w:i w:val="0"/>
-          <w:sz w:val="20"/>
-        </w:rPr>
-        <w:t>Q wave width.</w:t>
-      </w:r>
-      <w:r>
-        <w:rPr>
           <w:b w:val="0"/>
           <w:i w:val="0"/>
-          <w:sz w:val="20"/>
-        </w:rPr>
-        <w:t xml:space="preserve"> A normal Q wave is under 0.04 seconds (one small box) and low in amplitude, so a Q wave of 0.08 seconds, two small boxes, is too wide.</w:t>
-      </w:r>
-    </w:p>
-    <w:p>
-      <w:pPr>
-        <w:pStyle w:val="ListBullet"/>
-        <w:spacing w:after="40"/>
-      </w:pPr>
-      <w:r>
-        <w:rPr>
-          <w:b/>
-          <w:i w:val="0"/>
-          <w:sz w:val="20"/>
-        </w:rPr>
-        <w:t>J point.</w:t>
+        </w:rPr>
+        <w:t xml:space="preserve">Source: </w:t>
       </w:r>
       <w:r>
         <w:rPr>
           <w:b w:val="0"/>
-          <w:i w:val="0"/>
-          <w:sz w:val="20"/>
-        </w:rPr>
-        <w:t xml:space="preserve"> The J point, where the QRS complex ends and the ST segment begins, should be at the baseline, with one millimeter of variance allowed in most leads.</w:t>
+          <w:i/>
+        </w:rPr>
+        <w:t>Principles of Electrocardiography.pptx</w:t>
+      </w:r>
+      <w:r>
+        <w:rPr>
+          <w:b w:val="0"/>
+          <w:i w:val="0"/>
+        </w:rPr>
+        <w:t xml:space="preserve"> (Ayelet Elwaya). Emphasis quoted from the 15 September 2026 recording (two segments, about 95 minutes). Slides 24 and 53 carry their content only as pictures and are reproduced above. The practice strips on slides 55–64 are worked examples and are not restated here.</w:t>
       </w:r>
     </w:p>
     <w:p>
@@ -8105,240 +7952,23 @@
         <w:t>Slide 5 has no text; the labels are in the pictures. Right border: superior vena cava above, right atrium below. Left border, top to bottom: aortic knuckle → main pulmonary artery segment → left atrial appendage → left ventricle , with the apex formed by the left ventricle. Source: Cardiac Imaging and Vascular Studies - Elwaya.pptx, Slide 5.</w:t>
       </w:r>
     </w:p>
-    <w:tbl>
-      <w:tblPr>
-        <w:tblStyle w:val="TableGrid"/>
-        <w:tblW w:type="auto" w:w="0"/>
-        <w:jc w:val="center"/>
-        <w:tblLook w:firstColumn="1" w:firstRow="1" w:lastColumn="0" w:lastRow="0" w:noHBand="0" w:noVBand="1" w:val="04A0"/>
-        <w:tblBorders>
-          <w:top w:val="single" w:sz="4" w:space="0" w:color="D8D2D4"/>
-          <w:left w:val="single" w:sz="4" w:space="0" w:color="D8D2D4"/>
-          <w:bottom w:val="single" w:sz="4" w:space="0" w:color="D8D2D4"/>
-          <w:right w:val="single" w:sz="4" w:space="0" w:color="D8D2D4"/>
-          <w:insideH w:val="single" w:sz="4" w:space="0" w:color="D8D2D4"/>
-          <w:insideV w:val="single" w:sz="4" w:space="0" w:color="D8D2D4"/>
-        </w:tblBorders>
-      </w:tblPr>
-      <w:tblGrid>
-        <w:gridCol w:w="7272"/>
-        <w:gridCol w:w="7272"/>
-      </w:tblGrid>
-      <w:tr>
-        <w:tc>
-          <w:tcPr>
-            <w:tcW w:type="dxa" w:w="7272"/>
-            <w:shd w:val="clear" w:color="auto" w:fill="A1363A"/>
-          </w:tcPr>
-          <w:p>
-            <w:pPr>
-              <w:spacing w:after="40"/>
-            </w:pPr>
-            <w:r>
-              <w:rPr>
-                <w:b/>
-                <w:color w:val="FFFFFF"/>
-                <w:sz w:val="18"/>
-              </w:rPr>
-            </w:r>
-            <w:r>
-              <w:rPr>
-                <w:b/>
-                <w:i w:val="0"/>
-                <w:color w:val="FFFFFF"/>
-                <w:sz w:val="18"/>
-              </w:rPr>
-              <w:t>Border</w:t>
-            </w:r>
-          </w:p>
-        </w:tc>
-        <w:tc>
-          <w:tcPr>
-            <w:tcW w:type="dxa" w:w="7272"/>
-            <w:shd w:val="clear" w:color="auto" w:fill="A1363A"/>
-          </w:tcPr>
-          <w:p>
-            <w:pPr>
-              <w:spacing w:after="40"/>
-            </w:pPr>
-            <w:r>
-              <w:rPr>
-                <w:b/>
-                <w:color w:val="FFFFFF"/>
-                <w:sz w:val="18"/>
-              </w:rPr>
-            </w:r>
-            <w:r>
-              <w:rPr>
-                <w:b/>
-                <w:i w:val="0"/>
-                <w:color w:val="FFFFFF"/>
-                <w:sz w:val="18"/>
-              </w:rPr>
-              <w:t>Structures, top to bottom</w:t>
-            </w:r>
-          </w:p>
-        </w:tc>
-      </w:tr>
-      <w:tr>
-        <w:tc>
-          <w:tcPr>
-            <w:tcW w:type="dxa" w:w="7272"/>
-          </w:tcPr>
-          <w:p>
-            <w:pPr>
-              <w:spacing w:after="40"/>
-            </w:pPr>
-            <w:r>
-              <w:rPr>
-                <w:sz w:val="18"/>
-              </w:rPr>
-            </w:r>
-            <w:r>
-              <w:rPr>
-                <w:b w:val="0"/>
-                <w:i w:val="0"/>
-                <w:sz w:val="18"/>
-              </w:rPr>
-              <w:t>Right heart border</w:t>
-            </w:r>
-          </w:p>
-        </w:tc>
-        <w:tc>
-          <w:tcPr>
-            <w:tcW w:type="dxa" w:w="7272"/>
-          </w:tcPr>
-          <w:p>
-            <w:pPr>
-              <w:spacing w:after="40"/>
-            </w:pPr>
-            <w:r>
-              <w:rPr>
-                <w:sz w:val="18"/>
-              </w:rPr>
-            </w:r>
-            <w:r>
-              <w:rPr>
-                <w:b w:val="0"/>
-                <w:i w:val="0"/>
-                <w:sz w:val="18"/>
-              </w:rPr>
-              <w:t>Superior vena cava → right atrium (inferior vena cava region at the base)</w:t>
-            </w:r>
-          </w:p>
-        </w:tc>
-      </w:tr>
-      <w:tr>
-        <w:tc>
-          <w:tcPr>
-            <w:tcW w:type="dxa" w:w="7272"/>
-          </w:tcPr>
-          <w:p>
-            <w:pPr>
-              <w:spacing w:after="40"/>
-            </w:pPr>
-            <w:r>
-              <w:rPr>
-                <w:sz w:val="18"/>
-              </w:rPr>
-            </w:r>
-            <w:r>
-              <w:rPr>
-                <w:b w:val="0"/>
-                <w:i w:val="0"/>
-                <w:sz w:val="18"/>
-              </w:rPr>
-              <w:t>Left heart border</w:t>
-            </w:r>
-          </w:p>
-        </w:tc>
-        <w:tc>
-          <w:tcPr>
-            <w:tcW w:type="dxa" w:w="7272"/>
-          </w:tcPr>
-          <w:p>
-            <w:pPr>
-              <w:spacing w:after="40"/>
-            </w:pPr>
-            <w:r>
-              <w:rPr>
-                <w:sz w:val="18"/>
-              </w:rPr>
-            </w:r>
-            <w:r>
-              <w:rPr>
-                <w:b w:val="0"/>
-                <w:i w:val="0"/>
-                <w:sz w:val="18"/>
-              </w:rPr>
-              <w:t>Aortic knuckle (arch) → main pulmonary artery → left atrial appendage → left ventricle → apex</w:t>
-            </w:r>
-          </w:p>
-        </w:tc>
-      </w:tr>
-    </w:tbl>
-    <w:p>
-      <w:pPr>
-        <w:spacing w:after="80"/>
-      </w:pPr>
-    </w:p>
     <w:p>
       <w:pPr>
         <w:spacing w:after="120"/>
       </w:pPr>
       <w:r>
         <w:rPr>
+          <w:b/>
+          <w:i w:val="0"/>
+        </w:rPr>
+        <w:t>Chest radiography in cardiac evaluation.</w:t>
+      </w:r>
+      <w:r>
+        <w:rPr>
           <w:b w:val="0"/>
           <w:i w:val="0"/>
         </w:rPr>
-        <w:t>Also tested</w:t>
-      </w:r>
-    </w:p>
-    <w:p>
-      <w:pPr>
-        <w:pStyle w:val="ListBullet"/>
-        <w:spacing w:after="40"/>
-      </w:pPr>
-      <w:r>
-        <w:rPr>
-          <w:b/>
-          <w:i w:val="0"/>
-          <w:sz w:val="20"/>
-        </w:rPr>
-        <w:t>Chest radiography in cardiac evaluation.</w:t>
-      </w:r>
-      <w:r>
-        <w:rPr>
-          <w:b w:val="0"/>
-          <w:i w:val="0"/>
-          <w:sz w:val="20"/>
-        </w:rPr>
         <w:t xml:space="preserve"> It is not the primary modality, but it gives useful clues when obtained; it is frequently the study already in hand, so reading it well matters.</w:t>
-      </w:r>
-    </w:p>
-    <w:p>
-      <w:pPr>
-        <w:pStyle w:val="Heading2"/>
-        <w:spacing w:before="200" w:after="100"/>
-      </w:pPr>
-      <w:r>
-        <w:rPr>
-          <w:rFonts w:ascii="Georgia" w:hAnsi="Georgia"/>
-          <w:color w:val="A1363A"/>
-        </w:rPr>
-        <w:t>8.2 · Objective c — Common abnormal findings</w:t>
-      </w:r>
-    </w:p>
-    <w:p>
-      <w:pPr>
-        <w:spacing w:after="120"/>
-      </w:pPr>
-      <w:r>
-        <w:rPr>
-          <w:b w:val="0"/>
-          <w:i w:val="0"/>
-        </w:rPr>
-        <w:t>Chest radiograph abnormalities that can indicate cardiac pathology:</w:t>
       </w:r>
     </w:p>
     <w:tbl>
@@ -8384,7 +8014,7 @@
                 <w:color w:val="FFFFFF"/>
                 <w:sz w:val="18"/>
               </w:rPr>
-              <w:t>Finding</w:t>
+              <w:t>Border</w:t>
             </w:r>
           </w:p>
         </w:tc>
@@ -8411,7 +8041,7 @@
                 <w:color w:val="FFFFFF"/>
                 <w:sz w:val="18"/>
               </w:rPr>
-              <w:t>Note</w:t>
+              <w:t>Structures, top to bottom</w:t>
             </w:r>
           </w:p>
         </w:tc>
@@ -8436,7 +8066,7 @@
                 <w:i w:val="0"/>
                 <w:sz w:val="18"/>
               </w:rPr>
-              <w:t>Pulmonary edema · pleural effusion</w:t>
+              <w:t>Right heart border</w:t>
             </w:r>
           </w:p>
         </w:tc>
@@ -8459,7 +8089,7 @@
                 <w:i w:val="0"/>
                 <w:sz w:val="18"/>
               </w:rPr>
-              <w:t>The heart shows itself through the lungs</w:t>
+              <w:t>Superior vena cava → right atrium (inferior vena cava region at the base)</w:t>
             </w:r>
           </w:p>
         </w:tc>
@@ -8480,11 +8110,11 @@
             </w:r>
             <w:r>
               <w:rPr>
-                <w:b/>
-                <w:i w:val="0"/>
-                <w:sz w:val="18"/>
-              </w:rPr>
-              <w:t>Cardiomegaly</w:t>
+                <w:b w:val="0"/>
+                <w:i w:val="0"/>
+                <w:sz w:val="18"/>
+              </w:rPr>
+              <w:t>Left heart border</w:t>
             </w:r>
           </w:p>
         </w:tc>
@@ -8507,167 +8137,7 @@
                 <w:i w:val="0"/>
                 <w:sz w:val="18"/>
               </w:rPr>
-              <w:t>Judged by the cardiothoracic ratio (8.3)</w:t>
-            </w:r>
-          </w:p>
-        </w:tc>
-      </w:tr>
-      <w:tr>
-        <w:tc>
-          <w:tcPr>
-            <w:tcW w:type="dxa" w:w="7272"/>
-          </w:tcPr>
-          <w:p>
-            <w:pPr>
-              <w:spacing w:after="40"/>
-            </w:pPr>
-            <w:r>
-              <w:rPr>
-                <w:sz w:val="18"/>
-              </w:rPr>
-            </w:r>
-            <w:r>
-              <w:rPr>
-                <w:b/>
-                <w:i w:val="0"/>
-                <w:sz w:val="18"/>
-              </w:rPr>
-              <w:t>Cephalization</w:t>
-            </w:r>
-          </w:p>
-        </w:tc>
-        <w:tc>
-          <w:tcPr>
-            <w:tcW w:type="dxa" w:w="7272"/>
-          </w:tcPr>
-          <w:p>
-            <w:pPr>
-              <w:spacing w:after="40"/>
-            </w:pPr>
-            <w:r>
-              <w:rPr>
-                <w:sz w:val="18"/>
-              </w:rPr>
-            </w:r>
-            <w:r>
-              <w:rPr>
-                <w:b w:val="0"/>
-                <w:i w:val="0"/>
-                <w:sz w:val="18"/>
-              </w:rPr>
-              <w:t xml:space="preserve">Upper-lobe vessels become larger and more prominent than the lower ones. Seen in </w:t>
-            </w:r>
-            <w:r>
-              <w:rPr>
-                <w:b/>
-                <w:i w:val="0"/>
-                <w:sz w:val="18"/>
-              </w:rPr>
-              <w:t>heart failure and pulmonary hypertension</w:t>
-            </w:r>
-            <w:r>
-              <w:rPr>
-                <w:b w:val="0"/>
-                <w:i w:val="0"/>
-                <w:sz w:val="18"/>
-              </w:rPr>
-              <w:t>.</w:t>
-            </w:r>
-          </w:p>
-        </w:tc>
-      </w:tr>
-      <w:tr>
-        <w:tc>
-          <w:tcPr>
-            <w:tcW w:type="dxa" w:w="7272"/>
-          </w:tcPr>
-          <w:p>
-            <w:pPr>
-              <w:spacing w:after="40"/>
-            </w:pPr>
-            <w:r>
-              <w:rPr>
-                <w:sz w:val="18"/>
-              </w:rPr>
-            </w:r>
-            <w:r>
-              <w:rPr>
-                <w:b w:val="0"/>
-                <w:i w:val="0"/>
-                <w:sz w:val="18"/>
-              </w:rPr>
-              <w:t>Calcification</w:t>
-            </w:r>
-          </w:p>
-        </w:tc>
-        <w:tc>
-          <w:tcPr>
-            <w:tcW w:type="dxa" w:w="7272"/>
-          </w:tcPr>
-          <w:p>
-            <w:pPr>
-              <w:spacing w:after="40"/>
-            </w:pPr>
-            <w:r>
-              <w:rPr>
-                <w:sz w:val="18"/>
-              </w:rPr>
-            </w:r>
-            <w:r>
-              <w:rPr>
-                <w:b w:val="0"/>
-                <w:i w:val="0"/>
-                <w:sz w:val="18"/>
-              </w:rPr>
-              <w:t>Great vessel, valvular, or pericardial</w:t>
-            </w:r>
-          </w:p>
-        </w:tc>
-      </w:tr>
-      <w:tr>
-        <w:tc>
-          <w:tcPr>
-            <w:tcW w:type="dxa" w:w="7272"/>
-          </w:tcPr>
-          <w:p>
-            <w:pPr>
-              <w:spacing w:after="40"/>
-            </w:pPr>
-            <w:r>
-              <w:rPr>
-                <w:sz w:val="18"/>
-              </w:rPr>
-            </w:r>
-            <w:r>
-              <w:rPr>
-                <w:b w:val="0"/>
-                <w:i w:val="0"/>
-                <w:sz w:val="18"/>
-              </w:rPr>
-              <w:t>Tension physiology</w:t>
-            </w:r>
-          </w:p>
-        </w:tc>
-        <w:tc>
-          <w:tcPr>
-            <w:tcW w:type="dxa" w:w="7272"/>
-          </w:tcPr>
-          <w:p>
-            <w:pPr>
-              <w:spacing w:after="40"/>
-            </w:pPr>
-            <w:r>
-              <w:rPr>
-                <w:sz w:val="18"/>
-              </w:rPr>
-            </w:r>
-            <w:r>
-              <w:rPr>
-                <w:b w:val="0"/>
-                <w:i w:val="0"/>
-                <w:sz w:val="18"/>
-              </w:rPr>
-              <w:t>Pneumothorax causing tamponade</w:t>
+              <w:t>Aortic knuckle (arch) → main pulmonary artery → left atrial appendage → left ventricle → apex</w:t>
             </w:r>
           </w:p>
         </w:tc>
@@ -8677,6 +8147,387 @@
       <w:pPr>
         <w:spacing w:after="80"/>
       </w:pPr>
+    </w:p>
+    <w:p>
+      <w:pPr>
+        <w:pStyle w:val="Heading2"/>
+        <w:spacing w:before="200" w:after="100"/>
+      </w:pPr>
+      <w:r>
+        <w:rPr>
+          <w:rFonts w:ascii="Georgia" w:hAnsi="Georgia"/>
+          <w:color w:val="A1363A"/>
+        </w:rPr>
+        <w:t>8.2 · Objective c — Common abnormal findings</w:t>
+      </w:r>
+    </w:p>
+    <w:p>
+      <w:pPr>
+        <w:spacing w:after="120"/>
+      </w:pPr>
+      <w:r>
+        <w:rPr>
+          <w:b w:val="0"/>
+          <w:i w:val="0"/>
+        </w:rPr>
+        <w:t>Chest radiograph abnormalities that can indicate cardiac pathology:</w:t>
+      </w:r>
+    </w:p>
+    <w:tbl>
+      <w:tblPr>
+        <w:tblStyle w:val="TableGrid"/>
+        <w:tblW w:type="auto" w:w="0"/>
+        <w:jc w:val="center"/>
+        <w:tblLook w:firstColumn="1" w:firstRow="1" w:lastColumn="0" w:lastRow="0" w:noHBand="0" w:noVBand="1" w:val="04A0"/>
+        <w:tblBorders>
+          <w:top w:val="single" w:sz="4" w:space="0" w:color="D8D2D4"/>
+          <w:left w:val="single" w:sz="4" w:space="0" w:color="D8D2D4"/>
+          <w:bottom w:val="single" w:sz="4" w:space="0" w:color="D8D2D4"/>
+          <w:right w:val="single" w:sz="4" w:space="0" w:color="D8D2D4"/>
+          <w:insideH w:val="single" w:sz="4" w:space="0" w:color="D8D2D4"/>
+          <w:insideV w:val="single" w:sz="4" w:space="0" w:color="D8D2D4"/>
+        </w:tblBorders>
+      </w:tblPr>
+      <w:tblGrid>
+        <w:gridCol w:w="7272"/>
+        <w:gridCol w:w="7272"/>
+      </w:tblGrid>
+      <w:tr>
+        <w:tc>
+          <w:tcPr>
+            <w:tcW w:type="dxa" w:w="7272"/>
+            <w:shd w:val="clear" w:color="auto" w:fill="A1363A"/>
+          </w:tcPr>
+          <w:p>
+            <w:pPr>
+              <w:spacing w:after="40"/>
+            </w:pPr>
+            <w:r>
+              <w:rPr>
+                <w:b/>
+                <w:color w:val="FFFFFF"/>
+                <w:sz w:val="18"/>
+              </w:rPr>
+            </w:r>
+            <w:r>
+              <w:rPr>
+                <w:b/>
+                <w:i w:val="0"/>
+                <w:color w:val="FFFFFF"/>
+                <w:sz w:val="18"/>
+              </w:rPr>
+              <w:t>Finding</w:t>
+            </w:r>
+          </w:p>
+        </w:tc>
+        <w:tc>
+          <w:tcPr>
+            <w:tcW w:type="dxa" w:w="7272"/>
+            <w:shd w:val="clear" w:color="auto" w:fill="A1363A"/>
+          </w:tcPr>
+          <w:p>
+            <w:pPr>
+              <w:spacing w:after="40"/>
+            </w:pPr>
+            <w:r>
+              <w:rPr>
+                <w:b/>
+                <w:color w:val="FFFFFF"/>
+                <w:sz w:val="18"/>
+              </w:rPr>
+            </w:r>
+            <w:r>
+              <w:rPr>
+                <w:b/>
+                <w:i w:val="0"/>
+                <w:color w:val="FFFFFF"/>
+                <w:sz w:val="18"/>
+              </w:rPr>
+              <w:t>Note</w:t>
+            </w:r>
+          </w:p>
+        </w:tc>
+      </w:tr>
+      <w:tr>
+        <w:tc>
+          <w:tcPr>
+            <w:tcW w:type="dxa" w:w="7272"/>
+          </w:tcPr>
+          <w:p>
+            <w:pPr>
+              <w:spacing w:after="40"/>
+            </w:pPr>
+            <w:r>
+              <w:rPr>
+                <w:sz w:val="18"/>
+              </w:rPr>
+            </w:r>
+            <w:r>
+              <w:rPr>
+                <w:b w:val="0"/>
+                <w:i w:val="0"/>
+                <w:sz w:val="18"/>
+              </w:rPr>
+              <w:t>Pulmonary edema · pleural effusion</w:t>
+            </w:r>
+          </w:p>
+        </w:tc>
+        <w:tc>
+          <w:tcPr>
+            <w:tcW w:type="dxa" w:w="7272"/>
+          </w:tcPr>
+          <w:p>
+            <w:pPr>
+              <w:spacing w:after="40"/>
+            </w:pPr>
+            <w:r>
+              <w:rPr>
+                <w:sz w:val="18"/>
+              </w:rPr>
+            </w:r>
+            <w:r>
+              <w:rPr>
+                <w:b w:val="0"/>
+                <w:i w:val="0"/>
+                <w:sz w:val="18"/>
+              </w:rPr>
+              <w:t>The heart shows itself through the lungs</w:t>
+            </w:r>
+          </w:p>
+        </w:tc>
+      </w:tr>
+      <w:tr>
+        <w:tc>
+          <w:tcPr>
+            <w:tcW w:type="dxa" w:w="7272"/>
+          </w:tcPr>
+          <w:p>
+            <w:pPr>
+              <w:spacing w:after="40"/>
+            </w:pPr>
+            <w:r>
+              <w:rPr>
+                <w:sz w:val="18"/>
+              </w:rPr>
+            </w:r>
+            <w:r>
+              <w:rPr>
+                <w:b/>
+                <w:i w:val="0"/>
+                <w:sz w:val="18"/>
+              </w:rPr>
+              <w:t>Cardiomegaly</w:t>
+            </w:r>
+          </w:p>
+        </w:tc>
+        <w:tc>
+          <w:tcPr>
+            <w:tcW w:type="dxa" w:w="7272"/>
+          </w:tcPr>
+          <w:p>
+            <w:pPr>
+              <w:spacing w:after="40"/>
+            </w:pPr>
+            <w:r>
+              <w:rPr>
+                <w:sz w:val="18"/>
+              </w:rPr>
+            </w:r>
+            <w:r>
+              <w:rPr>
+                <w:b w:val="0"/>
+                <w:i w:val="0"/>
+                <w:sz w:val="18"/>
+              </w:rPr>
+              <w:t>Judged by the cardiothoracic ratio (8.3)</w:t>
+            </w:r>
+          </w:p>
+        </w:tc>
+      </w:tr>
+      <w:tr>
+        <w:tc>
+          <w:tcPr>
+            <w:tcW w:type="dxa" w:w="7272"/>
+          </w:tcPr>
+          <w:p>
+            <w:pPr>
+              <w:spacing w:after="40"/>
+            </w:pPr>
+            <w:r>
+              <w:rPr>
+                <w:sz w:val="18"/>
+              </w:rPr>
+            </w:r>
+            <w:r>
+              <w:rPr>
+                <w:b/>
+                <w:i w:val="0"/>
+                <w:sz w:val="18"/>
+              </w:rPr>
+              <w:t>Cephalization</w:t>
+            </w:r>
+          </w:p>
+        </w:tc>
+        <w:tc>
+          <w:tcPr>
+            <w:tcW w:type="dxa" w:w="7272"/>
+          </w:tcPr>
+          <w:p>
+            <w:pPr>
+              <w:spacing w:after="40"/>
+            </w:pPr>
+            <w:r>
+              <w:rPr>
+                <w:sz w:val="18"/>
+              </w:rPr>
+            </w:r>
+            <w:r>
+              <w:rPr>
+                <w:b w:val="0"/>
+                <w:i w:val="0"/>
+                <w:sz w:val="18"/>
+              </w:rPr>
+              <w:t xml:space="preserve">Upper-lobe vessels become larger and more prominent than the lower ones. Seen in </w:t>
+            </w:r>
+            <w:r>
+              <w:rPr>
+                <w:b/>
+                <w:i w:val="0"/>
+                <w:sz w:val="18"/>
+              </w:rPr>
+              <w:t>heart failure and pulmonary hypertension</w:t>
+            </w:r>
+            <w:r>
+              <w:rPr>
+                <w:b w:val="0"/>
+                <w:i w:val="0"/>
+                <w:sz w:val="18"/>
+              </w:rPr>
+              <w:t>.</w:t>
+            </w:r>
+          </w:p>
+        </w:tc>
+      </w:tr>
+      <w:tr>
+        <w:tc>
+          <w:tcPr>
+            <w:tcW w:type="dxa" w:w="7272"/>
+          </w:tcPr>
+          <w:p>
+            <w:pPr>
+              <w:spacing w:after="40"/>
+            </w:pPr>
+            <w:r>
+              <w:rPr>
+                <w:sz w:val="18"/>
+              </w:rPr>
+            </w:r>
+            <w:r>
+              <w:rPr>
+                <w:b w:val="0"/>
+                <w:i w:val="0"/>
+                <w:sz w:val="18"/>
+              </w:rPr>
+              <w:t>Calcification</w:t>
+            </w:r>
+          </w:p>
+        </w:tc>
+        <w:tc>
+          <w:tcPr>
+            <w:tcW w:type="dxa" w:w="7272"/>
+          </w:tcPr>
+          <w:p>
+            <w:pPr>
+              <w:spacing w:after="40"/>
+            </w:pPr>
+            <w:r>
+              <w:rPr>
+                <w:sz w:val="18"/>
+              </w:rPr>
+            </w:r>
+            <w:r>
+              <w:rPr>
+                <w:b w:val="0"/>
+                <w:i w:val="0"/>
+                <w:sz w:val="18"/>
+              </w:rPr>
+              <w:t>Great vessel, valvular, or pericardial</w:t>
+            </w:r>
+          </w:p>
+        </w:tc>
+      </w:tr>
+      <w:tr>
+        <w:tc>
+          <w:tcPr>
+            <w:tcW w:type="dxa" w:w="7272"/>
+          </w:tcPr>
+          <w:p>
+            <w:pPr>
+              <w:spacing w:after="40"/>
+            </w:pPr>
+            <w:r>
+              <w:rPr>
+                <w:sz w:val="18"/>
+              </w:rPr>
+            </w:r>
+            <w:r>
+              <w:rPr>
+                <w:b w:val="0"/>
+                <w:i w:val="0"/>
+                <w:sz w:val="18"/>
+              </w:rPr>
+              <w:t>Tension physiology</w:t>
+            </w:r>
+          </w:p>
+        </w:tc>
+        <w:tc>
+          <w:tcPr>
+            <w:tcW w:type="dxa" w:w="7272"/>
+          </w:tcPr>
+          <w:p>
+            <w:pPr>
+              <w:spacing w:after="40"/>
+            </w:pPr>
+            <w:r>
+              <w:rPr>
+                <w:sz w:val="18"/>
+              </w:rPr>
+            </w:r>
+            <w:r>
+              <w:rPr>
+                <w:b w:val="0"/>
+                <w:i w:val="0"/>
+                <w:sz w:val="18"/>
+              </w:rPr>
+              <w:t>Pneumothorax causing tamponade</w:t>
+            </w:r>
+          </w:p>
+        </w:tc>
+      </w:tr>
+    </w:tbl>
+    <w:p>
+      <w:pPr>
+        <w:spacing w:after="80"/>
+      </w:pPr>
+    </w:p>
+    <w:p>
+      <w:pPr>
+        <w:spacing w:after="120"/>
+      </w:pPr>
+      <w:r>
+        <w:rPr>
+          <w:b/>
+          <w:i w:val="0"/>
+        </w:rPr>
+        <w:t>Chest radiograph indicators of cardiac pathology.</w:t>
+      </w:r>
+      <w:r>
+        <w:rPr>
+          <w:b w:val="0"/>
+          <w:i w:val="0"/>
+        </w:rPr>
+        <w:t xml:space="preserve"> They are edema, effusion, cardiomegaly, cephalization and calcification, with tension physiology completing the list; the calcification may be of the great vessels, the valves or the pericardium.</w:t>
+      </w:r>
     </w:p>
     <w:p>
       <w:pPr>
@@ -8735,52 +8586,15 @@
       </w:pPr>
       <w:r>
         <w:rPr>
+          <w:b/>
+          <w:i w:val="0"/>
+        </w:rPr>
+        <w:t>Vascular ultrasound image formation.</w:t>
+      </w:r>
+      <w:r>
+        <w:rPr>
           <w:b w:val="0"/>
           <w:i w:val="0"/>
-        </w:rPr>
-        <w:t>Also tested</w:t>
-      </w:r>
-    </w:p>
-    <w:p>
-      <w:pPr>
-        <w:pStyle w:val="ListBullet"/>
-        <w:spacing w:after="40"/>
-      </w:pPr>
-      <w:r>
-        <w:rPr>
-          <w:b/>
-          <w:i w:val="0"/>
-          <w:sz w:val="20"/>
-        </w:rPr>
-        <w:t>Chest radiograph indicators of cardiac pathology.</w:t>
-      </w:r>
-      <w:r>
-        <w:rPr>
-          <w:b w:val="0"/>
-          <w:i w:val="0"/>
-          <w:sz w:val="20"/>
-        </w:rPr>
-        <w:t xml:space="preserve"> They are edema, effusion, cardiomegaly, cephalization and calcification, with tension physiology completing the list; the calcification may be of the great vessels, the valves or the pericardium.</w:t>
-      </w:r>
-    </w:p>
-    <w:p>
-      <w:pPr>
-        <w:pStyle w:val="ListBullet"/>
-        <w:spacing w:after="40"/>
-      </w:pPr>
-      <w:r>
-        <w:rPr>
-          <w:b/>
-          <w:i w:val="0"/>
-          <w:sz w:val="20"/>
-        </w:rPr>
-        <w:t>Vascular ultrasound image formation.</w:t>
-      </w:r>
-      <w:r>
-        <w:rPr>
-          <w:b w:val="0"/>
-          <w:i w:val="0"/>
-          <w:sz w:val="20"/>
         </w:rPr>
         <w:t xml:space="preserve"> Quartz crystals emit high frequency pulses that reflect off tissue; the returning echoes are turned into a picture, what returns depends on the density of what the pulses meet, and anything that stops sound returning leaves a gap.</w:t>
       </w:r>
@@ -10042,6 +9856,63 @@
           <w:b/>
           <w:i w:val="0"/>
         </w:rPr>
+        <w:t>Transesophageal echocardiography.</w:t>
+      </w:r>
+      <w:r>
+        <w:rPr>
+          <w:b w:val="0"/>
+          <w:i w:val="0"/>
+        </w:rPr>
+        <w:t xml:space="preserve"> Unlike the transthoracic study, it requires throat anesthesia, sedation and monitoring. It is a procedure rather than a scan, so it carries a contraindication list.</w:t>
+      </w:r>
+    </w:p>
+    <w:p>
+      <w:pPr>
+        <w:spacing w:after="120"/>
+      </w:pPr>
+      <w:r>
+        <w:rPr>
+          <w:b/>
+          <w:i w:val="0"/>
+        </w:rPr>
+        <w:t>Sedation before a transesophageal echocardiogram.</w:t>
+      </w:r>
+      <w:r>
+        <w:rPr>
+          <w:b w:val="0"/>
+          <w:i w:val="0"/>
+        </w:rPr>
+        <w:t xml:space="preserve"> An intravenous sedative helps the patient relax and prevents vomiting while the probe is passed through the mouth and down the esophagus.</w:t>
+      </w:r>
+    </w:p>
+    <w:p>
+      <w:pPr>
+        <w:spacing w:after="120"/>
+      </w:pPr>
+      <w:r>
+        <w:rPr>
+          <w:b/>
+          <w:i w:val="0"/>
+        </w:rPr>
+        <w:t>Transthoracic echocardiography.</w:t>
+      </w:r>
+      <w:r>
+        <w:rPr>
+          <w:b w:val="0"/>
+          <w:i w:val="0"/>
+        </w:rPr>
+        <w:t xml:space="preserve"> It is the most common echo procedure because it can be performed at the bedside and is noninvasive. Availability, not image quality, makes it the default, and the trade is detail at the back of the heart.</w:t>
+      </w:r>
+    </w:p>
+    <w:p>
+      <w:pPr>
+        <w:spacing w:after="120"/>
+      </w:pPr>
+      <w:r>
+        <w:rPr>
+          <w:b/>
+          <w:i w:val="0"/>
+        </w:rPr>
         <w:t>The transesophageal study sees in more detail:</w:t>
       </w:r>
       <w:r>
@@ -10092,6 +9963,25 @@
           <w:i w:val="0"/>
         </w:rPr>
         <w:t>.</w:t>
+      </w:r>
+    </w:p>
+    <w:p>
+      <w:pPr>
+        <w:spacing w:after="120"/>
+      </w:pPr>
+      <w:r>
+        <w:rPr>
+          <w:b/>
+          <w:i w:val="0"/>
+        </w:rPr>
+        <w:t>Transesophageal study in cerebral ischemia.</w:t>
+      </w:r>
+      <w:r>
+        <w:rPr>
+          <w:b w:val="0"/>
+          <w:i w:val="0"/>
+        </w:rPr>
+        <w:t xml:space="preserve"> It can find thrombus in the left atrial appendage, looking for the source rather than the consequence; the appendage is the site the transthoracic study sees worst.</w:t>
       </w:r>
     </w:p>
     <w:tbl>
@@ -10176,142 +10066,36 @@
       </w:pPr>
       <w:r>
         <w:rPr>
+          <w:b/>
+          <w:i w:val="0"/>
+        </w:rPr>
+        <w:t>Contraindications to a transesophageal study besides esophageal disease.</w:t>
+      </w:r>
+      <w:r>
+        <w:rPr>
           <w:b w:val="0"/>
           <w:i w:val="0"/>
         </w:rPr>
-        <w:t>Also tested</w:t>
+        <w:t xml:space="preserve"> An uncooperative patient or altered mental status, restricted neck movement (cervical spine arthritis with reduced range of motion), and airway risk (obstructive sleep apnea or other risk of airway compromise).</w:t>
       </w:r>
     </w:p>
     <w:p>
       <w:pPr>
-        <w:pStyle w:val="ListBullet"/>
-        <w:spacing w:after="40"/>
+        <w:spacing w:after="120"/>
       </w:pPr>
       <w:r>
         <w:rPr>
           <w:b/>
           <w:i w:val="0"/>
-          <w:sz w:val="20"/>
-        </w:rPr>
-        <w:t>Transthoracic echocardiography.</w:t>
+        </w:rPr>
+        <w:t>Zenker's diverticulum before a transesophageal study.</w:t>
       </w:r>
       <w:r>
         <w:rPr>
           <w:b w:val="0"/>
           <w:i w:val="0"/>
-          <w:sz w:val="20"/>
-        </w:rPr>
-        <w:t xml:space="preserve"> It is the most common echo procedure because it can be performed at the bedside and is noninvasive. Availability, not image quality, makes it the default, and the trade is detail at the back of the heart.</w:t>
-      </w:r>
-    </w:p>
-    <w:p>
-      <w:pPr>
-        <w:pStyle w:val="ListBullet"/>
-        <w:spacing w:after="40"/>
-      </w:pPr>
-      <w:r>
-        <w:rPr>
-          <w:b/>
-          <w:i w:val="0"/>
-          <w:sz w:val="20"/>
-        </w:rPr>
-        <w:t>Transesophageal echocardiography.</w:t>
-      </w:r>
-      <w:r>
-        <w:rPr>
-          <w:b w:val="0"/>
-          <w:i w:val="0"/>
-          <w:sz w:val="20"/>
-        </w:rPr>
-        <w:t xml:space="preserve"> Unlike the transthoracic study, it requires throat anesthesia, sedation and monitoring. It is a procedure rather than a scan, so it carries a contraindication list.</w:t>
-      </w:r>
-    </w:p>
-    <w:p>
-      <w:pPr>
-        <w:pStyle w:val="ListBullet"/>
-        <w:spacing w:after="40"/>
-      </w:pPr>
-      <w:r>
-        <w:rPr>
-          <w:b/>
-          <w:i w:val="0"/>
-          <w:sz w:val="20"/>
-        </w:rPr>
-        <w:t>Contraindications to a transesophageal study besides esophageal disease.</w:t>
-      </w:r>
-      <w:r>
-        <w:rPr>
-          <w:b w:val="0"/>
-          <w:i w:val="0"/>
-          <w:sz w:val="20"/>
-        </w:rPr>
-        <w:t xml:space="preserve"> An uncooperative patient or altered mental status, restricted neck movement (cervical spine arthritis with reduced range of motion), and airway risk (obstructive sleep apnea or other risk of airway compromise).</w:t>
-      </w:r>
-    </w:p>
-    <w:p>
-      <w:pPr>
-        <w:pStyle w:val="ListBullet"/>
-        <w:spacing w:after="40"/>
-      </w:pPr>
-      <w:r>
-        <w:rPr>
-          <w:b/>
-          <w:i w:val="0"/>
-          <w:sz w:val="20"/>
-        </w:rPr>
-        <w:t>Transesophageal study in cerebral ischemia.</w:t>
-      </w:r>
-      <w:r>
-        <w:rPr>
-          <w:b w:val="0"/>
-          <w:i w:val="0"/>
-          <w:sz w:val="20"/>
-        </w:rPr>
-        <w:t xml:space="preserve"> It can find thrombus in the left atrial appendage, looking for the source rather than the consequence; the appendage is the site the transthoracic study sees worst.</w:t>
-      </w:r>
-    </w:p>
-    <w:p>
-      <w:pPr>
-        <w:pStyle w:val="ListBullet"/>
-        <w:spacing w:after="40"/>
-      </w:pPr>
-      <w:r>
-        <w:rPr>
-          <w:b/>
-          <w:i w:val="0"/>
-          <w:sz w:val="20"/>
-        </w:rPr>
-        <w:t>Zenker's diverticulum before a transesophageal study.</w:t>
-      </w:r>
-      <w:r>
-        <w:rPr>
-          <w:b w:val="0"/>
-          <w:i w:val="0"/>
-          <w:sz w:val="20"/>
         </w:rPr>
         <w:t xml:space="preserve"> It must be identified first because the probe risks entering and perforating the pouch; being a pouch rather than a narrowing, the operator may feel nothing wrong until the damage is done.</w:t>
-      </w:r>
-    </w:p>
-    <w:p>
-      <w:pPr>
-        <w:pStyle w:val="ListBullet"/>
-        <w:spacing w:after="40"/>
-      </w:pPr>
-      <w:r>
-        <w:rPr>
-          <w:b/>
-          <w:i w:val="0"/>
-          <w:sz w:val="20"/>
-        </w:rPr>
-        <w:t>Sedation before a transesophageal echocardiogram.</w:t>
-      </w:r>
-      <w:r>
-        <w:rPr>
-          <w:b w:val="0"/>
-          <w:i w:val="0"/>
-          <w:sz w:val="20"/>
-        </w:rPr>
-        <w:t xml:space="preserve"> An intravenous sedative helps the patient relax and prevents vomiting while the probe is passed through the mouth and down the esophagus.</w:t>
       </w:r>
     </w:p>
     <w:p>
@@ -11030,22 +10814,27 @@
       </w:pPr>
       <w:r>
         <w:rPr>
+          <w:b/>
+          <w:i w:val="0"/>
+        </w:rPr>
+        <w:t>Post-exercise echocardiogram.</w:t>
+      </w:r>
+      <w:r>
+        <w:rPr>
           <w:b w:val="0"/>
           <w:i w:val="0"/>
         </w:rPr>
-        <w:t>Also tested</w:t>
+        <w:t xml:space="preserve"> It looks for abnormal left ventricular wall motion induced by exercise. The finding is transient and resolves as the heart recovers, so the patient dismounts quickly and is imaged promptly.</w:t>
       </w:r>
     </w:p>
     <w:p>
       <w:pPr>
-        <w:pStyle w:val="ListBullet"/>
-        <w:spacing w:after="40"/>
+        <w:spacing w:after="120"/>
       </w:pPr>
       <w:r>
         <w:rPr>
           <w:b/>
           <w:i w:val="0"/>
-          <w:sz w:val="20"/>
         </w:rPr>
         <w:t>Echocardiographic stress test.</w:t>
       </w:r>
@@ -11053,31 +10842,8 @@
         <w:rPr>
           <w:b w:val="0"/>
           <w:i w:val="0"/>
-          <w:sz w:val="20"/>
         </w:rPr>
         <w:t xml:space="preserve"> It is the appropriate initial choice for a patient who can exercise but whose resting tracing is abnormal, since the electrocardiogram cannot be read for ischemia if already abnormal and imaging must carry the answer.</w:t>
-      </w:r>
-    </w:p>
-    <w:p>
-      <w:pPr>
-        <w:pStyle w:val="ListBullet"/>
-        <w:spacing w:after="40"/>
-      </w:pPr>
-      <w:r>
-        <w:rPr>
-          <w:b/>
-          <w:i w:val="0"/>
-          <w:sz w:val="20"/>
-        </w:rPr>
-        <w:t>Post-exercise echocardiogram.</w:t>
-      </w:r>
-      <w:r>
-        <w:rPr>
-          <w:b w:val="0"/>
-          <w:i w:val="0"/>
-          <w:sz w:val="20"/>
-        </w:rPr>
-        <w:t xml:space="preserve"> It looks for abnormal left ventricular wall motion induced by exercise. The finding is transient and resolves as the heart recovers, so the patient dismounts quickly and is imaged promptly.</w:t>
       </w:r>
     </w:p>
     <w:p>
@@ -11128,42 +10894,14 @@
           <w:b/>
           <w:i w:val="0"/>
         </w:rPr>
-        <w:t>Myocardial perfusion imaging</w:t>
+        <w:t>Radionuclide myocardial perfusion imaging: prognosis.</w:t>
       </w:r>
       <w:r>
         <w:rPr>
           <w:b w:val="0"/>
           <w:i w:val="0"/>
         </w:rPr>
-        <w:t xml:space="preserve"> pairs rest images with images after exercise or pharmacologic stress (adenosine, dobutamine), read by a gamma camera (single-photon emission computed tomography) or positron emission tomography. Diseased myocardium receives less flow under stress, so less tracer uptake after stress means a blockage or vasospasm. Tissue that does not light up at all is </w:t>
-      </w:r>
-      <w:r>
-        <w:rPr>
-          <w:b/>
-          <w:i w:val="0"/>
-        </w:rPr>
-        <w:t>dead</w:t>
-      </w:r>
-      <w:r>
-        <w:rPr>
-          <w:b w:val="0"/>
-          <w:i w:val="0"/>
-        </w:rPr>
-        <w:t xml:space="preserve"> — which is how it shows </w:t>
-      </w:r>
-      <w:r>
-        <w:rPr>
-          <w:b/>
-          <w:i w:val="0"/>
-        </w:rPr>
-        <w:t>viability</w:t>
-      </w:r>
-      <w:r>
-        <w:rPr>
-          <w:b w:val="0"/>
-          <w:i w:val="0"/>
-        </w:rPr>
-        <w:t>.</w:t>
+        <w:t xml:space="preserve"> Prognosis is a stated indication: the study identifies patients at increased risk of myocardial infarction and those who may need angiography or surgery, so it predicts future cardiac events.</w:t>
       </w:r>
     </w:p>
     <w:p>
@@ -11175,14 +10913,42 @@
           <w:b/>
           <w:i w:val="0"/>
         </w:rPr>
-        <w:t>More accurate than standard and echocardiography stress testing</w:t>
+        <w:t>Myocardial perfusion imaging</w:t>
       </w:r>
       <w:r>
         <w:rPr>
           <w:b w:val="0"/>
           <w:i w:val="0"/>
         </w:rPr>
-        <w:t xml:space="preserve"> for detecting ischemia; its sensitivity and specificity are superior. Indications: diagnosing coronary disease in acute or stable chest pain, locating and grading known disease, and prognosis.</w:t>
+        <w:t xml:space="preserve"> pairs rest images with images after exercise or pharmacologic stress (adenosine, dobutamine), read by a gamma camera (single-photon emission computed tomography) or positron emission tomography. Diseased myocardium receives less flow under stress, so less tracer uptake after stress means a blockage or vasospasm. Tissue that does not light up at all is </w:t>
+      </w:r>
+      <w:r>
+        <w:rPr>
+          <w:b/>
+          <w:i w:val="0"/>
+        </w:rPr>
+        <w:t>dead</w:t>
+      </w:r>
+      <w:r>
+        <w:rPr>
+          <w:b w:val="0"/>
+          <w:i w:val="0"/>
+        </w:rPr>
+        <w:t xml:space="preserve"> — which is how it shows </w:t>
+      </w:r>
+      <w:r>
+        <w:rPr>
+          <w:b/>
+          <w:i w:val="0"/>
+        </w:rPr>
+        <w:t>viability</w:t>
+      </w:r>
+      <w:r>
+        <w:rPr>
+          <w:b w:val="0"/>
+          <w:i w:val="0"/>
+        </w:rPr>
+        <w:t>.</w:t>
       </w:r>
     </w:p>
     <w:p>
@@ -11191,54 +10957,36 @@
       </w:pPr>
       <w:r>
         <w:rPr>
+          <w:b/>
+          <w:i w:val="0"/>
+        </w:rPr>
+        <w:t>Nuclear stress pattern.</w:t>
+      </w:r>
+      <w:r>
+        <w:rPr>
           <w:b w:val="0"/>
           <w:i w:val="0"/>
         </w:rPr>
-        <w:t>Also tested</w:t>
+        <w:t xml:space="preserve"> Tracer uptake that is normal at rest but reduced after stress indicates inducible ischemia from a coronary stenosis: the tissue is alive but cannot increase its supply when demand rises.</w:t>
       </w:r>
     </w:p>
     <w:p>
       <w:pPr>
-        <w:pStyle w:val="ListBullet"/>
-        <w:spacing w:after="40"/>
+        <w:spacing w:after="120"/>
       </w:pPr>
       <w:r>
         <w:rPr>
           <w:b/>
           <w:i w:val="0"/>
-          <w:sz w:val="20"/>
-        </w:rPr>
-        <w:t>Nuclear stress pattern.</w:t>
+        </w:rPr>
+        <w:t>More accurate than standard and echocardiography stress testing</w:t>
       </w:r>
       <w:r>
         <w:rPr>
           <w:b w:val="0"/>
           <w:i w:val="0"/>
-          <w:sz w:val="20"/>
-        </w:rPr>
-        <w:t xml:space="preserve"> Tracer uptake that is normal at rest but reduced after stress indicates inducible ischemia from a coronary stenosis: the tissue is alive but cannot increase its supply when demand rises.</w:t>
-      </w:r>
-    </w:p>
-    <w:p>
-      <w:pPr>
-        <w:pStyle w:val="ListBullet"/>
-        <w:spacing w:after="40"/>
-      </w:pPr>
-      <w:r>
-        <w:rPr>
-          <w:b/>
-          <w:i w:val="0"/>
-          <w:sz w:val="20"/>
-        </w:rPr>
-        <w:t>Radionuclide myocardial perfusion imaging: prognosis.</w:t>
-      </w:r>
-      <w:r>
-        <w:rPr>
-          <w:b w:val="0"/>
-          <w:i w:val="0"/>
-          <w:sz w:val="20"/>
-        </w:rPr>
-        <w:t xml:space="preserve"> Prognosis is a stated indication: the study identifies patients at increased risk of myocardial infarction and those who may need angiography or surgery, so it predicts future cardiac events.</w:t>
+        </w:rPr>
+        <w:t xml:space="preserve"> for detecting ischemia; its sensitivity and specificity are superior. Indications: diagnosing coronary disease in acute or stable chest pain, locating and grading known disease, and prognosis.</w:t>
       </w:r>
     </w:p>
     <w:p>
@@ -11607,142 +11355,112 @@
       </w:pPr>
       <w:r>
         <w:rPr>
+          <w:b/>
+          <w:i w:val="0"/>
+        </w:rPr>
+        <w:t>Cardiac computed tomography preparation.</w:t>
+      </w:r>
+      <w:r>
+        <w:rPr>
           <w:b w:val="0"/>
           <w:i w:val="0"/>
         </w:rPr>
-        <w:t>Also tested</w:t>
+        <w:t xml:space="preserve"> Cardiac medications are given to control heart rate, since the moving heart degrades the images. The study is also synchronized to an electrocardiogram so the heart can be examined at chosen points in the cycle.</w:t>
       </w:r>
     </w:p>
     <w:p>
       <w:pPr>
-        <w:pStyle w:val="ListBullet"/>
-        <w:spacing w:after="40"/>
+        <w:spacing w:after="120"/>
       </w:pPr>
       <w:r>
         <w:rPr>
           <w:b/>
           <w:i w:val="0"/>
-          <w:sz w:val="20"/>
-        </w:rPr>
-        <w:t>Cardiac computed tomography preparation.</w:t>
+        </w:rPr>
+        <w:t>Cardiac computed tomography and the electrocardiogram.</w:t>
       </w:r>
       <w:r>
         <w:rPr>
           <w:b w:val="0"/>
           <w:i w:val="0"/>
-          <w:sz w:val="20"/>
-        </w:rPr>
-        <w:t xml:space="preserve"> Cardiac medications are given to control heart rate, since the moving heart degrades the images. The study is also synchronized to an electrocardiogram so the heart can be examined at chosen points in the cycle.</w:t>
+        </w:rPr>
+        <w:t xml:space="preserve"> Because the heart is constantly moving, tying the scan to the electrocardiogram tracing lets the heart be evaluated at chosen points in the cycle, to view different stages of the cardiac cycle.</w:t>
       </w:r>
     </w:p>
     <w:p>
       <w:pPr>
-        <w:pStyle w:val="ListBullet"/>
-        <w:spacing w:after="40"/>
+        <w:spacing w:after="120"/>
       </w:pPr>
       <w:r>
         <w:rPr>
           <w:b/>
           <w:i w:val="0"/>
-          <w:sz w:val="20"/>
-        </w:rPr>
-        <w:t>Blooming artifact.</w:t>
+        </w:rPr>
+        <w:t>Cardiac computed tomography indications.</w:t>
       </w:r>
       <w:r>
         <w:rPr>
           <w:b w:val="0"/>
           <w:i w:val="0"/>
-          <w:sz w:val="20"/>
-        </w:rPr>
-        <w:t xml:space="preserve"> Heavy calcification appears larger than it is on cardiac computed tomography, so a stenosis looks more severe; it exaggerates the very lesion the study was ordered to assess.</w:t>
+        </w:rPr>
+        <w:t xml:space="preserve"> Pre-operative planning before cardiac surgery, particularly valvular and great vessel procedures, is an indication, alongside calcium deposits, coronary anatomical anomalies and congenital disease. It is usually done immediately before the angiographic study.</w:t>
       </w:r>
     </w:p>
     <w:p>
       <w:pPr>
-        <w:pStyle w:val="ListBullet"/>
-        <w:spacing w:after="40"/>
+        <w:spacing w:after="120"/>
       </w:pPr>
       <w:r>
         <w:rPr>
           <w:b/>
           <w:i w:val="0"/>
-          <w:sz w:val="20"/>
-        </w:rPr>
-        <w:t>Cardiac computed tomography indications.</w:t>
+        </w:rPr>
+        <w:t>Coronary computed tomography angiography indication.</w:t>
       </w:r>
       <w:r>
         <w:rPr>
           <w:b w:val="0"/>
           <w:i w:val="0"/>
-          <w:sz w:val="20"/>
-        </w:rPr>
-        <w:t xml:space="preserve"> Pre-operative planning before cardiac surgery, particularly valvular and great vessel procedures, is an indication, alongside calcium deposits, coronary anatomical anomalies and congenital disease. It is usually done immediately before the angiographic study.</w:t>
+        </w:rPr>
+        <w:t xml:space="preserve"> Evaluating an equivocal or non-diagnostic stress test is a stated indication; it answers the question the stress test left open, alongside assessing chest pain and detecting or excluding stenosis and plaque.</w:t>
       </w:r>
     </w:p>
     <w:p>
       <w:pPr>
-        <w:pStyle w:val="ListBullet"/>
-        <w:spacing w:after="40"/>
+        <w:spacing w:after="120"/>
       </w:pPr>
       <w:r>
         <w:rPr>
           <w:b/>
           <w:i w:val="0"/>
-          <w:sz w:val="20"/>
-        </w:rPr>
-        <w:t>Limitation of cardiac computed tomography.</w:t>
+        </w:rPr>
+        <w:t>Blooming artifact.</w:t>
       </w:r>
       <w:r>
         <w:rPr>
           <w:b w:val="0"/>
           <w:i w:val="0"/>
-          <w:sz w:val="20"/>
-        </w:rPr>
-        <w:t xml:space="preserve"> Compared with echocardiography and magnetic resonance, it assesses anatomy but not function: it shows structure in great detail but cannot tell how well it is working, which decides when it is the wrong study.</w:t>
+        </w:rPr>
+        <w:t xml:space="preserve"> Heavy calcification appears larger than it is on cardiac computed tomography, so a stenosis looks more severe; it exaggerates the very lesion the study was ordered to assess.</w:t>
       </w:r>
     </w:p>
     <w:p>
       <w:pPr>
-        <w:pStyle w:val="ListBullet"/>
-        <w:spacing w:after="40"/>
+        <w:spacing w:after="120"/>
       </w:pPr>
       <w:r>
         <w:rPr>
           <w:b/>
           <w:i w:val="0"/>
-          <w:sz w:val="20"/>
-        </w:rPr>
-        <w:t>Coronary computed tomography angiography indication.</w:t>
+        </w:rPr>
+        <w:t>Limitation of cardiac computed tomography.</w:t>
       </w:r>
       <w:r>
         <w:rPr>
           <w:b w:val="0"/>
           <w:i w:val="0"/>
-          <w:sz w:val="20"/>
-        </w:rPr>
-        <w:t xml:space="preserve"> Evaluating an equivocal or non-diagnostic stress test is a stated indication; it answers the question the stress test left open, alongside assessing chest pain and detecting or excluding stenosis and plaque.</w:t>
-      </w:r>
-    </w:p>
-    <w:p>
-      <w:pPr>
-        <w:pStyle w:val="ListBullet"/>
-        <w:spacing w:after="40"/>
-      </w:pPr>
-      <w:r>
-        <w:rPr>
-          <w:b/>
-          <w:i w:val="0"/>
-          <w:sz w:val="20"/>
-        </w:rPr>
-        <w:t>Cardiac computed tomography and the electrocardiogram.</w:t>
-      </w:r>
-      <w:r>
-        <w:rPr>
-          <w:b w:val="0"/>
-          <w:i w:val="0"/>
-          <w:sz w:val="20"/>
-        </w:rPr>
-        <w:t xml:space="preserve"> Because the heart is constantly moving, tying the scan to the electrocardiogram tracing lets the heart be evaluated at chosen points in the cycle, to view different stages of the cardiac cycle.</w:t>
+        </w:rPr>
+        <w:t xml:space="preserve"> Compared with echocardiography and magnetic resonance, it assesses anatomy but not function: it shows structure in great detail but cannot tell how well it is working, which decides when it is the wrong study.</w:t>
       </w:r>
     </w:p>
     <w:p>
@@ -11796,6 +11514,25 @@
           <w:i w:val="0"/>
         </w:rPr>
         <w:t>.</w:t>
+      </w:r>
+    </w:p>
+    <w:p>
+      <w:pPr>
+        <w:spacing w:after="120"/>
+      </w:pPr>
+      <w:r>
+        <w:rPr>
+          <w:b/>
+          <w:i w:val="0"/>
+        </w:rPr>
+        <w:t>Limitations of cardiovascular magnetic resonance.</w:t>
+      </w:r>
+      <w:r>
+        <w:rPr>
+          <w:b w:val="0"/>
+          <w:i w:val="0"/>
+        </w:rPr>
+        <w:t xml:space="preserve"> Along with claustrophobia, a distorted electrocardiogram and the need for electrocardiographic and respiratory gating, the long scan, a lengthy acquisition time, is one of its recognized drawbacks.</w:t>
       </w:r>
     </w:p>
     <w:p>
@@ -11870,40 +11607,6 @@
     </w:p>
     <w:p>
       <w:pPr>
-        <w:spacing w:after="120"/>
-      </w:pPr>
-      <w:r>
-        <w:rPr>
-          <w:b w:val="0"/>
-          <w:i w:val="0"/>
-        </w:rPr>
-        <w:t>Also tested</w:t>
-      </w:r>
-    </w:p>
-    <w:p>
-      <w:pPr>
-        <w:pStyle w:val="ListBullet"/>
-        <w:spacing w:after="40"/>
-      </w:pPr>
-      <w:r>
-        <w:rPr>
-          <w:b/>
-          <w:i w:val="0"/>
-          <w:sz w:val="20"/>
-        </w:rPr>
-        <w:t>Limitations of cardiovascular magnetic resonance.</w:t>
-      </w:r>
-      <w:r>
-        <w:rPr>
-          <w:b w:val="0"/>
-          <w:i w:val="0"/>
-          <w:sz w:val="20"/>
-        </w:rPr>
-        <w:t xml:space="preserve"> Along with claustrophobia, a distorted electrocardiogram and the need for electrocardiographic and respiratory gating, the long scan, a lengthy acquisition time, is one of its recognized drawbacks.</w:t>
-      </w:r>
-    </w:p>
-    <w:p>
-      <w:pPr>
         <w:pStyle w:val="Heading2"/>
         <w:spacing w:before="200" w:after="100"/>
       </w:pPr>
@@ -12164,6 +11867,44 @@
           <w:b/>
           <w:i w:val="0"/>
         </w:rPr>
+        <w:t>Coronary angiography.</w:t>
+      </w:r>
+      <w:r>
+        <w:rPr>
+          <w:b w:val="0"/>
+          <w:i w:val="0"/>
+        </w:rPr>
+        <w:t xml:space="preserve"> It is performed under local anesthesia with intravenous sedation, with catheters guided by fluoroscopy and contrast injected into each coronary artery; pressures are measured as the catheter goes, giving hemodynamic information alongside the pictures.</w:t>
+      </w:r>
+    </w:p>
+    <w:p>
+      <w:pPr>
+        <w:spacing w:after="120"/>
+      </w:pPr>
+      <w:r>
+        <w:rPr>
+          <w:b/>
+          <w:i w:val="0"/>
+        </w:rPr>
+        <w:t>Coronary angiography.</w:t>
+      </w:r>
+      <w:r>
+        <w:rPr>
+          <w:b w:val="0"/>
+          <w:i w:val="0"/>
+        </w:rPr>
+        <w:t xml:space="preserve"> It is the gold standard for coronary artery anatomy and cardiac function, which is why it is usually performed before any percutaneous or surgical intervention on the coronary arteries.</w:t>
+      </w:r>
+    </w:p>
+    <w:p>
+      <w:pPr>
+        <w:spacing w:after="120"/>
+      </w:pPr>
+      <w:r>
+        <w:rPr>
+          <w:b/>
+          <w:i w:val="0"/>
+        </w:rPr>
         <w:t>Indications:</w:t>
       </w:r>
       <w:r>
@@ -12259,28 +12000,14 @@
           <w:b/>
           <w:i w:val="0"/>
         </w:rPr>
-        <w:t>Electrophysiology testing</w:t>
+        <w:t>Pseudoaneurysm at the puncture site.</w:t>
       </w:r>
       <w:r>
         <w:rPr>
           <w:b w:val="0"/>
           <w:i w:val="0"/>
         </w:rPr>
-        <w:t xml:space="preserve"> investigates and treats rhythm disorders: 3–4 catheters via the internal jugular, subclavian or femoral vein into the right heart record and provoke the arrhythmia to find its exact origin, and </w:t>
-      </w:r>
-      <w:r>
-        <w:rPr>
-          <w:b/>
-          <w:i w:val="0"/>
-        </w:rPr>
-        <w:t>catheter ablation</w:t>
-      </w:r>
-      <w:r>
-        <w:rPr>
-          <w:b w:val="0"/>
-          <w:i w:val="0"/>
-        </w:rPr>
-        <w:t xml:space="preserve"> can treat it. Indications: syncope with structural heart disease or sick sinus syndrome, unexplained sudden cardiac arrest, ectopic beats, aberrant pathways.</w:t>
+        <w:t xml:space="preserve"> Unlike a simple hematoma, it pulsates and still communicates with the artery: blood still moves in and out of it, which is why it can keep expanding and why the site is always checked.</w:t>
       </w:r>
     </w:p>
     <w:p>
@@ -12289,22 +12016,41 @@
       </w:pPr>
       <w:r>
         <w:rPr>
+          <w:b/>
+          <w:i w:val="0"/>
+        </w:rPr>
+        <w:t>Electrophysiology testing</w:t>
+      </w:r>
+      <w:r>
+        <w:rPr>
           <w:b w:val="0"/>
           <w:i w:val="0"/>
         </w:rPr>
-        <w:t>Also tested</w:t>
+        <w:t xml:space="preserve"> investigates and treats rhythm disorders: 3–4 catheters via the internal jugular, subclavian or femoral vein into the right heart record and provoke the arrhythmia to find its exact origin, and </w:t>
+      </w:r>
+      <w:r>
+        <w:rPr>
+          <w:b/>
+          <w:i w:val="0"/>
+        </w:rPr>
+        <w:t>catheter ablation</w:t>
+      </w:r>
+      <w:r>
+        <w:rPr>
+          <w:b w:val="0"/>
+          <w:i w:val="0"/>
+        </w:rPr>
+        <w:t xml:space="preserve"> can treat it. Indications: syncope with structural heart disease or sick sinus syndrome, unexplained sudden cardiac arrest, ectopic beats, aberrant pathways.</w:t>
       </w:r>
     </w:p>
     <w:p>
       <w:pPr>
-        <w:pStyle w:val="ListBullet"/>
-        <w:spacing w:after="40"/>
+        <w:spacing w:after="120"/>
       </w:pPr>
       <w:r>
         <w:rPr>
           <w:b/>
           <w:i w:val="0"/>
-          <w:sz w:val="20"/>
         </w:rPr>
         <w:t>Catheter ablation.</w:t>
       </w:r>
@@ -12312,139 +12058,63 @@
         <w:rPr>
           <w:b w:val="0"/>
           <w:i w:val="0"/>
-          <w:sz w:val="20"/>
         </w:rPr>
         <w:t xml:space="preserve"> During electrophysiological testing it inactivates part of the heart by destroying that tissue, not merely silencing it, which makes the treatment definitive.</w:t>
       </w:r>
     </w:p>
     <w:p>
       <w:pPr>
-        <w:pStyle w:val="ListBullet"/>
-        <w:spacing w:after="40"/>
+        <w:spacing w:after="120"/>
       </w:pPr>
       <w:r>
         <w:rPr>
           <w:b/>
           <w:i w:val="0"/>
-          <w:sz w:val="20"/>
-        </w:rPr>
-        <w:t>Coronary angiography.</w:t>
+        </w:rPr>
+        <w:t>Electrophysiological testing.</w:t>
       </w:r>
       <w:r>
         <w:rPr>
           <w:b w:val="0"/>
           <w:i w:val="0"/>
-          <w:sz w:val="20"/>
-        </w:rPr>
-        <w:t xml:space="preserve"> It is performed under local anesthesia with intravenous sedation, with catheters guided by fluoroscopy and contrast injected into each coronary artery; pressures are measured as the catheter goes, giving hemodynamic information alongside the pictures.</w:t>
+        </w:rPr>
+        <w:t xml:space="preserve"> The rhythm is recorded while different areas of the heart are stimulated with electrical impulses, revealing reproducible arrhythmias and their exact origin.</w:t>
       </w:r>
     </w:p>
     <w:p>
       <w:pPr>
-        <w:pStyle w:val="ListBullet"/>
-        <w:spacing w:after="40"/>
+        <w:spacing w:after="120"/>
       </w:pPr>
       <w:r>
         <w:rPr>
           <w:b/>
           <w:i w:val="0"/>
-          <w:sz w:val="20"/>
-        </w:rPr>
-        <w:t>Coronary angiography.</w:t>
+        </w:rPr>
+        <w:t>Catheters for electrophysiological testing.</w:t>
       </w:r>
       <w:r>
         <w:rPr>
           <w:b w:val="0"/>
           <w:i w:val="0"/>
-          <w:sz w:val="20"/>
-        </w:rPr>
-        <w:t xml:space="preserve"> It is the gold standard for coronary artery anatomy and cardiac function, which is why it is usually performed before any percutaneous or surgical intervention on the coronary arteries.</w:t>
+        </w:rPr>
+        <w:t xml:space="preserve"> Three or four catheters pass from the internal jugular, subclavian or common femoral vein into the right atrium or right ventricle, so they are introduced through veins into the right heart.</w:t>
       </w:r>
     </w:p>
     <w:p>
       <w:pPr>
-        <w:pStyle w:val="ListBullet"/>
-        <w:spacing w:after="40"/>
+        <w:spacing w:after="120"/>
       </w:pPr>
       <w:r>
         <w:rPr>
           <w:b/>
           <w:i w:val="0"/>
-          <w:sz w:val="20"/>
-        </w:rPr>
-        <w:t>Electrophysiological testing.</w:t>
+        </w:rPr>
+        <w:t>Syncope and electrophysiological testing.</w:t>
       </w:r>
       <w:r>
         <w:rPr>
           <w:b w:val="0"/>
           <w:i w:val="0"/>
-          <w:sz w:val="20"/>
-        </w:rPr>
-        <w:t xml:space="preserve"> The rhythm is recorded while different areas of the heart are stimulated with electrical impulses, revealing reproducible arrhythmias and their exact origin.</w:t>
-      </w:r>
-    </w:p>
-    <w:p>
-      <w:pPr>
-        <w:pStyle w:val="ListBullet"/>
-        <w:spacing w:after="40"/>
-      </w:pPr>
-      <w:r>
-        <w:rPr>
-          <w:b/>
-          <w:i w:val="0"/>
-          <w:sz w:val="20"/>
-        </w:rPr>
-        <w:t>Catheters for electrophysiological testing.</w:t>
-      </w:r>
-      <w:r>
-        <w:rPr>
-          <w:b w:val="0"/>
-          <w:i w:val="0"/>
-          <w:sz w:val="20"/>
-        </w:rPr>
-        <w:t xml:space="preserve"> Three or four catheters pass from the internal jugular, subclavian or common femoral vein into the right atrium or right ventricle, so they are introduced through veins into the right heart.</w:t>
-      </w:r>
-    </w:p>
-    <w:p>
-      <w:pPr>
-        <w:pStyle w:val="ListBullet"/>
-        <w:spacing w:after="40"/>
-      </w:pPr>
-      <w:r>
-        <w:rPr>
-          <w:b/>
-          <w:i w:val="0"/>
-          <w:sz w:val="20"/>
-        </w:rPr>
-        <w:t>Pseudoaneurysm at the puncture site.</w:t>
-      </w:r>
-      <w:r>
-        <w:rPr>
-          <w:b w:val="0"/>
-          <w:i w:val="0"/>
-          <w:sz w:val="20"/>
-        </w:rPr>
-        <w:t xml:space="preserve"> Unlike a simple hematoma, it pulsates and still communicates with the artery: blood still moves in and out of it, which is why it can keep expanding and why the site is always checked.</w:t>
-      </w:r>
-    </w:p>
-    <w:p>
-      <w:pPr>
-        <w:pStyle w:val="ListBullet"/>
-        <w:spacing w:after="40"/>
-      </w:pPr>
-      <w:r>
-        <w:rPr>
-          <w:b/>
-          <w:i w:val="0"/>
-          <w:sz w:val="20"/>
-        </w:rPr>
-        <w:t>Syncope and electrophysiological testing.</w:t>
-      </w:r>
-      <w:r>
-        <w:rPr>
-          <w:b w:val="0"/>
-          <w:i w:val="0"/>
-          <w:sz w:val="20"/>
         </w:rPr>
         <w:t xml:space="preserve"> A patient with syncope and ischemic or other structural heart disease is an indication for electrophysiological testing, alongside sick sinus syndrome, survivors of sudden cardiac arrest without an established cause, ectopic beats and a suspected aberrant pathway.</w:t>
       </w:r>
@@ -12714,24 +12384,17 @@
       </w:pPr>
       <w:r>
         <w:rPr>
+          <w:b/>
+          <w:i w:val="0"/>
+        </w:rPr>
+        <w:t>Vascular ultrasound appearance.</w:t>
+      </w:r>
+      <w:r>
+        <w:rPr>
           <w:b w:val="0"/>
           <w:i w:val="0"/>
         </w:rPr>
-        <w:t xml:space="preserve">Source: </w:t>
-      </w:r>
-      <w:r>
-        <w:rPr>
-          <w:b w:val="0"/>
-          <w:i/>
-        </w:rPr>
-        <w:t>Cardiac Imaging and Vascular Studies - Elwaya.pptx</w:t>
-      </w:r>
-      <w:r>
-        <w:rPr>
-          <w:b w:val="0"/>
-          <w:i w:val="0"/>
-        </w:rPr>
-        <w:t xml:space="preserve"> (Ayelet Elwaya). Emphasis quoted from the 17 September 2026 recording (two segments). Slides 5, 36 and 58 carry their content only as pictures and are reproduced above. The nuclear perfusion panel on slide 52 is not reproduced: its six scans and three labels cannot be paired reliably from the file.</w:t>
+        <w:t xml:space="preserve"> The denser the structure, the lighter it appears, so air is black and bone is near white. Superficial structures sit nearer the top of the screen.</w:t>
       </w:r>
     </w:p>
     <w:p>
@@ -12740,98 +12403,81 @@
       </w:pPr>
       <w:r>
         <w:rPr>
+          <w:b/>
+          <w:i w:val="0"/>
+        </w:rPr>
+        <w:t>Coronary arteries and vascular ultrasound.</w:t>
+      </w:r>
+      <w:r>
+        <w:rPr>
           <w:b w:val="0"/>
           <w:i w:val="0"/>
         </w:rPr>
-        <w:t>Also tested</w:t>
+        <w:t xml:space="preserve"> Assessment of coronary artery stenosis is not a listed indication for vascular ultrasound: the coronary arteries are not accessible to surface vascular ultrasound and are assessed by computed tomography angiography or catheter angiography.</w:t>
       </w:r>
     </w:p>
     <w:p>
       <w:pPr>
-        <w:pStyle w:val="ListBullet"/>
-        <w:spacing w:after="40"/>
+        <w:spacing w:after="120"/>
       </w:pPr>
       <w:r>
         <w:rPr>
           <w:b/>
           <w:i w:val="0"/>
-          <w:sz w:val="20"/>
-        </w:rPr>
-        <w:t>Vascular ultrasound appearance.</w:t>
+        </w:rPr>
+        <w:t>High-sensitivity troponin.</w:t>
       </w:r>
       <w:r>
         <w:rPr>
           <w:b w:val="0"/>
           <w:i w:val="0"/>
-          <w:sz w:val="20"/>
-        </w:rPr>
-        <w:t xml:space="preserve"> The denser the structure, the lighter it appears, so air is black and bone is near white. Superficial structures sit nearer the top of the screen.</w:t>
+        </w:rPr>
+        <w:t xml:space="preserve"> High-sensitivity describes the assay's characteristics, not a different subunit of troponin; the assay detects circulating troponin at lower concentrations, which is where its advantage comes from.</w:t>
       </w:r>
     </w:p>
     <w:p>
       <w:pPr>
-        <w:pStyle w:val="ListBullet"/>
-        <w:spacing w:after="40"/>
+        <w:spacing w:after="120"/>
       </w:pPr>
       <w:r>
         <w:rPr>
           <w:b/>
           <w:i w:val="0"/>
-          <w:sz w:val="20"/>
-        </w:rPr>
-        <w:t>Coronary arteries and vascular ultrasound.</w:t>
+        </w:rPr>
+        <w:t>Claudication and suspected peripheral arterial disease.</w:t>
       </w:r>
       <w:r>
         <w:rPr>
           <w:b w:val="0"/>
           <w:i w:val="0"/>
-          <w:sz w:val="20"/>
-        </w:rPr>
-        <w:t xml:space="preserve"> Assessment of coronary artery stenosis is not a listed indication for vascular ultrasound: the coronary arteries are not accessible to surface vascular ultrasound and are assessed by computed tomography angiography or catheter angiography.</w:t>
+        </w:rPr>
+        <w:t xml:space="preserve"> Arterial vascular ultrasound is the study used to evaluate them: it is a listed indication, and the study is fast, portable and free of ionizing radiation.</w:t>
       </w:r>
     </w:p>
     <w:p>
       <w:pPr>
-        <w:pStyle w:val="ListBullet"/>
-        <w:spacing w:after="40"/>
+        <w:spacing w:after="120"/>
       </w:pPr>
       <w:r>
         <w:rPr>
-          <w:b/>
-          <w:i w:val="0"/>
-          <w:sz w:val="20"/>
-        </w:rPr>
-        <w:t>High-sensitivity troponin.</w:t>
-      </w:r>
-      <w:r>
-        <w:rPr>
           <w:b w:val="0"/>
           <w:i w:val="0"/>
-          <w:sz w:val="20"/>
-        </w:rPr>
-        <w:t xml:space="preserve"> High-sensitivity describes the assay's characteristics, not a different subunit of troponin; the assay detects circulating troponin at lower concentrations, which is where its advantage comes from.</w:t>
-      </w:r>
-    </w:p>
-    <w:p>
-      <w:pPr>
-        <w:pStyle w:val="ListBullet"/>
-        <w:spacing w:after="40"/>
-      </w:pPr>
-      <w:r>
-        <w:rPr>
-          <w:b/>
-          <w:i w:val="0"/>
-          <w:sz w:val="20"/>
-        </w:rPr>
-        <w:t>Claudication and suspected peripheral arterial disease.</w:t>
+        </w:rPr>
+        <w:t xml:space="preserve">Source: </w:t>
       </w:r>
       <w:r>
         <w:rPr>
           <w:b w:val="0"/>
-          <w:i w:val="0"/>
-          <w:sz w:val="20"/>
-        </w:rPr>
-        <w:t xml:space="preserve"> Arterial vascular ultrasound is the study used to evaluate them: it is a listed indication, and the study is fast, portable and free of ionizing radiation.</w:t>
+          <w:i/>
+        </w:rPr>
+        <w:t>Cardiac Imaging and Vascular Studies - Elwaya.pptx</w:t>
+      </w:r>
+      <w:r>
+        <w:rPr>
+          <w:b w:val="0"/>
+          <w:i w:val="0"/>
+        </w:rPr>
+        <w:t xml:space="preserve"> (Ayelet Elwaya). Emphasis quoted from the 17 September 2026 recording (two segments). Slides 5, 36 and 58 carry their content only as pictures and are reproduced above. The nuclear perfusion panel on slide 52 is not reproduced: its six scans and three labels cannot be paired reliably from the file.</w:t>
       </w:r>
     </w:p>
     <w:p>
@@ -14987,128 +14633,6 @@
     </w:p>
     <w:p>
       <w:pPr>
-        <w:spacing w:after="120"/>
-      </w:pPr>
-      <w:r>
-        <w:rPr>
-          <w:b w:val="0"/>
-          <w:i w:val="0"/>
-        </w:rPr>
-        <w:t>Also tested</w:t>
-      </w:r>
-    </w:p>
-    <w:p>
-      <w:pPr>
-        <w:pStyle w:val="ListBullet"/>
-        <w:spacing w:after="40"/>
-      </w:pPr>
-      <w:r>
-        <w:rPr>
-          <w:b/>
-          <w:i w:val="0"/>
-          <w:sz w:val="20"/>
-        </w:rPr>
-        <w:t>Troponin subunits.</w:t>
-      </w:r>
-      <w:r>
-        <w:rPr>
-          <w:b w:val="0"/>
-          <w:i w:val="0"/>
-          <w:sz w:val="20"/>
-        </w:rPr>
-        <w:t xml:space="preserve"> Troponin I, the inhibitory component, has cardiac specificity; troponin T is primarily cardiac, but trace amounts are detected in skeletal muscle.</w:t>
-      </w:r>
-    </w:p>
-    <w:p>
-      <w:pPr>
-        <w:pStyle w:val="ListBullet"/>
-        <w:spacing w:after="40"/>
-      </w:pPr>
-      <w:r>
-        <w:rPr>
-          <w:b/>
-          <w:i w:val="0"/>
-          <w:sz w:val="20"/>
-        </w:rPr>
-        <w:t>Troponin versus CK-MB.</w:t>
-      </w:r>
-      <w:r>
-        <w:rPr>
-          <w:b w:val="0"/>
-          <w:i w:val="0"/>
-          <w:sz w:val="20"/>
-        </w:rPr>
-        <w:t xml:space="preserve"> Troponin is preferred because it rises sooner and stays elevated longer, expanding the window for diagnosis and treatment, which matters for a patient presenting late.</w:t>
-      </w:r>
-    </w:p>
-    <w:p>
-      <w:pPr>
-        <w:pStyle w:val="ListBullet"/>
-        <w:spacing w:after="40"/>
-      </w:pPr>
-      <w:r>
-        <w:rPr>
-          <w:b/>
-          <w:i w:val="0"/>
-          <w:sz w:val="20"/>
-        </w:rPr>
-        <w:t>Serial natriuretic peptides.</w:t>
-      </w:r>
-      <w:r>
-        <w:rPr>
-          <w:b w:val="0"/>
-          <w:i w:val="0"/>
-          <w:sz w:val="20"/>
-        </w:rPr>
-        <w:t xml:space="preserve"> Beyond the rule-out, they monitor the course of disease and stratify risk, including cardiovascular mortality and likelihood of readmission; adjusting treatment to the peptide level has not been shown to improve outcomes.</w:t>
-      </w:r>
-    </w:p>
-    <w:p>
-      <w:pPr>
-        <w:pStyle w:val="ListBullet"/>
-        <w:spacing w:after="40"/>
-      </w:pPr>
-      <w:r>
-        <w:rPr>
-          <w:b/>
-          <w:i w:val="0"/>
-          <w:sz w:val="20"/>
-        </w:rPr>
-        <w:t>Natriuretic peptide as a rule-out test.</w:t>
-      </w:r>
-      <w:r>
-        <w:rPr>
-          <w:b w:val="0"/>
-          <w:i w:val="0"/>
-          <w:sz w:val="20"/>
-        </w:rPr>
-        <w:t xml:space="preserve"> A result below the assay's heart failure cutoff can serve to rule out new-onset heart failure, used together with the clinical assessment and an echocardiogram if indicated.</w:t>
-      </w:r>
-    </w:p>
-    <w:p>
-      <w:pPr>
-        <w:pStyle w:val="ListBullet"/>
-        <w:spacing w:after="40"/>
-      </w:pPr>
-      <w:r>
-        <w:rPr>
-          <w:b/>
-          <w:i w:val="0"/>
-          <w:sz w:val="20"/>
-        </w:rPr>
-        <w:t>N-terminal pro B-type natriuretic peptide.</w:t>
-      </w:r>
-      <w:r>
-        <w:rPr>
-          <w:b w:val="0"/>
-          <w:i w:val="0"/>
-          <w:sz w:val="20"/>
-        </w:rPr>
-        <w:t xml:space="preserve"> Cardiomyocytes secrete pro B-type natriuretic peptide in response to stretch, and it is cleaved into biologically active B-type natriuretic peptide and the inert fragment N-terminal pro B-type natriuretic peptide.</w:t>
-      </w:r>
-    </w:p>
-    <w:p>
-      <w:pPr>
         <w:pStyle w:val="Heading3"/>
         <w:spacing w:before="200" w:after="100"/>
       </w:pPr>
@@ -15510,6 +15034,25 @@
       <w:pPr>
         <w:spacing w:after="80"/>
       </w:pPr>
+    </w:p>
+    <w:p>
+      <w:pPr>
+        <w:spacing w:after="120"/>
+      </w:pPr>
+      <w:r>
+        <w:rPr>
+          <w:b/>
+          <w:i w:val="0"/>
+        </w:rPr>
+        <w:t>Troponin subunits.</w:t>
+      </w:r>
+      <w:r>
+        <w:rPr>
+          <w:b w:val="0"/>
+          <w:i w:val="0"/>
+        </w:rPr>
+        <w:t xml:space="preserve"> Troponin I, the inhibitory component, has cardiac specificity; troponin T is primarily cardiac, but trace amounts are detected in skeletal muscle.</w:t>
+      </w:r>
     </w:p>
     <w:p>
       <w:pPr>
@@ -15811,6 +15354,25 @@
     </w:p>
     <w:p>
       <w:pPr>
+        <w:spacing w:after="120"/>
+      </w:pPr>
+      <w:r>
+        <w:rPr>
+          <w:b/>
+          <w:i w:val="0"/>
+        </w:rPr>
+        <w:t>Troponin versus CK-MB.</w:t>
+      </w:r>
+      <w:r>
+        <w:rPr>
+          <w:b w:val="0"/>
+          <w:i w:val="0"/>
+        </w:rPr>
+        <w:t xml:space="preserve"> Troponin is preferred because it rises sooner and stays elevated longer, expanding the window for diagnosis and treatment, which matters for a patient presenting late.</w:t>
+      </w:r>
+    </w:p>
+    <w:p>
+      <w:pPr>
         <w:pStyle w:val="Heading3"/>
         <w:spacing w:before="200" w:after="100"/>
       </w:pPr>
@@ -16155,6 +15717,63 @@
       </w:pPr>
       <w:r>
         <w:rPr>
+          <w:b/>
+          <w:i w:val="0"/>
+        </w:rPr>
+        <w:t>Serial natriuretic peptides.</w:t>
+      </w:r>
+      <w:r>
+        <w:rPr>
+          <w:b w:val="0"/>
+          <w:i w:val="0"/>
+        </w:rPr>
+        <w:t xml:space="preserve"> Beyond the rule-out, they monitor the course of disease and stratify risk, including cardiovascular mortality and likelihood of readmission; adjusting treatment to the peptide level has not been shown to improve outcomes.</w:t>
+      </w:r>
+    </w:p>
+    <w:p>
+      <w:pPr>
+        <w:spacing w:after="120"/>
+      </w:pPr>
+      <w:r>
+        <w:rPr>
+          <w:b/>
+          <w:i w:val="0"/>
+        </w:rPr>
+        <w:t>Natriuretic peptide as a rule-out test.</w:t>
+      </w:r>
+      <w:r>
+        <w:rPr>
+          <w:b w:val="0"/>
+          <w:i w:val="0"/>
+        </w:rPr>
+        <w:t xml:space="preserve"> A result below the assay's heart failure cutoff can serve to rule out new-onset heart failure, used together with the clinical assessment and an echocardiogram if indicated.</w:t>
+      </w:r>
+    </w:p>
+    <w:p>
+      <w:pPr>
+        <w:spacing w:after="120"/>
+      </w:pPr>
+      <w:r>
+        <w:rPr>
+          <w:b/>
+          <w:i w:val="0"/>
+        </w:rPr>
+        <w:t>N-terminal pro B-type natriuretic peptide.</w:t>
+      </w:r>
+      <w:r>
+        <w:rPr>
+          <w:b w:val="0"/>
+          <w:i w:val="0"/>
+        </w:rPr>
+        <w:t xml:space="preserve"> Cardiomyocytes secrete pro B-type natriuretic peptide in response to stretch, and it is cleaved into biologically active B-type natriuretic peptide and the inert fragment N-terminal pro B-type natriuretic peptide.</w:t>
+      </w:r>
+    </w:p>
+    <w:p>
+      <w:pPr>
+        <w:spacing w:after="120"/>
+      </w:pPr>
+      <w:r>
+        <w:rPr>
           <w:b w:val="0"/>
           <w:i w:val="0"/>
         </w:rPr>
@@ -17013,6 +16632,25 @@
           <w:b/>
           <w:i w:val="0"/>
         </w:rPr>
+        <w:t>Troponin beyond first diagnosis.</w:t>
+      </w:r>
+      <w:r>
+        <w:rPr>
+          <w:b w:val="0"/>
+          <w:i w:val="0"/>
+        </w:rPr>
+        <w:t xml:space="preserve"> Troponins also detect reocclusion and reinfarction, and procedure-related infarction, such as returning chest pain after a stent.</w:t>
+      </w:r>
+    </w:p>
+    <w:p>
+      <w:pPr>
+        <w:spacing w:after="120"/>
+      </w:pPr>
+      <w:r>
+        <w:rPr>
+          <w:b/>
+          <w:i w:val="0"/>
+        </w:rPr>
         <w:t>Troponin applications:</w:t>
       </w:r>
       <w:r>
@@ -17302,40 +16940,6 @@
     </w:p>
     <w:p>
       <w:pPr>
-        <w:spacing w:after="120"/>
-      </w:pPr>
-      <w:r>
-        <w:rPr>
-          <w:b w:val="0"/>
-          <w:i w:val="0"/>
-        </w:rPr>
-        <w:t>Also tested</w:t>
-      </w:r>
-    </w:p>
-    <w:p>
-      <w:pPr>
-        <w:pStyle w:val="ListBullet"/>
-        <w:spacing w:after="40"/>
-      </w:pPr>
-      <w:r>
-        <w:rPr>
-          <w:b/>
-          <w:i w:val="0"/>
-          <w:sz w:val="20"/>
-        </w:rPr>
-        <w:t>Troponin beyond first diagnosis.</w:t>
-      </w:r>
-      <w:r>
-        <w:rPr>
-          <w:b w:val="0"/>
-          <w:i w:val="0"/>
-          <w:sz w:val="20"/>
-        </w:rPr>
-        <w:t xml:space="preserve"> Troponins also detect reocclusion and reinfarction, and procedure-related infarction, such as returning chest pain after a stent.</w:t>
-      </w:r>
-    </w:p>
-    <w:p>
-      <w:pPr>
         <w:pStyle w:val="Heading2"/>
         <w:spacing w:before="200" w:after="100"/>
       </w:pPr>
@@ -17819,30 +17423,15 @@
       </w:pPr>
       <w:r>
         <w:rPr>
+          <w:b/>
+          <w:i w:val="0"/>
+        </w:rPr>
+        <w:t>Apolipoprotein B monitoring.</w:t>
+      </w:r>
+      <w:r>
+        <w:rPr>
           <w:b w:val="0"/>
           <w:i w:val="0"/>
-        </w:rPr>
-        <w:t>Also tested</w:t>
-      </w:r>
-    </w:p>
-    <w:p>
-      <w:pPr>
-        <w:pStyle w:val="ListBullet"/>
-        <w:spacing w:after="40"/>
-      </w:pPr>
-      <w:r>
-        <w:rPr>
-          <w:b/>
-          <w:i w:val="0"/>
-          <w:sz w:val="20"/>
-        </w:rPr>
-        <w:t>Apolipoprotein B monitoring.</w:t>
-      </w:r>
-      <w:r>
-        <w:rPr>
-          <w:b w:val="0"/>
-          <w:i w:val="0"/>
-          <w:sz w:val="20"/>
         </w:rPr>
         <w:t xml:space="preserve"> It is a modifiable, treatment-responsive marker, so it is used repeatedly to guide and monitor lipid-lowering therapy, unlike lipoprotein(a), which is fixed and measured once.</w:t>
       </w:r>
@@ -18679,6 +18268,63 @@
         <w:spacing w:after="80"/>
       </w:pPr>
     </w:p>
+    <w:p>
+      <w:pPr>
+        <w:spacing w:after="120"/>
+      </w:pPr>
+      <w:r>
+        <w:rPr>
+          <w:b/>
+          <w:i w:val="0"/>
+        </w:rPr>
+        <w:t>Non-HDL-C.</w:t>
+      </w:r>
+      <w:r>
+        <w:rPr>
+          <w:b w:val="0"/>
+          <w:i w:val="0"/>
+        </w:rPr>
+        <w:t xml:space="preserve"> It equals total cholesterol minus HDL-C (210 minus 50 is 160 mg/dL), is followed against a risk-based goal, and needs no triglyceride value and costs nothing extra.</w:t>
+      </w:r>
+    </w:p>
+    <w:p>
+      <w:pPr>
+        <w:spacing w:after="120"/>
+      </w:pPr>
+      <w:r>
+        <w:rPr>
+          <w:b/>
+          <w:i w:val="0"/>
+        </w:rPr>
+        <w:t>Favorable lipid profile.</w:t>
+      </w:r>
+      <w:r>
+        <w:rPr>
+          <w:b w:val="0"/>
+          <w:i w:val="0"/>
+        </w:rPr>
+        <w:t xml:space="preserve"> Total cholesterol below 200 mg/dL and triglycerides below 150 mg/dL, with a high HDL-C, is generally a favorable profile.</w:t>
+      </w:r>
+    </w:p>
+    <w:p>
+      <w:pPr>
+        <w:spacing w:after="120"/>
+      </w:pPr>
+      <w:r>
+        <w:rPr>
+          <w:b/>
+          <w:i w:val="0"/>
+        </w:rPr>
+        <w:t>Triglyceride level and risk.</w:t>
+      </w:r>
+      <w:r>
+        <w:rPr>
+          <w:b w:val="0"/>
+          <w:i w:val="0"/>
+        </w:rPr>
+        <w:t xml:space="preserve"> Triglycerides of 150 mg/dL or above mean increased atherosclerotic risk and act as a risk enhancer for atherosclerotic disease; severe hypertriglyceridemia begins at 500 mg/dL.</w:t>
+      </w:r>
+    </w:p>
     <w:tbl>
       <w:tblPr>
         <w:tblW w:type="auto" w:w="0"/>
@@ -18768,6 +18414,25 @@
       <w:pPr>
         <w:spacing w:after="80"/>
       </w:pPr>
+    </w:p>
+    <w:p>
+      <w:pPr>
+        <w:spacing w:after="120"/>
+      </w:pPr>
+      <w:r>
+        <w:rPr>
+          <w:b/>
+          <w:i w:val="0"/>
+        </w:rPr>
+        <w:t>Elevated lipoprotein(a).</w:t>
+      </w:r>
+      <w:r>
+        <w:rPr>
+          <w:b w:val="0"/>
+          <w:i w:val="0"/>
+        </w:rPr>
+        <w:t xml:space="preserve"> It is a largely fixed genetic risk factor measured once; elevation prompts earlier and more intensive management of every other modifiable risk factor, since statins do not lower it.</w:t>
+      </w:r>
     </w:p>
     <w:tbl>
       <w:tblPr>
@@ -19531,106 +19196,6 @@
       <w:pPr>
         <w:spacing w:after="80"/>
       </w:pPr>
-    </w:p>
-    <w:p>
-      <w:pPr>
-        <w:spacing w:after="120"/>
-      </w:pPr>
-      <w:r>
-        <w:rPr>
-          <w:b w:val="0"/>
-          <w:i w:val="0"/>
-        </w:rPr>
-        <w:t>Also tested</w:t>
-      </w:r>
-    </w:p>
-    <w:p>
-      <w:pPr>
-        <w:pStyle w:val="ListBullet"/>
-        <w:spacing w:after="40"/>
-      </w:pPr>
-      <w:r>
-        <w:rPr>
-          <w:b/>
-          <w:i w:val="0"/>
-          <w:sz w:val="20"/>
-        </w:rPr>
-        <w:t>Non-HDL-C.</w:t>
-      </w:r>
-      <w:r>
-        <w:rPr>
-          <w:b w:val="0"/>
-          <w:i w:val="0"/>
-          <w:sz w:val="20"/>
-        </w:rPr>
-        <w:t xml:space="preserve"> It equals total cholesterol minus HDL-C (210 minus 50 is 160 mg/dL), is followed against a risk-based goal, and needs no triglyceride value and costs nothing extra.</w:t>
-      </w:r>
-    </w:p>
-    <w:p>
-      <w:pPr>
-        <w:pStyle w:val="ListBullet"/>
-        <w:spacing w:after="40"/>
-      </w:pPr>
-      <w:r>
-        <w:rPr>
-          <w:b/>
-          <w:i w:val="0"/>
-          <w:sz w:val="20"/>
-        </w:rPr>
-        <w:t>Favorable lipid profile.</w:t>
-      </w:r>
-      <w:r>
-        <w:rPr>
-          <w:b w:val="0"/>
-          <w:i w:val="0"/>
-          <w:sz w:val="20"/>
-        </w:rPr>
-        <w:t xml:space="preserve"> Total cholesterol below 200 mg/dL and triglycerides below 150 mg/dL, with a high HDL-C, is generally a favorable profile.</w:t>
-      </w:r>
-    </w:p>
-    <w:p>
-      <w:pPr>
-        <w:pStyle w:val="ListBullet"/>
-        <w:spacing w:after="40"/>
-      </w:pPr>
-      <w:r>
-        <w:rPr>
-          <w:b/>
-          <w:i w:val="0"/>
-          <w:sz w:val="20"/>
-        </w:rPr>
-        <w:t>Triglyceride level and risk.</w:t>
-      </w:r>
-      <w:r>
-        <w:rPr>
-          <w:b w:val="0"/>
-          <w:i w:val="0"/>
-          <w:sz w:val="20"/>
-        </w:rPr>
-        <w:t xml:space="preserve"> Triglycerides of 150 mg/dL or above mean increased atherosclerotic risk and act as a risk enhancer for atherosclerotic disease; severe hypertriglyceridemia begins at 500 mg/dL.</w:t>
-      </w:r>
-    </w:p>
-    <w:p>
-      <w:pPr>
-        <w:pStyle w:val="ListBullet"/>
-        <w:spacing w:after="40"/>
-      </w:pPr>
-      <w:r>
-        <w:rPr>
-          <w:b/>
-          <w:i w:val="0"/>
-          <w:sz w:val="20"/>
-        </w:rPr>
-        <w:t>Elevated lipoprotein(a).</w:t>
-      </w:r>
-      <w:r>
-        <w:rPr>
-          <w:b w:val="0"/>
-          <w:i w:val="0"/>
-          <w:sz w:val="20"/>
-        </w:rPr>
-        <w:t xml:space="preserve"> It is a largely fixed genetic risk factor measured once; elevation prompts earlier and more intensive management of every other modifiable risk factor, since statins do not lower it.</w:t>
-      </w:r>
     </w:p>
     <w:p>
       <w:pPr>
@@ -19810,42 +19375,14 @@
           <w:b/>
           <w:i w:val="0"/>
         </w:rPr>
-        <w:t>Lipoprotein(a) in risk assessment:</w:t>
+        <w:t>Fasting for a lipid profile.</w:t>
       </w:r>
       <w:r>
         <w:rPr>
           <w:b w:val="0"/>
           <w:i w:val="0"/>
         </w:rPr>
-        <w:t xml:space="preserve"> a largely fixed genetic factor measured once. Elevation prompts </w:t>
-      </w:r>
-      <w:r>
-        <w:rPr>
-          <w:b/>
-          <w:i w:val="0"/>
-        </w:rPr>
-        <w:t>earlier and more intensive management of every other modifiable risk factor</w:t>
-      </w:r>
-      <w:r>
-        <w:rPr>
-          <w:b w:val="0"/>
-          <w:i w:val="0"/>
-        </w:rPr>
-        <w:t xml:space="preserve"> — statins do not lower it. </w:t>
-      </w:r>
-      <w:r>
-        <w:rPr>
-          <w:b/>
-          <w:i w:val="0"/>
-        </w:rPr>
-        <w:t>ApoB</w:t>
-      </w:r>
-      <w:r>
-        <w:rPr>
-          <w:b w:val="0"/>
-          <w:i w:val="0"/>
-        </w:rPr>
-        <w:t>, by contrast, is modifiable and used repeatedly to guide and monitor therapy.</w:t>
+        <w:t xml:space="preserve"> Nonfasting samples are acceptable for most people. Fasting is reserved for triglycerides of 400 mg/dL or above, triglyceride disorders, or a family history of premature disease or genetic dyslipidemia.</w:t>
       </w:r>
     </w:p>
     <w:p>
@@ -19854,66 +19391,93 @@
       </w:pPr>
       <w:r>
         <w:rPr>
+          <w:b/>
+          <w:i w:val="0"/>
+        </w:rPr>
+        <w:t>Childhood lipid screening.</w:t>
+      </w:r>
+      <w:r>
+        <w:rPr>
           <w:b w:val="0"/>
           <w:i w:val="0"/>
         </w:rPr>
-        <w:t>Also tested</w:t>
+        <w:t xml:space="preserve"> A lipid screen is indicated at ages 9 to 11, even without a family history, to identify familial hypercholesterolemia and other lipid disorders; lipids are screened again at 19.</w:t>
       </w:r>
     </w:p>
     <w:p>
       <w:pPr>
-        <w:pStyle w:val="ListBullet"/>
-        <w:spacing w:after="40"/>
+        <w:spacing w:after="120"/>
       </w:pPr>
       <w:r>
         <w:rPr>
           <w:b/>
           <w:i w:val="0"/>
-          <w:sz w:val="20"/>
-        </w:rPr>
-        <w:t>Fasting for a lipid profile.</w:t>
+        </w:rPr>
+        <w:t>Early lipid screening with a family history.</w:t>
       </w:r>
       <w:r>
         <w:rPr>
           <w:b w:val="0"/>
           <w:i w:val="0"/>
-          <w:sz w:val="20"/>
-        </w:rPr>
-        <w:t xml:space="preserve"> Nonfasting samples are acceptable for most people. Fasting is reserved for triglycerides of 400 mg/dL or above, triglyceride disorders, or a family history of premature disease or genetic dyslipidemia.</w:t>
+        </w:rPr>
+        <w:t xml:space="preserve"> Screening at age 2 or older is recommended with a family history of premature atherosclerotic disease, severe hypercholesterolemia or familial hypercholesterolemia.</w:t>
       </w:r>
     </w:p>
     <w:p>
       <w:pPr>
-        <w:pStyle w:val="ListBullet"/>
-        <w:spacing w:after="40"/>
+        <w:spacing w:after="120"/>
       </w:pPr>
       <w:r>
         <w:rPr>
           <w:b/>
           <w:i w:val="0"/>
-          <w:sz w:val="20"/>
-        </w:rPr>
-        <w:t>Childhood lipid screening.</w:t>
+        </w:rPr>
+        <w:t>Lipoprotein(a) in risk assessment:</w:t>
       </w:r>
       <w:r>
         <w:rPr>
           <w:b w:val="0"/>
           <w:i w:val="0"/>
-          <w:sz w:val="20"/>
-        </w:rPr>
-        <w:t xml:space="preserve"> A lipid screen is indicated at ages 9 to 11, even without a family history, to identify familial hypercholesterolemia and other lipid disorders; lipids are screened again at 19.</w:t>
+        </w:rPr>
+        <w:t xml:space="preserve"> a largely fixed genetic factor measured once. Elevation prompts </w:t>
+      </w:r>
+      <w:r>
+        <w:rPr>
+          <w:b/>
+          <w:i w:val="0"/>
+        </w:rPr>
+        <w:t>earlier and more intensive management of every other modifiable risk factor</w:t>
+      </w:r>
+      <w:r>
+        <w:rPr>
+          <w:b w:val="0"/>
+          <w:i w:val="0"/>
+        </w:rPr>
+        <w:t xml:space="preserve"> — statins do not lower it. </w:t>
+      </w:r>
+      <w:r>
+        <w:rPr>
+          <w:b/>
+          <w:i w:val="0"/>
+        </w:rPr>
+        <w:t>ApoB</w:t>
+      </w:r>
+      <w:r>
+        <w:rPr>
+          <w:b w:val="0"/>
+          <w:i w:val="0"/>
+        </w:rPr>
+        <w:t>, by contrast, is modifiable and used repeatedly to guide and monitor therapy.</w:t>
       </w:r>
     </w:p>
     <w:p>
       <w:pPr>
-        <w:pStyle w:val="ListBullet"/>
-        <w:spacing w:after="40"/>
+        <w:spacing w:after="120"/>
       </w:pPr>
       <w:r>
         <w:rPr>
           <w:b/>
           <w:i w:val="0"/>
-          <w:sz w:val="20"/>
         </w:rPr>
         <w:t>Rechecking lipids after starting therapy.</w:t>
       </w:r>
@@ -19921,31 +19485,8 @@
         <w:rPr>
           <w:b w:val="0"/>
           <w:i w:val="0"/>
-          <w:sz w:val="20"/>
         </w:rPr>
         <w:t xml:space="preserve"> Check lipids in 4 to 12 weeks after starting or changing the dose of lipid-lowering therapy, then every 6 to 12 months.</w:t>
-      </w:r>
-    </w:p>
-    <w:p>
-      <w:pPr>
-        <w:pStyle w:val="ListBullet"/>
-        <w:spacing w:after="40"/>
-      </w:pPr>
-      <w:r>
-        <w:rPr>
-          <w:b/>
-          <w:i w:val="0"/>
-          <w:sz w:val="20"/>
-        </w:rPr>
-        <w:t>Early lipid screening with a family history.</w:t>
-      </w:r>
-      <w:r>
-        <w:rPr>
-          <w:b w:val="0"/>
-          <w:i w:val="0"/>
-          <w:sz w:val="20"/>
-        </w:rPr>
-        <w:t xml:space="preserve"> Screening at age 2 or older is recommended with a family history of premature atherosclerotic disease, severe hypercholesterolemia or familial hypercholesterolemia.</w:t>
       </w:r>
     </w:p>
     <w:p>
@@ -21436,70 +20977,14 @@
           <w:b/>
           <w:i w:val="0"/>
         </w:rPr>
-        <w:t>Lipoprotein(a)</w:t>
+        <w:t>Formation of LDL.</w:t>
       </w:r>
       <w:r>
         <w:rPr>
           <w:b w:val="0"/>
           <w:i w:val="0"/>
         </w:rPr>
-        <w:t xml:space="preserve"> is an LDL-like particle with apo(a) bound to apoB-100: </w:t>
-      </w:r>
-      <w:r>
-        <w:rPr>
-          <w:b/>
-          <w:i w:val="0"/>
-        </w:rPr>
-        <w:t>more than 90% genetic</w:t>
-      </w:r>
-      <w:r>
-        <w:rPr>
-          <w:b w:val="0"/>
-          <w:i w:val="0"/>
-        </w:rPr>
-        <w:t xml:space="preserve">, stable over life, </w:t>
-      </w:r>
-      <w:r>
-        <w:rPr>
-          <w:b/>
-          <w:i w:val="0"/>
-        </w:rPr>
-        <w:t>no fasting</w:t>
-      </w:r>
-      <w:r>
-        <w:rPr>
-          <w:b w:val="0"/>
-          <w:i w:val="0"/>
-        </w:rPr>
-        <w:t xml:space="preserve">, one lifetime measurement generally enough. Repeat is reasonable in women </w:t>
-      </w:r>
-      <w:r>
-        <w:rPr>
-          <w:b/>
-          <w:i w:val="0"/>
-        </w:rPr>
-        <w:t>after menopause</w:t>
-      </w:r>
-      <w:r>
-        <w:rPr>
-          <w:b w:val="0"/>
-          <w:i w:val="0"/>
-        </w:rPr>
-        <w:t xml:space="preserve"> if the earlier level was borderline. Test anyone with a personal or family history of atherosclerotic disease, with </w:t>
-      </w:r>
-      <w:r>
-        <w:rPr>
-          <w:b/>
-          <w:i w:val="0"/>
-        </w:rPr>
-        <w:t>cascade testing</w:t>
-      </w:r>
-      <w:r>
-        <w:rPr>
-          <w:b w:val="0"/>
-          <w:i w:val="0"/>
-        </w:rPr>
-        <w:t xml:space="preserve"> through appropriate families. It is statin-resistant and more atherogenic than LDL.</w:t>
+        <w:t xml:space="preserve"> The liver secretes triglyceride-rich VLDL (very low-density lipoprotein); lipoprotein lipase strips triglyceride to give a remnant (IDL, intermediate-density lipoprotein) and then cholesterol-rich LDL (low-density lipoprotein), the same apolipoprotein B particle at different stages.</w:t>
       </w:r>
     </w:p>
     <w:p>
@@ -21508,38 +20993,73 @@
       </w:pPr>
       <w:r>
         <w:rPr>
+          <w:b/>
+          <w:i w:val="0"/>
+        </w:rPr>
+        <w:t>Lipoprotein(a)</w:t>
+      </w:r>
+      <w:r>
+        <w:rPr>
           <w:b w:val="0"/>
           <w:i w:val="0"/>
         </w:rPr>
-        <w:t xml:space="preserve">LDL is the major cholesterol carrier and the primary prevention target; LDL-C and risk have a </w:t>
+        <w:t xml:space="preserve"> is an LDL-like particle with apo(a) bound to apoB-100: </w:t>
       </w:r>
       <w:r>
         <w:rPr>
           <w:b/>
           <w:i w:val="0"/>
         </w:rPr>
-        <w:t>log-linear</w:t>
+        <w:t>more than 90% genetic</w:t>
       </w:r>
       <w:r>
         <w:rPr>
           <w:b w:val="0"/>
           <w:i w:val="0"/>
         </w:rPr>
-        <w:t xml:space="preserve"> relationship. Remnant cholesterol and triglyceride-rich lipoproteins carry </w:t>
+        <w:t xml:space="preserve">, stable over life, </w:t>
       </w:r>
       <w:r>
         <w:rPr>
           <w:b/>
           <w:i w:val="0"/>
         </w:rPr>
-        <w:t>residual risk</w:t>
+        <w:t>no fasting</w:t>
       </w:r>
       <w:r>
         <w:rPr>
           <w:b w:val="0"/>
           <w:i w:val="0"/>
         </w:rPr>
-        <w:t>.</w:t>
+        <w:t xml:space="preserve">, one lifetime measurement generally enough. Repeat is reasonable in women </w:t>
+      </w:r>
+      <w:r>
+        <w:rPr>
+          <w:b/>
+          <w:i w:val="0"/>
+        </w:rPr>
+        <w:t>after menopause</w:t>
+      </w:r>
+      <w:r>
+        <w:rPr>
+          <w:b w:val="0"/>
+          <w:i w:val="0"/>
+        </w:rPr>
+        <w:t xml:space="preserve"> if the earlier level was borderline. Test anyone with a personal or family history of atherosclerotic disease, with </w:t>
+      </w:r>
+      <w:r>
+        <w:rPr>
+          <w:b/>
+          <w:i w:val="0"/>
+        </w:rPr>
+        <w:t>cascade testing</w:t>
+      </w:r>
+      <w:r>
+        <w:rPr>
+          <w:b w:val="0"/>
+          <w:i w:val="0"/>
+        </w:rPr>
+        <w:t xml:space="preserve"> through appropriate families. It is statin-resistant and more atherogenic than LDL.</w:t>
       </w:r>
     </w:p>
     <w:p>
@@ -21548,76 +21068,76 @@
       </w:pPr>
       <w:r>
         <w:rPr>
+          <w:b/>
+          <w:i w:val="0"/>
+        </w:rPr>
+        <w:t>Lipoprotein(a) testing.</w:t>
+      </w:r>
+      <w:r>
+        <w:rPr>
           <w:b w:val="0"/>
           <w:i w:val="0"/>
         </w:rPr>
-        <w:t>Also tested</w:t>
+        <w:t xml:space="preserve"> The level is more than 90% genetically determined, so testing is indicated with a personal or family history of atherosclerotic disease and extends to first-degree relatives through cascade testing in appropriate families.</w:t>
       </w:r>
     </w:p>
     <w:p>
       <w:pPr>
-        <w:pStyle w:val="ListBullet"/>
-        <w:spacing w:after="40"/>
+        <w:spacing w:after="120"/>
       </w:pPr>
       <w:r>
         <w:rPr>
           <w:b/>
           <w:i w:val="0"/>
-          <w:sz w:val="20"/>
-        </w:rPr>
-        <w:t>Lipoprotein(a) testing.</w:t>
+        </w:rPr>
+        <w:t>Lipoprotein(a) measurement.</w:t>
       </w:r>
       <w:r>
         <w:rPr>
           <w:b w:val="0"/>
           <w:i w:val="0"/>
-          <w:sz w:val="20"/>
-        </w:rPr>
-        <w:t xml:space="preserve"> The level is more than 90% genetically determined, so testing is indicated with a personal or family history of atherosclerotic disease and extends to first-degree relatives through cascade testing in appropriate families.</w:t>
+        </w:rPr>
+        <w:t xml:space="preserve"> It generally needs measuring once in a lifetime: it is more than 90% genetically determined and stable over life, and needs no fasting.</w:t>
       </w:r>
     </w:p>
     <w:p>
       <w:pPr>
-        <w:pStyle w:val="ListBullet"/>
-        <w:spacing w:after="40"/>
+        <w:spacing w:after="120"/>
       </w:pPr>
       <w:r>
         <w:rPr>
+          <w:b w:val="0"/>
+          <w:i w:val="0"/>
+        </w:rPr>
+        <w:t xml:space="preserve">LDL is the major cholesterol carrier and the primary prevention target; LDL-C and risk have a </w:t>
+      </w:r>
+      <w:r>
+        <w:rPr>
           <w:b/>
           <w:i w:val="0"/>
-          <w:sz w:val="20"/>
-        </w:rPr>
-        <w:t>Lipoprotein(a) measurement.</w:t>
+        </w:rPr>
+        <w:t>log-linear</w:t>
       </w:r>
       <w:r>
         <w:rPr>
           <w:b w:val="0"/>
           <w:i w:val="0"/>
-          <w:sz w:val="20"/>
-        </w:rPr>
-        <w:t xml:space="preserve"> It generally needs measuring once in a lifetime: it is more than 90% genetically determined and stable over life, and needs no fasting.</w:t>
-      </w:r>
-    </w:p>
-    <w:p>
-      <w:pPr>
-        <w:pStyle w:val="ListBullet"/>
-        <w:spacing w:after="40"/>
-      </w:pPr>
+        </w:rPr>
+        <w:t xml:space="preserve"> relationship. Remnant cholesterol and triglyceride-rich lipoproteins carry </w:t>
+      </w:r>
       <w:r>
         <w:rPr>
           <w:b/>
           <w:i w:val="0"/>
-          <w:sz w:val="20"/>
-        </w:rPr>
-        <w:t>Formation of LDL.</w:t>
+        </w:rPr>
+        <w:t>residual risk</w:t>
       </w:r>
       <w:r>
         <w:rPr>
           <w:b w:val="0"/>
           <w:i w:val="0"/>
-          <w:sz w:val="20"/>
-        </w:rPr>
-        <w:t xml:space="preserve"> The liver secretes triglyceride-rich VLDL (very low-density lipoprotein); lipoprotein lipase strips triglyceride to give a remnant (IDL, intermediate-density lipoprotein) and then cholesterol-rich LDL (low-density lipoprotein), the same apolipoprotein B particle at different stages.</w:t>
+        </w:rPr>
+        <w:t>.</w:t>
       </w:r>
     </w:p>
     <w:p>
@@ -21785,6 +21305,25 @@
       <w:pPr>
         <w:spacing w:after="80"/>
       </w:pPr>
+    </w:p>
+    <w:p>
+      <w:pPr>
+        <w:spacing w:after="120"/>
+      </w:pPr>
+      <w:r>
+        <w:rPr>
+          <w:b/>
+          <w:i w:val="0"/>
+        </w:rPr>
+        <w:t>Measured and calculated lipid components.</w:t>
+      </w:r>
+      <w:r>
+        <w:rPr>
+          <w:b w:val="0"/>
+          <w:i w:val="0"/>
+        </w:rPr>
+        <w:t xml:space="preserve"> Total cholesterol, HDL-C and triglycerides are measured; LDL-C (low-density lipoprotein cholesterol) and non-HDL-C are calculated, so the LDL-C on a standard report is an estimate. HDL-C is high-density lipoprotein cholesterol.</w:t>
+      </w:r>
     </w:p>
     <w:tbl>
       <w:tblPr>
@@ -22297,40 +21836,6 @@
           <w:i w:val="0"/>
         </w:rPr>
         <w:t xml:space="preserve"> (Professor Lauren Reynolds). Slides 8 and 11 carry their content only as pictures and are reproduced above; slide 21 (the Reynolds Risk Score) is a screenshot of a calculator whose inputs are listed in 9.1. The worked cases on slides 24–31 and 47–48 are teaching scaffolds and are not restated. Emphasis quoted from the 21 September 2026 recording (three segments), read in both transcripts.</w:t>
-      </w:r>
-    </w:p>
-    <w:p>
-      <w:pPr>
-        <w:spacing w:after="120"/>
-      </w:pPr>
-      <w:r>
-        <w:rPr>
-          <w:b w:val="0"/>
-          <w:i w:val="0"/>
-        </w:rPr>
-        <w:t>Also tested</w:t>
-      </w:r>
-    </w:p>
-    <w:p>
-      <w:pPr>
-        <w:pStyle w:val="ListBullet"/>
-        <w:spacing w:after="40"/>
-      </w:pPr>
-      <w:r>
-        <w:rPr>
-          <w:b/>
-          <w:i w:val="0"/>
-          <w:sz w:val="20"/>
-        </w:rPr>
-        <w:t>Measured and calculated lipid components.</w:t>
-      </w:r>
-      <w:r>
-        <w:rPr>
-          <w:b w:val="0"/>
-          <w:i w:val="0"/>
-          <w:sz w:val="20"/>
-        </w:rPr>
-        <w:t xml:space="preserve"> Total cholesterol, HDL-C and triglycerides are measured; LDL-C (low-density lipoprotein cholesterol) and non-HDL-C are calculated, so the LDL-C on a standard report is an estimate. HDL-C is high-density lipoprotein cholesterol.</w:t>
       </w:r>
     </w:p>
     <w:p>
@@ -29914,6 +29419,25 @@
           <w:b/>
           <w:i w:val="0"/>
         </w:rPr>
+        <w:t>International normalized ratio.</w:t>
+      </w:r>
+      <w:r>
+        <w:rPr>
+          <w:b w:val="0"/>
+          <w:i w:val="0"/>
+        </w:rPr>
+        <w:t xml:space="preserve"> It adjusts the prothrombin time ratio so results can be standardized from laboratory to laboratory.</w:t>
+      </w:r>
+    </w:p>
+    <w:p>
+      <w:pPr>
+        <w:spacing w:after="120"/>
+      </w:pPr>
+      <w:r>
+        <w:rPr>
+          <w:b/>
+          <w:i w:val="0"/>
+        </w:rPr>
         <w:t>Which arm is which.</w:t>
       </w:r>
       <w:r>
@@ -30097,40 +29621,6 @@
       <w:pPr>
         <w:spacing w:after="80"/>
       </w:pPr>
-    </w:p>
-    <w:p>
-      <w:pPr>
-        <w:spacing w:after="120"/>
-      </w:pPr>
-      <w:r>
-        <w:rPr>
-          <w:b w:val="0"/>
-          <w:i w:val="0"/>
-        </w:rPr>
-        <w:t>Also tested</w:t>
-      </w:r>
-    </w:p>
-    <w:p>
-      <w:pPr>
-        <w:pStyle w:val="ListBullet"/>
-        <w:spacing w:after="40"/>
-      </w:pPr>
-      <w:r>
-        <w:rPr>
-          <w:b/>
-          <w:i w:val="0"/>
-          <w:sz w:val="20"/>
-        </w:rPr>
-        <w:t>International normalized ratio.</w:t>
-      </w:r>
-      <w:r>
-        <w:rPr>
-          <w:b w:val="0"/>
-          <w:i w:val="0"/>
-          <w:sz w:val="20"/>
-        </w:rPr>
-        <w:t xml:space="preserve"> It adjusts the prothrombin time ratio so results can be standardized from laboratory to laboratory.</w:t>
-      </w:r>
     </w:p>
     <w:p>
       <w:pPr>
@@ -31307,30 +30797,15 @@
       </w:pPr>
       <w:r>
         <w:rPr>
+          <w:b/>
+          <w:i w:val="0"/>
+        </w:rPr>
+        <w:t>Thrombotic workup.</w:t>
+      </w:r>
+      <w:r>
+        <w:rPr>
           <w:b w:val="0"/>
           <w:i w:val="0"/>
-        </w:rPr>
-        <w:t>Also tested</w:t>
-      </w:r>
-    </w:p>
-    <w:p>
-      <w:pPr>
-        <w:pStyle w:val="ListBullet"/>
-        <w:spacing w:after="40"/>
-      </w:pPr>
-      <w:r>
-        <w:rPr>
-          <w:b/>
-          <w:i w:val="0"/>
-          <w:sz w:val="20"/>
-        </w:rPr>
-        <w:t>Thrombotic workup.</w:t>
-      </w:r>
-      <w:r>
-        <w:rPr>
-          <w:b w:val="0"/>
-          <w:i w:val="0"/>
-          <w:sz w:val="20"/>
         </w:rPr>
         <w:t xml:space="preserve"> The thrombotic workup is the prothrombin time, the activated partial thromboplastin time and D-dimer; these differ across thrombus types and most are abnormal in disseminated intravascular coagulation.</w:t>
       </w:r>

--- a/Principles of Diagnostic Medicine I Exam 2/pdm-exam-2-study-guide.docx
+++ b/Principles of Diagnostic Medicine I Exam 2/pdm-exam-2-study-guide.docx
@@ -8582,25 +8582,6 @@
     </w:p>
     <w:p>
       <w:pPr>
-        <w:spacing w:after="120"/>
-      </w:pPr>
-      <w:r>
-        <w:rPr>
-          <w:b/>
-          <w:i w:val="0"/>
-        </w:rPr>
-        <w:t>Vascular ultrasound image formation.</w:t>
-      </w:r>
-      <w:r>
-        <w:rPr>
-          <w:b w:val="0"/>
-          <w:i w:val="0"/>
-        </w:rPr>
-        <w:t xml:space="preserve"> Quartz crystals emit high frequency pulses that reflect off tissue; the returning echoes are turned into a picture, what returns depends on the density of what the pulses meet, and anything that stops sound returning leaves a gap.</w:t>
-      </w:r>
-    </w:p>
-    <w:p>
-      <w:pPr>
         <w:pStyle w:val="Heading2"/>
         <w:spacing w:before="200" w:after="100"/>
       </w:pPr>
@@ -12406,14 +12387,14 @@
           <w:b/>
           <w:i w:val="0"/>
         </w:rPr>
-        <w:t>Coronary arteries and vascular ultrasound.</w:t>
+        <w:t>Vascular ultrasound image formation.</w:t>
       </w:r>
       <w:r>
         <w:rPr>
           <w:b w:val="0"/>
           <w:i w:val="0"/>
         </w:rPr>
-        <w:t xml:space="preserve"> Assessment of coronary artery stenosis is not a listed indication for vascular ultrasound: the coronary arteries are not accessible to surface vascular ultrasound and are assessed by computed tomography angiography or catheter angiography.</w:t>
+        <w:t xml:space="preserve"> Quartz crystals emit high frequency pulses that reflect off tissue; the returning echoes are turned into a picture, what returns depends on the density of what the pulses meet, and anything that stops sound returning leaves a gap.</w:t>
       </w:r>
     </w:p>
     <w:p>
@@ -12425,14 +12406,14 @@
           <w:b/>
           <w:i w:val="0"/>
         </w:rPr>
-        <w:t>High-sensitivity troponin.</w:t>
+        <w:t>Coronary arteries and vascular ultrasound.</w:t>
       </w:r>
       <w:r>
         <w:rPr>
           <w:b w:val="0"/>
           <w:i w:val="0"/>
         </w:rPr>
-        <w:t xml:space="preserve"> High-sensitivity describes the assay's characteristics, not a different subunit of troponin; the assay detects circulating troponin at lower concentrations, which is where its advantage comes from.</w:t>
+        <w:t xml:space="preserve"> Assessment of coronary artery stenosis is not a listed indication for vascular ultrasound: the coronary arteries are not accessible to surface vascular ultrasound and are assessed by computed tomography angiography or catheter angiography.</w:t>
       </w:r>
     </w:p>
     <w:p>
@@ -15178,6 +15159,25 @@
           <w:sz w:val="15"/>
         </w:rPr>
         <w:t>Slide 8 is only this picture. Each generation of assay lowered the diagnostic cutoff, and the lower the cutoff, the earlier the rising curve crosses it. That is the whole advantage of the high-sensitivity assay in one image. Source: svCardiac Biomarkers and Lipids.pptx, Slide 8.</w:t>
+      </w:r>
+    </w:p>
+    <w:p>
+      <w:pPr>
+        <w:spacing w:after="120"/>
+      </w:pPr>
+      <w:r>
+        <w:rPr>
+          <w:b/>
+          <w:i w:val="0"/>
+        </w:rPr>
+        <w:t>High-sensitivity troponin.</w:t>
+      </w:r>
+      <w:r>
+        <w:rPr>
+          <w:b w:val="0"/>
+          <w:i w:val="0"/>
+        </w:rPr>
+        <w:t xml:space="preserve"> High-sensitivity describes the assay's characteristics, not a different subunit of troponin; the assay detects circulating troponin at lower concentrations, which is where its advantage comes from.</w:t>
       </w:r>
     </w:p>
     <w:p>
